--- a/02-放大电路/01-运算放大电路/电流检测放大电路/电流检测放大电路.docx
+++ b/02-放大电路/01-运算放大电路/电流检测放大电路/电流检测放大电路.docx
@@ -2127,6 +2127,20 @@
     </w:p>
     <w:bookmarkEnd w:id="26"/>
     <w:bookmarkEnd w:id="27"/>
+    <w:p>
+      <w:pPr>
+        <w:spacing w:before="360"/>
+        <w:jc w:val="center"/>
+      </w:pPr>
+      <w:r>
+        <w:rPr>
+          <w:rFonts w:ascii="Times New Roman" w:hAnsi="Times New Roman"/>
+          <w:color w:val="555555"/>
+          <w:sz w:val="21"/>
+        </w:rPr>
+        <w:t>材料收集者：杜文杰</w:t>
+      </w:r>
+    </w:p>
     <w:sectPr>
       <w:headerReference r:id="rId9" w:type="default"/>
       <w:footerReference r:id="rId10" w:type="default"/>

--- a/02-放大电路/01-运算放大电路/电流检测放大电路/电流检测放大电路.docx
+++ b/02-放大电路/01-运算放大电路/电流检测放大电路/电流检测放大电路.docx
@@ -1,6 +1,6 @@
 
 <file path=word/document.xml><?xml version="1.0" encoding="utf-8"?>
-<w:document xmlns:w="http://schemas.openxmlformats.org/wordprocessingml/2006/main" xmlns:m="http://schemas.openxmlformats.org/officeDocument/2006/math" xmlns:r="http://schemas.openxmlformats.org/officeDocument/2006/relationships" xmlns:o="urn:schemas-microsoft-com:office:office" xmlns:v="urn:schemas-microsoft-com:vml" xmlns:w10="urn:schemas-microsoft-com:office:word" xmlns:a="http://schemas.openxmlformats.org/drawingml/2006/main" xmlns:pic="http://schemas.openxmlformats.org/drawingml/2006/picture" xmlns:wp="http://schemas.openxmlformats.org/drawingml/2006/wordprocessingDrawing">
+<w:document xmlns:m="http://schemas.openxmlformats.org/officeDocument/2006/math" xmlns:r="http://schemas.openxmlformats.org/officeDocument/2006/relationships" xmlns:w="http://schemas.openxmlformats.org/wordprocessingml/2006/main" xmlns:o="urn:schemas-microsoft-com:office:office" xmlns:v="urn:schemas-microsoft-com:vml" xmlns:w10="urn:schemas-microsoft-com:office:word" xmlns:a="http://schemas.openxmlformats.org/drawingml/2006/main" xmlns:pic="http://schemas.openxmlformats.org/drawingml/2006/picture" xmlns:wp="http://schemas.openxmlformats.org/drawingml/2006/wordprocessingDrawing">
   <w:body>
     <w:bookmarkStart w:id="27" w:name="电流检测放大电路"/>
     <w:p>
@@ -9,7 +9,7 @@
       </w:pPr>
       <w:r>
         <w:rPr>
-          <w:rFonts w:hint="eastAsia"/>
+          <w:rFonts w:hint="eastAsia" w:eastAsia="黑体"/>
         </w:rPr>
         <w:t xml:space="preserve">电流检测放大电路</w:t>
       </w:r>
@@ -21,7 +21,7 @@
       </w:pPr>
       <w:r>
         <w:rPr>
-          <w:rFonts w:hint="eastAsia"/>
+          <w:rFonts w:hint="eastAsia" w:eastAsia="黑体"/>
         </w:rPr>
         <w:t xml:space="preserve">拓扑描述</w:t>
       </w:r>
@@ -32,16 +32,19 @@
       </w:pPr>
       <w:r>
         <w:rPr>
-          <w:rFonts w:hint="eastAsia"/>
+          <w:rFonts w:hint="eastAsia" w:eastAsia="黑体"/>
         </w:rPr>
         <w:t xml:space="preserve">由</w:t>
       </w:r>
       <w:r>
+        <w:rPr>
+          <w:rFonts w:eastAsia="黑体"/>
+        </w:rPr>
         <w:t xml:space="preserve"> </w:t>
       </w:r>
       <w:r>
         <w:rPr>
-          <w:rFonts w:hint="eastAsia"/>
+          <w:rFonts w:hint="eastAsia" w:eastAsia="黑体"/>
           <w:b/>
           <w:bCs/>
         </w:rPr>
@@ -49,6 +52,7 @@
       </w:r>
       <w:r>
         <w:rPr>
+          <w:rFonts w:eastAsia="黑体"/>
           <w:b/>
           <w:bCs/>
         </w:rPr>
@@ -82,33 +86,39 @@
       </m:oMath>
       <w:r>
         <w:rPr>
-          <w:rFonts w:hint="eastAsia"/>
+          <w:rFonts w:hint="eastAsia" w:eastAsia="黑体"/>
         </w:rPr>
         <w:t xml:space="preserve">（串联在被测回路中）与</w:t>
       </w:r>
       <w:r>
+        <w:rPr>
+          <w:rFonts w:eastAsia="黑体"/>
+        </w:rPr>
         <w:t xml:space="preserve"> </w:t>
       </w:r>
       <w:r>
         <w:rPr>
-          <w:rFonts w:hint="eastAsia"/>
+          <w:rFonts w:hint="eastAsia" w:eastAsia="黑体"/>
           <w:b/>
           <w:bCs/>
         </w:rPr>
         <w:t xml:space="preserve">一个电流检测放大器（差分放大器）A1</w:t>
       </w:r>
       <w:r>
+        <w:rPr>
+          <w:rFonts w:eastAsia="黑体"/>
+        </w:rPr>
         <w:t xml:space="preserve"> </w:t>
       </w:r>
       <w:r>
         <w:rPr>
-          <w:rFonts w:hint="eastAsia"/>
+          <w:rFonts w:hint="eastAsia" w:eastAsia="黑体"/>
         </w:rPr>
         <w:t xml:space="preserve">组成，可选滤波元件。电路关键节点：</w:t>
       </w:r>
       <w:r>
         <w:rPr>
-          <w:rFonts w:hint="eastAsia"/>
+          <w:rFonts w:hint="eastAsia" w:eastAsia="黑体"/>
           <w:b/>
           <w:bCs/>
         </w:rPr>
@@ -116,7 +126,7 @@
       </w:r>
       <w:r>
         <w:rPr>
-          <w:rFonts w:hint="eastAsia"/>
+          <w:rFonts w:hint="eastAsia" w:eastAsia="黑体"/>
         </w:rPr>
         <w:t xml:space="preserve">（</w:t>
       </w:r>
@@ -147,35 +157,44 @@
         </m:sSub>
       </m:oMath>
       <w:r>
+        <w:rPr>
+          <w:rFonts w:eastAsia="黑体"/>
+        </w:rPr>
         <w:t xml:space="preserve"> </w:t>
       </w:r>
       <w:r>
         <w:rPr>
-          <w:rFonts w:hint="eastAsia"/>
+          <w:rFonts w:hint="eastAsia" w:eastAsia="黑体"/>
         </w:rPr>
         <w:t xml:space="preserve">的电流流入端，接负载/电源侧，连</w:t>
       </w:r>
       <w:r>
+        <w:rPr>
+          <w:rFonts w:eastAsia="黑体"/>
+        </w:rPr>
         <w:t xml:space="preserve"> A1 </w:t>
       </w:r>
       <w:r>
         <w:rPr>
-          <w:rFonts w:hint="eastAsia"/>
+          <w:rFonts w:hint="eastAsia" w:eastAsia="黑体"/>
         </w:rPr>
         <w:t xml:space="preserve">的正输入脚</w:t>
       </w:r>
       <w:r>
+        <w:rPr>
+          <w:rFonts w:eastAsia="黑体"/>
+        </w:rPr>
         <w:t xml:space="preserve"> </w:t>
       </w:r>
       <w:r>
         <w:rPr>
-          <w:rFonts w:hint="eastAsia"/>
+          <w:rFonts w:hint="eastAsia" w:eastAsia="黑体"/>
         </w:rPr>
         <w:t xml:space="preserve">+IN）；</w:t>
       </w:r>
       <w:r>
         <w:rPr>
-          <w:rFonts w:hint="eastAsia"/>
+          <w:rFonts w:hint="eastAsia" w:eastAsia="黑体"/>
           <w:b/>
           <w:bCs/>
         </w:rPr>
@@ -183,7 +202,7 @@
       </w:r>
       <w:r>
         <w:rPr>
-          <w:rFonts w:hint="eastAsia"/>
+          <w:rFonts w:hint="eastAsia" w:eastAsia="黑体"/>
         </w:rPr>
         <w:t xml:space="preserve">（</w:t>
       </w:r>
@@ -214,35 +233,44 @@
         </m:sSub>
       </m:oMath>
       <w:r>
+        <w:rPr>
+          <w:rFonts w:eastAsia="黑体"/>
+        </w:rPr>
         <w:t xml:space="preserve"> </w:t>
       </w:r>
       <w:r>
         <w:rPr>
-          <w:rFonts w:hint="eastAsia"/>
+          <w:rFonts w:hint="eastAsia" w:eastAsia="黑体"/>
         </w:rPr>
         <w:t xml:space="preserve">的电流流出端，连</w:t>
       </w:r>
       <w:r>
+        <w:rPr>
+          <w:rFonts w:eastAsia="黑体"/>
+        </w:rPr>
         <w:t xml:space="preserve"> A1 </w:t>
       </w:r>
       <w:r>
         <w:rPr>
-          <w:rFonts w:hint="eastAsia"/>
+          <w:rFonts w:hint="eastAsia" w:eastAsia="黑体"/>
         </w:rPr>
         <w:t xml:space="preserve">的负输入脚</w:t>
       </w:r>
       <w:r>
+        <w:rPr>
+          <w:rFonts w:eastAsia="黑体"/>
+        </w:rPr>
         <w:t xml:space="preserve"> </w:t>
       </w:r>
       <w:r>
         <w:rPr>
-          <w:rFonts w:hint="eastAsia"/>
+          <w:rFonts w:hint="eastAsia" w:eastAsia="黑体"/>
         </w:rPr>
         <w:t xml:space="preserve">−IN）；</w:t>
       </w:r>
       <w:r>
         <w:rPr>
-          <w:rFonts w:hint="eastAsia"/>
+          <w:rFonts w:hint="eastAsia" w:eastAsia="黑体"/>
           <w:b/>
           <w:bCs/>
         </w:rPr>
@@ -250,29 +278,38 @@
       </w:r>
       <w:r>
         <w:rPr>
-          <w:rFonts w:hint="eastAsia"/>
+          <w:rFonts w:hint="eastAsia" w:eastAsia="黑体"/>
         </w:rPr>
         <w:t xml:space="preserve">（A1</w:t>
       </w:r>
       <w:r>
+        <w:rPr>
+          <w:rFonts w:eastAsia="黑体"/>
+        </w:rPr>
         <w:t xml:space="preserve"> </w:t>
       </w:r>
       <w:r>
         <w:rPr>
-          <w:rFonts w:hint="eastAsia"/>
+          <w:rFonts w:hint="eastAsia" w:eastAsia="黑体"/>
         </w:rPr>
         <w:t xml:space="preserve">的</w:t>
       </w:r>
       <w:r>
+        <w:rPr>
+          <w:rFonts w:eastAsia="黑体"/>
+        </w:rPr>
         <w:t xml:space="preserve"> </w:t>
       </w:r>
       <w:r>
         <w:rPr>
-          <w:rFonts w:hint="eastAsia"/>
+          <w:rFonts w:hint="eastAsia" w:eastAsia="黑体"/>
         </w:rPr>
         <w:t xml:space="preserve">OUT，作为对地输出</w:t>
       </w:r>
       <w:r>
+        <w:rPr>
+          <w:rFonts w:eastAsia="黑体"/>
+        </w:rPr>
         <w:t xml:space="preserve"> </w:t>
       </w:r>
       <m:oMath>
@@ -297,7 +334,7 @@
       </m:oMath>
       <w:r>
         <w:rPr>
-          <w:rFonts w:hint="eastAsia"/>
+          <w:rFonts w:hint="eastAsia" w:eastAsia="黑体"/>
         </w:rPr>
         <w:t xml:space="preserve">）。</w:t>
       </w:r>
@@ -306,7 +343,7 @@
       <w:pPr/>
       <w:r>
         <w:rPr>
-          <w:rFonts w:hint="eastAsia"/>
+          <w:rFonts w:hint="eastAsia" w:eastAsia="黑体"/>
         </w:rPr>
         <w:t xml:space="preserve">各元件管脚连接：</w:t>
       </w:r>
@@ -337,108 +374,142 @@
         </m:sSub>
       </m:oMath>
       <w:r>
+        <w:rPr>
+          <w:rFonts w:eastAsia="黑体"/>
+        </w:rPr>
         <w:t xml:space="preserve"> </w:t>
       </w:r>
       <w:r>
         <w:rPr>
-          <w:rFonts w:hint="eastAsia"/>
+          <w:rFonts w:hint="eastAsia" w:eastAsia="黑体"/>
         </w:rPr>
         <w:t xml:space="preserve">串入被测电流主回路，其两端分别接</w:t>
       </w:r>
       <w:r>
+        <w:rPr>
+          <w:rFonts w:eastAsia="黑体"/>
+        </w:rPr>
         <w:t xml:space="preserve"> A1 </w:t>
       </w:r>
       <w:r>
         <w:rPr>
-          <w:rFonts w:hint="eastAsia"/>
+          <w:rFonts w:hint="eastAsia" w:eastAsia="黑体"/>
         </w:rPr>
         <w:t xml:space="preserve">的正输入脚</w:t>
       </w:r>
       <w:r>
+        <w:rPr>
+          <w:rFonts w:eastAsia="黑体"/>
+        </w:rPr>
         <w:t xml:space="preserve"> +IN </w:t>
       </w:r>
       <w:r>
         <w:rPr>
-          <w:rFonts w:hint="eastAsia"/>
+          <w:rFonts w:hint="eastAsia" w:eastAsia="黑体"/>
         </w:rPr>
         <w:t xml:space="preserve">与负输入脚</w:t>
       </w:r>
       <w:r>
+        <w:rPr>
+          <w:rFonts w:eastAsia="黑体"/>
+        </w:rPr>
         <w:t xml:space="preserve"> </w:t>
       </w:r>
       <w:r>
         <w:rPr>
-          <w:rFonts w:hint="eastAsia"/>
+          <w:rFonts w:hint="eastAsia" w:eastAsia="黑体"/>
         </w:rPr>
         <w:t xml:space="preserve">−IN（高侧检测时</w:t>
       </w:r>
       <w:r>
+        <w:rPr>
+          <w:rFonts w:eastAsia="黑体"/>
+        </w:rPr>
         <w:t xml:space="preserve"> +IN </w:t>
       </w:r>
       <w:r>
         <w:rPr>
-          <w:rFonts w:hint="eastAsia"/>
+          <w:rFonts w:hint="eastAsia" w:eastAsia="黑体"/>
         </w:rPr>
         <w:t xml:space="preserve">接母线侧，低侧检测时</w:t>
       </w:r>
       <w:r>
+        <w:rPr>
+          <w:rFonts w:eastAsia="黑体"/>
+        </w:rPr>
         <w:t xml:space="preserve"> −IN </w:t>
       </w:r>
       <w:r>
         <w:rPr>
-          <w:rFonts w:hint="eastAsia"/>
+          <w:rFonts w:hint="eastAsia" w:eastAsia="黑体"/>
         </w:rPr>
         <w:t xml:space="preserve">接</w:t>
       </w:r>
       <w:r>
+        <w:rPr>
+          <w:rFonts w:eastAsia="黑体"/>
+        </w:rPr>
         <w:t xml:space="preserve"> GND </w:t>
       </w:r>
       <w:r>
         <w:rPr>
-          <w:rFonts w:hint="eastAsia"/>
+          <w:rFonts w:hint="eastAsia" w:eastAsia="黑体"/>
         </w:rPr>
         <w:t xml:space="preserve">侧）；</w:t>
       </w:r>
       <w:r>
         <w:rPr>
+          <w:rFonts w:eastAsia="黑体"/>
           <w:b/>
           <w:bCs/>
         </w:rPr>
         <w:t xml:space="preserve">A1</w:t>
       </w:r>
       <w:r>
+        <w:rPr>
+          <w:rFonts w:eastAsia="黑体"/>
+        </w:rPr>
         <w:t xml:space="preserve"> </w:t>
       </w:r>
       <w:r>
         <w:rPr>
-          <w:rFonts w:hint="eastAsia"/>
+          <w:rFonts w:hint="eastAsia" w:eastAsia="黑体"/>
         </w:rPr>
         <w:t xml:space="preserve">的</w:t>
       </w:r>
       <w:r>
+        <w:rPr>
+          <w:rFonts w:eastAsia="黑体"/>
+        </w:rPr>
         <w:t xml:space="preserve"> +IN </w:t>
       </w:r>
       <w:r>
         <w:rPr>
-          <w:rFonts w:hint="eastAsia"/>
+          <w:rFonts w:hint="eastAsia" w:eastAsia="黑体"/>
         </w:rPr>
         <w:t xml:space="preserve">接采样高端节点、−IN</w:t>
       </w:r>
       <w:r>
+        <w:rPr>
+          <w:rFonts w:eastAsia="黑体"/>
+        </w:rPr>
         <w:t xml:space="preserve"> </w:t>
       </w:r>
       <w:r>
         <w:rPr>
-          <w:rFonts w:hint="eastAsia"/>
+          <w:rFonts w:hint="eastAsia" w:eastAsia="黑体"/>
         </w:rPr>
         <w:t xml:space="preserve">接采样低端节点、OUT</w:t>
       </w:r>
       <w:r>
+        <w:rPr>
+          <w:rFonts w:eastAsia="黑体"/>
+        </w:rPr>
         <w:t xml:space="preserve"> </w:t>
       </w:r>
       <w:r>
         <w:rPr>
-          <w:rFonts w:hint="eastAsia"/>
+          <w:rFonts w:hint="eastAsia" w:eastAsia="黑体"/>
         </w:rPr>
         <w:t xml:space="preserve">接输出节点、电源脚接相应供电与地。</w:t>
       </w:r>
@@ -447,7 +518,7 @@
       <w:pPr/>
       <w:r>
         <w:rPr>
-          <w:rFonts w:hint="eastAsia"/>
+          <w:rFonts w:hint="eastAsia" w:eastAsia="黑体"/>
         </w:rPr>
         <w:t xml:space="preserve">由此构成电流检测组态：采样电阻把被测电流转为差分压降，差分放大器放大该压降并输出与电流成正比的电压，用于高侧或低侧电流测量。</w:t>
       </w:r>
@@ -460,7 +531,7 @@
       </w:pPr>
       <w:r>
         <w:rPr>
-          <w:rFonts w:hint="eastAsia"/>
+          <w:rFonts w:hint="eastAsia" w:eastAsia="黑体"/>
         </w:rPr>
         <w:t xml:space="preserve">工作原理</w:t>
       </w:r>
@@ -471,11 +542,14 @@
       </w:pPr>
       <w:r>
         <w:rPr>
-          <w:rFonts w:hint="eastAsia"/>
+          <w:rFonts w:hint="eastAsia" w:eastAsia="黑体"/>
         </w:rPr>
         <w:t xml:space="preserve">被测电流通过采样电阻产生压降</w:t>
       </w:r>
       <w:r>
+        <w:rPr>
+          <w:rFonts w:eastAsia="黑体"/>
+        </w:rPr>
         <w:t xml:space="preserve"> </w:t>
       </w:r>
       <m:oMath>
@@ -545,16 +619,19 @@
       </m:oMath>
       <w:r>
         <w:rPr>
-          <w:rFonts w:hint="eastAsia"/>
+          <w:rFonts w:hint="eastAsia" w:eastAsia="黑体"/>
         </w:rPr>
         <w:t xml:space="preserve">，电流检测放大器以固定增益放大该差分电压，输出一个与电流成正比的电压信号，供</w:t>
       </w:r>
       <w:r>
+        <w:rPr>
+          <w:rFonts w:eastAsia="黑体"/>
+        </w:rPr>
         <w:t xml:space="preserve"> ADC </w:t>
       </w:r>
       <w:r>
         <w:rPr>
-          <w:rFonts w:hint="eastAsia"/>
+          <w:rFonts w:hint="eastAsia" w:eastAsia="黑体"/>
         </w:rPr>
         <w:t xml:space="preserve">或控制回路使用。</w:t>
       </w:r>
@@ -567,7 +644,7 @@
       </w:pPr>
       <w:r>
         <w:rPr>
-          <w:rFonts w:hint="eastAsia"/>
+          <w:rFonts w:hint="eastAsia" w:eastAsia="黑体"/>
         </w:rPr>
         <w:t xml:space="preserve">关键计算公式</w:t>
       </w:r>
@@ -581,7 +658,7 @@
       </w:pPr>
       <w:r>
         <w:rPr>
-          <w:rFonts w:hint="eastAsia"/>
+          <w:rFonts w:hint="eastAsia" w:eastAsia="黑体"/>
         </w:rPr>
         <w:t xml:space="preserve">采样压降：</w:t>
       </w:r>
@@ -671,7 +748,7 @@
       </w:pPr>
       <w:r>
         <w:rPr>
-          <w:rFonts w:hint="eastAsia"/>
+          <w:rFonts w:hint="eastAsia" w:eastAsia="黑体"/>
         </w:rPr>
         <w:t xml:space="preserve">输出电压：</w:t>
       </w:r>
@@ -803,7 +880,7 @@
       </w:pPr>
       <w:r>
         <w:rPr>
-          <w:rFonts w:hint="eastAsia"/>
+          <w:rFonts w:hint="eastAsia" w:eastAsia="黑体"/>
         </w:rPr>
         <w:t xml:space="preserve">输出电流分辨率（对应最小可测电流）：</w:t>
       </w:r>
@@ -911,7 +988,7 @@
       </w:pPr>
       <w:r>
         <w:rPr>
-          <w:rFonts w:hint="eastAsia"/>
+          <w:rFonts w:hint="eastAsia" w:eastAsia="黑体"/>
         </w:rPr>
         <w:t xml:space="preserve">采样电阻功率：</w:t>
       </w:r>
@@ -1026,7 +1103,7 @@
             </w:pPr>
             <w:r>
               <w:rPr>
-                <w:rFonts w:hint="eastAsia"/>
+                <w:rFonts w:hint="eastAsia" w:eastAsia="黑体"/>
               </w:rPr>
               <w:t xml:space="preserve">符号</w:t>
             </w:r>
@@ -1040,7 +1117,7 @@
             </w:pPr>
             <w:r>
               <w:rPr>
-                <w:rFonts w:hint="eastAsia"/>
+                <w:rFonts w:hint="eastAsia" w:eastAsia="黑体"/>
               </w:rPr>
               <w:t xml:space="preserve">含义</w:t>
             </w:r>
@@ -1054,7 +1131,7 @@
             </w:pPr>
             <w:r>
               <w:rPr>
-                <w:rFonts w:hint="eastAsia"/>
+                <w:rFonts w:hint="eastAsia" w:eastAsia="黑体"/>
               </w:rPr>
               <w:t xml:space="preserve">单位</w:t>
             </w:r>
@@ -1074,6 +1151,9 @@
               </m:r>
             </m:oMath>
             <w:r>
+              <w:rPr>
+                <w:rFonts w:eastAsia="黑体"/>
+              </w:rPr>
               <w:t xml:space="preserve">​</w:t>
             </w:r>
           </w:p>
@@ -1086,7 +1166,7 @@
             </w:pPr>
             <w:r>
               <w:rPr>
-                <w:rFonts w:hint="eastAsia"/>
+                <w:rFonts w:hint="eastAsia" w:eastAsia="黑体"/>
               </w:rPr>
               <w:t xml:space="preserve">被测电流</w:t>
             </w:r>
@@ -1099,6 +1179,9 @@
               <w:pStyle w:val="Compact"/>
             </w:pPr>
             <w:r>
+              <w:rPr>
+                <w:rFonts w:eastAsia="黑体"/>
+              </w:rPr>
               <w:t xml:space="preserve">A</w:t>
             </w:r>
           </w:p>
@@ -1138,6 +1221,9 @@
               </m:sSub>
             </m:oMath>
             <w:r>
+              <w:rPr>
+                <w:rFonts w:eastAsia="黑体"/>
+              </w:rPr>
               <w:t xml:space="preserve">​</w:t>
             </w:r>
           </w:p>
@@ -1150,7 +1236,7 @@
             </w:pPr>
             <w:r>
               <w:rPr>
-                <w:rFonts w:hint="eastAsia"/>
+                <w:rFonts w:hint="eastAsia" w:eastAsia="黑体"/>
               </w:rPr>
               <w:t xml:space="preserve">采样电阻</w:t>
             </w:r>
@@ -1163,6 +1249,9 @@
               <w:pStyle w:val="Compact"/>
             </w:pPr>
             <w:r>
+              <w:rPr>
+                <w:rFonts w:eastAsia="黑体"/>
+              </w:rPr>
               <w:t xml:space="preserve">Ω</w:t>
             </w:r>
           </w:p>
@@ -1202,6 +1291,9 @@
               </m:sSub>
             </m:oMath>
             <w:r>
+              <w:rPr>
+                <w:rFonts w:eastAsia="黑体"/>
+              </w:rPr>
               <w:t xml:space="preserve">​</w:t>
             </w:r>
           </w:p>
@@ -1214,7 +1306,7 @@
             </w:pPr>
             <w:r>
               <w:rPr>
-                <w:rFonts w:hint="eastAsia"/>
+                <w:rFonts w:hint="eastAsia" w:eastAsia="黑体"/>
               </w:rPr>
               <w:t xml:space="preserve">采样压降</w:t>
             </w:r>
@@ -1227,6 +1319,9 @@
               <w:pStyle w:val="Compact"/>
             </w:pPr>
             <w:r>
+              <w:rPr>
+                <w:rFonts w:eastAsia="黑体"/>
+              </w:rPr>
               <w:t xml:space="preserve">V</w:t>
             </w:r>
           </w:p>
@@ -1245,6 +1340,9 @@
               </m:r>
             </m:oMath>
             <w:r>
+              <w:rPr>
+                <w:rFonts w:eastAsia="黑体"/>
+              </w:rPr>
               <w:t xml:space="preserve">​</w:t>
             </w:r>
           </w:p>
@@ -1257,7 +1355,7 @@
             </w:pPr>
             <w:r>
               <w:rPr>
-                <w:rFonts w:hint="eastAsia"/>
+                <w:rFonts w:hint="eastAsia" w:eastAsia="黑体"/>
               </w:rPr>
               <w:t xml:space="preserve">放大器增益</w:t>
             </w:r>
@@ -1270,6 +1368,9 @@
               <w:pStyle w:val="Compact"/>
             </w:pPr>
             <w:r>
+              <w:rPr>
+                <w:rFonts w:eastAsia="黑体"/>
+              </w:rPr>
               <w:t xml:space="preserve">—</w:t>
             </w:r>
           </w:p>
@@ -1300,6 +1401,9 @@
               </m:sSub>
             </m:oMath>
             <w:r>
+              <w:rPr>
+                <w:rFonts w:eastAsia="黑体"/>
+              </w:rPr>
               <w:t xml:space="preserve">​</w:t>
             </w:r>
           </w:p>
@@ -1312,7 +1416,7 @@
             </w:pPr>
             <w:r>
               <w:rPr>
-                <w:rFonts w:hint="eastAsia"/>
+                <w:rFonts w:hint="eastAsia" w:eastAsia="黑体"/>
               </w:rPr>
               <w:t xml:space="preserve">输入失调电压</w:t>
             </w:r>
@@ -1325,6 +1429,9 @@
               <w:pStyle w:val="Compact"/>
             </w:pPr>
             <w:r>
+              <w:rPr>
+                <w:rFonts w:eastAsia="黑体"/>
+              </w:rPr>
               <w:t xml:space="preserve">V</w:t>
             </w:r>
           </w:p>
@@ -1364,6 +1471,9 @@
               </m:sSub>
             </m:oMath>
             <w:r>
+              <w:rPr>
+                <w:rFonts w:eastAsia="黑体"/>
+              </w:rPr>
               <w:t xml:space="preserve">​</w:t>
             </w:r>
           </w:p>
@@ -1376,7 +1486,7 @@
             </w:pPr>
             <w:r>
               <w:rPr>
-                <w:rFonts w:hint="eastAsia"/>
+                <w:rFonts w:hint="eastAsia" w:eastAsia="黑体"/>
               </w:rPr>
               <w:t xml:space="preserve">采样功耗</w:t>
             </w:r>
@@ -1389,6 +1499,9 @@
               <w:pStyle w:val="Compact"/>
             </w:pPr>
             <w:r>
+              <w:rPr>
+                <w:rFonts w:eastAsia="黑体"/>
+              </w:rPr>
               <w:t xml:space="preserve">W</w:t>
             </w:r>
           </w:p>
@@ -1403,7 +1516,7 @@
       </w:pPr>
       <w:r>
         <w:rPr>
-          <w:rFonts w:hint="eastAsia"/>
+          <w:rFonts w:hint="eastAsia" w:eastAsia="黑体"/>
         </w:rPr>
         <w:t xml:space="preserve">元件调整影响</w:t>
       </w:r>
@@ -1443,20 +1556,26 @@
         </m:sSub>
       </m:oMath>
       <w:r>
+        <w:rPr>
+          <w:rFonts w:eastAsia="黑体"/>
+        </w:rPr>
         <w:t xml:space="preserve"> </w:t>
       </w:r>
       <w:r>
         <w:rPr>
-          <w:rFonts w:hint="eastAsia"/>
+          <w:rFonts w:hint="eastAsia" w:eastAsia="黑体"/>
         </w:rPr>
         <w:t xml:space="preserve">增大</w:t>
       </w:r>
       <w:r>
+        <w:rPr>
+          <w:rFonts w:eastAsia="黑体"/>
+        </w:rPr>
         <w:t xml:space="preserve"> → </w:t>
       </w:r>
       <w:r>
         <w:rPr>
-          <w:rFonts w:hint="eastAsia"/>
+          <w:rFonts w:hint="eastAsia" w:eastAsia="黑体"/>
         </w:rPr>
         <w:t xml:space="preserve">信噪比提高，但压降与功耗增大。</w:t>
       </w:r>
@@ -1471,11 +1590,14 @@
       </w:pPr>
       <w:r>
         <w:rPr>
-          <w:rFonts w:hint="eastAsia"/>
+          <w:rFonts w:hint="eastAsia" w:eastAsia="黑体"/>
         </w:rPr>
         <w:t xml:space="preserve">增益</w:t>
       </w:r>
       <w:r>
+        <w:rPr>
+          <w:rFonts w:eastAsia="黑体"/>
+        </w:rPr>
         <w:t xml:space="preserve"> </w:t>
       </w:r>
       <m:oMath>
@@ -1484,20 +1606,26 @@
         </m:r>
       </m:oMath>
       <w:r>
+        <w:rPr>
+          <w:rFonts w:eastAsia="黑体"/>
+        </w:rPr>
         <w:t xml:space="preserve"> </w:t>
       </w:r>
       <w:r>
         <w:rPr>
-          <w:rFonts w:hint="eastAsia"/>
+          <w:rFonts w:hint="eastAsia" w:eastAsia="黑体"/>
         </w:rPr>
         <w:t xml:space="preserve">增大</w:t>
       </w:r>
       <w:r>
+        <w:rPr>
+          <w:rFonts w:eastAsia="黑体"/>
+        </w:rPr>
         <w:t xml:space="preserve"> → </w:t>
       </w:r>
       <w:r>
         <w:rPr>
-          <w:rFonts w:hint="eastAsia"/>
+          <w:rFonts w:hint="eastAsia" w:eastAsia="黑体"/>
         </w:rPr>
         <w:t xml:space="preserve">输出电压增大、分辨率提高，带宽可能下降。</w:t>
       </w:r>
@@ -1537,20 +1665,26 @@
         </m:sSub>
       </m:oMath>
       <w:r>
+        <w:rPr>
+          <w:rFonts w:eastAsia="黑体"/>
+        </w:rPr>
         <w:t xml:space="preserve"> </w:t>
       </w:r>
       <w:r>
         <w:rPr>
-          <w:rFonts w:hint="eastAsia"/>
+          <w:rFonts w:hint="eastAsia" w:eastAsia="黑体"/>
         </w:rPr>
         <w:t xml:space="preserve">减小</w:t>
       </w:r>
       <w:r>
+        <w:rPr>
+          <w:rFonts w:eastAsia="黑体"/>
+        </w:rPr>
         <w:t xml:space="preserve"> → </w:t>
       </w:r>
       <w:r>
         <w:rPr>
-          <w:rFonts w:hint="eastAsia"/>
+          <w:rFonts w:hint="eastAsia" w:eastAsia="黑体"/>
         </w:rPr>
         <w:t xml:space="preserve">损耗减小，但小电流测量精度下降。</w:t>
       </w:r>
@@ -1565,16 +1699,19 @@
       </w:pPr>
       <w:r>
         <w:rPr>
-          <w:rFonts w:hint="eastAsia"/>
+          <w:rFonts w:hint="eastAsia" w:eastAsia="黑体"/>
         </w:rPr>
         <w:t xml:space="preserve">失调电压越小</w:t>
       </w:r>
       <w:r>
+        <w:rPr>
+          <w:rFonts w:eastAsia="黑体"/>
+        </w:rPr>
         <w:t xml:space="preserve"> → </w:t>
       </w:r>
       <w:r>
         <w:rPr>
-          <w:rFonts w:hint="eastAsia"/>
+          <w:rFonts w:hint="eastAsia" w:eastAsia="黑体"/>
         </w:rPr>
         <w:t xml:space="preserve">可分辨的最小电流越小。</w:t>
       </w:r>
@@ -1587,7 +1724,7 @@
       </w:pPr>
       <w:r>
         <w:rPr>
-          <w:rFonts w:hint="eastAsia"/>
+          <w:rFonts w:hint="eastAsia" w:eastAsia="黑体"/>
         </w:rPr>
         <w:t xml:space="preserve">典型参数示例</w:t>
       </w:r>
@@ -1646,6 +1783,9 @@
         </m:r>
       </m:oMath>
       <w:r>
+        <w:rPr>
+          <w:rFonts w:eastAsia="黑体"/>
+        </w:rPr>
         <w:t xml:space="preserve">、</w:t>
       </w:r>
       <m:oMath>
@@ -1674,7 +1814,7 @@
       </m:oMath>
       <w:r>
         <w:rPr>
-          <w:rFonts w:hint="eastAsia"/>
+          <w:rFonts w:hint="eastAsia" w:eastAsia="黑体"/>
         </w:rPr>
         <w:t xml:space="preserve">：</w:t>
       </w:r>
@@ -1742,6 +1882,9 @@
         </m:r>
       </m:oMath>
       <w:r>
+        <w:rPr>
+          <w:rFonts w:eastAsia="黑体"/>
+        </w:rPr>
         <w:t xml:space="preserve">。</w:t>
       </w:r>
     </w:p>
@@ -1755,11 +1898,14 @@
       </w:pPr>
       <w:r>
         <w:rPr>
-          <w:rFonts w:hint="eastAsia"/>
+          <w:rFonts w:hint="eastAsia" w:eastAsia="黑体"/>
         </w:rPr>
         <w:t xml:space="preserve">取</w:t>
       </w:r>
       <w:r>
+        <w:rPr>
+          <w:rFonts w:eastAsia="黑体"/>
+        </w:rPr>
         <w:t xml:space="preserve"> </w:t>
       </w:r>
       <m:oMath>
@@ -1778,7 +1924,7 @@
       </m:oMath>
       <w:r>
         <w:rPr>
-          <w:rFonts w:hint="eastAsia"/>
+          <w:rFonts w:hint="eastAsia" w:eastAsia="黑体"/>
         </w:rPr>
         <w:t xml:space="preserve">：</w:t>
       </w:r>
@@ -1841,7 +1987,7 @@
       </m:oMath>
       <w:r>
         <w:rPr>
-          <w:rFonts w:hint="eastAsia"/>
+          <w:rFonts w:hint="eastAsia" w:eastAsia="黑体"/>
         </w:rPr>
         <w:t xml:space="preserve">，</w:t>
       </w:r>
@@ -1918,6 +2064,9 @@
         </m:r>
       </m:oMath>
       <w:r>
+        <w:rPr>
+          <w:rFonts w:eastAsia="黑体"/>
+        </w:rPr>
         <w:t xml:space="preserve">。</w:t>
       </w:r>
     </w:p>
@@ -1929,7 +2078,7 @@
       </w:pPr>
       <w:r>
         <w:rPr>
-          <w:rFonts w:hint="eastAsia"/>
+          <w:rFonts w:hint="eastAsia" w:eastAsia="黑体"/>
         </w:rPr>
         <w:t xml:space="preserve">常见器件型号</w:t>
       </w:r>
@@ -1944,7 +2093,7 @@
       </w:pPr>
       <w:r>
         <w:rPr>
-          <w:rFonts w:hint="eastAsia"/>
+          <w:rFonts w:hint="eastAsia" w:eastAsia="黑体"/>
         </w:rPr>
         <w:t xml:space="preserve">电流检测放大器：INA240、INA282、AD8418、MAX4080。</w:t>
       </w:r>
@@ -1959,7 +2108,7 @@
       </w:pPr>
       <w:r>
         <w:rPr>
-          <w:rFonts w:hint="eastAsia"/>
+          <w:rFonts w:hint="eastAsia" w:eastAsia="黑体"/>
         </w:rPr>
         <w:t xml:space="preserve">采样电阻：合金采样电阻（四端子）。</w:t>
       </w:r>
@@ -1974,7 +2123,7 @@
       </w:pPr>
       <w:r>
         <w:rPr>
-          <w:rFonts w:hint="eastAsia"/>
+          <w:rFonts w:hint="eastAsia" w:eastAsia="黑体"/>
         </w:rPr>
         <w:t xml:space="preserve">通用差分运放（分立方案）：OP07、OPA237。</w:t>
       </w:r>
@@ -1987,7 +2136,7 @@
       </w:pPr>
       <w:r>
         <w:rPr>
-          <w:rFonts w:hint="eastAsia"/>
+          <w:rFonts w:hint="eastAsia" w:eastAsia="黑体"/>
         </w:rPr>
         <w:t xml:space="preserve">注意事项</w:t>
       </w:r>
@@ -2002,16 +2151,19 @@
       </w:pPr>
       <w:r>
         <w:rPr>
-          <w:rFonts w:hint="eastAsia"/>
+          <w:rFonts w:hint="eastAsia" w:eastAsia="黑体"/>
         </w:rPr>
         <w:t xml:space="preserve">采样电阻采用</w:t>
       </w:r>
       <w:r>
+        <w:rPr>
+          <w:rFonts w:eastAsia="黑体"/>
+        </w:rPr>
         <w:t xml:space="preserve"> Kelvin </w:t>
       </w:r>
       <w:r>
         <w:rPr>
-          <w:rFonts w:hint="eastAsia"/>
+          <w:rFonts w:hint="eastAsia" w:eastAsia="黑体"/>
         </w:rPr>
         <w:t xml:space="preserve">四端连接，减小走线电阻引入误差。</w:t>
       </w:r>
@@ -2026,7 +2178,7 @@
       </w:pPr>
       <w:r>
         <w:rPr>
-          <w:rFonts w:hint="eastAsia"/>
+          <w:rFonts w:hint="eastAsia" w:eastAsia="黑体"/>
         </w:rPr>
         <w:t xml:space="preserve">高侧检测需选用共模电压范围覆盖母线电压的放大器。</w:t>
       </w:r>
@@ -2041,7 +2193,7 @@
       </w:pPr>
       <w:r>
         <w:rPr>
-          <w:rFonts w:hint="eastAsia"/>
+          <w:rFonts w:hint="eastAsia" w:eastAsia="黑体"/>
         </w:rPr>
         <w:t xml:space="preserve">关注输入失调、增益误差及温漂对精度的长期影响。</w:t>
       </w:r>
@@ -2056,7 +2208,7 @@
       </w:pPr>
       <w:r>
         <w:rPr>
-          <w:rFonts w:hint="eastAsia"/>
+          <w:rFonts w:hint="eastAsia" w:eastAsia="黑体"/>
         </w:rPr>
         <w:t xml:space="preserve">大电流时采样电阻发热影响阻值稳定，需留功率裕量及散热。</w:t>
       </w:r>
@@ -2069,7 +2221,7 @@
       </w:pPr>
       <w:r>
         <w:rPr>
-          <w:rFonts w:hint="eastAsia"/>
+          <w:rFonts w:hint="eastAsia" w:eastAsia="黑体"/>
         </w:rPr>
         <w:t xml:space="preserve">参考资料</w:t>
       </w:r>
@@ -2083,6 +2235,9 @@
         </w:numPr>
       </w:pPr>
       <w:r>
+        <w:rPr>
+          <w:rFonts w:eastAsia="黑体"/>
+        </w:rPr>
         <w:t xml:space="preserve">Wikipedia: Current sensing。</w:t>
       </w:r>
     </w:p>
@@ -2095,15 +2250,21 @@
         </w:numPr>
       </w:pPr>
       <w:r>
+        <w:rPr>
+          <w:rFonts w:eastAsia="黑体"/>
+        </w:rPr>
         <w:t xml:space="preserve">Texas Instruments </w:t>
       </w:r>
       <w:r>
         <w:rPr>
-          <w:rFonts w:hint="eastAsia"/>
+          <w:rFonts w:hint="eastAsia" w:eastAsia="黑体"/>
         </w:rPr>
         <w:t xml:space="preserve">产品页</w:t>
       </w:r>
       <w:r>
+        <w:rPr>
+          <w:rFonts w:eastAsia="黑体"/>
+        </w:rPr>
         <w:t xml:space="preserve"> INA240。</w:t>
       </w:r>
     </w:p>
@@ -2116,11 +2277,14 @@
         </w:numPr>
       </w:pPr>
       <w:r>
+        <w:rPr>
+          <w:rFonts w:eastAsia="黑体"/>
+        </w:rPr>
         <w:t xml:space="preserve">Analog Devices AD8418 </w:t>
       </w:r>
       <w:r>
         <w:rPr>
-          <w:rFonts w:hint="eastAsia"/>
+          <w:rFonts w:hint="eastAsia" w:eastAsia="黑体"/>
         </w:rPr>
         <w:t xml:space="preserve">数据手册。</w:t>
       </w:r>
@@ -2134,11 +2298,11 @@
       </w:pPr>
       <w:r>
         <w:rPr>
-          <w:rFonts w:ascii="Times New Roman" w:hAnsi="Times New Roman"/>
+          <w:rFonts w:ascii="Times New Roman" w:hAnsi="Times New Roman" w:eastAsia="黑体"/>
           <w:color w:val="555555"/>
           <w:sz w:val="21"/>
         </w:rPr>
-        <w:t>材料收集者：杜文杰</w:t>
+        <w:t>材料收集者：杜文杰，WX手机：19519196569，QQ:3478827729</w:t>
       </w:r>
     </w:p>
     <w:sectPr>
@@ -2158,7 +2322,7 @@
 </file>
 
 <file path=word/footer1.xml><?xml version="1.0" encoding="utf-8"?>
-<w:ftr xmlns:m="http://schemas.openxmlformats.org/officeDocument/2006/math" xmlns:mc="http://schemas.openxmlformats.org/markup-compatibility/2006" xmlns:mo="http://schemas.microsoft.com/office/mac/office/2008/main" xmlns:mv="urn:schemas-microsoft-com:mac:vml" xmlns:o="urn:schemas-microsoft-com:office:office" xmlns:r="http://schemas.openxmlformats.org/officeDocument/2006/relationships" xmlns:v="urn:schemas-microsoft-com:vml" xmlns:w10="urn:schemas-microsoft-com:office:word" xmlns:w14="http://schemas.microsoft.com/office/word/2010/wordml" xmlns:w="http://schemas.openxmlformats.org/wordprocessingml/2006/main" xmlns:wne="http://schemas.microsoft.com/office/word/2006/wordml" xmlns:wp14="http://schemas.microsoft.com/office/word/2010/wordprocessingDrawing" xmlns:wp="http://schemas.openxmlformats.org/drawingml/2006/wordprocessingDrawing" xmlns:wpc="http://schemas.microsoft.com/office/word/2010/wordprocessingCanvas" xmlns:wpg="http://schemas.microsoft.com/office/word/2010/wordprocessingGroup" xmlns:wpi="http://schemas.microsoft.com/office/word/2010/wordprocessingInk" xmlns:wps="http://schemas.microsoft.com/office/word/2010/wordprocessingShape" mc:Ignorable="w14 wp14">
+<w:ftr xmlns:mc="http://schemas.openxmlformats.org/markup-compatibility/2006" xmlns:w="http://schemas.openxmlformats.org/wordprocessingml/2006/main" xmlns:m="http://schemas.openxmlformats.org/officeDocument/2006/math" xmlns:mo="http://schemas.microsoft.com/office/mac/office/2008/main" xmlns:mv="urn:schemas-microsoft-com:mac:vml" xmlns:o="urn:schemas-microsoft-com:office:office" xmlns:r="http://schemas.openxmlformats.org/officeDocument/2006/relationships" xmlns:v="urn:schemas-microsoft-com:vml" xmlns:w10="urn:schemas-microsoft-com:office:word" xmlns:w14="http://schemas.microsoft.com/office/word/2010/wordml" xmlns:wne="http://schemas.microsoft.com/office/word/2006/wordml" xmlns:wp14="http://schemas.microsoft.com/office/word/2010/wordprocessingDrawing" xmlns:wp="http://schemas.openxmlformats.org/drawingml/2006/wordprocessingDrawing" xmlns:wpc="http://schemas.microsoft.com/office/word/2010/wordprocessingCanvas" xmlns:wpg="http://schemas.microsoft.com/office/word/2010/wordprocessingGroup" xmlns:wpi="http://schemas.microsoft.com/office/word/2010/wordprocessingInk" xmlns:wps="http://schemas.microsoft.com/office/word/2010/wordprocessingShape" mc:Ignorable="w14 wp14">
   <w:p>
     <w:pPr>
       <w:pStyle w:val="Footer"/>
@@ -2166,12 +2330,14 @@
     </w:pPr>
     <w:r>
       <w:rPr>
+        <w:rFonts w:eastAsia="黑体"/>
         <w:sz w:val="18"/>
       </w:rPr>
       <w:t xml:space="preserve">第 </w:t>
     </w:r>
     <w:r>
       <w:rPr>
+        <w:rFonts w:eastAsia="黑体"/>
         <w:sz w:val="18"/>
       </w:rPr>
       <w:fldChar w:fldCharType="begin"/>
@@ -2180,6 +2346,7 @@
     </w:r>
     <w:r>
       <w:rPr>
+        <w:rFonts w:eastAsia="黑体"/>
         <w:sz w:val="18"/>
       </w:rPr>
       <w:t xml:space="preserve"> 页</w:t>
@@ -2193,6 +2360,9 @@
   <w:footnote w:type="continuationSeparator" w:id="0">
     <w:p>
       <w:r>
+        <w:rPr>
+          <w:rFonts w:eastAsia="黑体"/>
+        </w:rPr>
         <w:continuationSeparator/>
       </w:r>
     </w:p>
@@ -2200,6 +2370,9 @@
   <w:footnote w:type="separator" w:id="-1">
     <w:p>
       <w:r>
+        <w:rPr>
+          <w:rFonts w:eastAsia="黑体"/>
+        </w:rPr>
         <w:separator/>
       </w:r>
     </w:p>
@@ -2208,7 +2381,7 @@
 </file>
 
 <file path=word/header1.xml><?xml version="1.0" encoding="utf-8"?>
-<w:hdr xmlns:m="http://schemas.openxmlformats.org/officeDocument/2006/math" xmlns:mc="http://schemas.openxmlformats.org/markup-compatibility/2006" xmlns:mo="http://schemas.microsoft.com/office/mac/office/2008/main" xmlns:mv="urn:schemas-microsoft-com:mac:vml" xmlns:o="urn:schemas-microsoft-com:office:office" xmlns:r="http://schemas.openxmlformats.org/officeDocument/2006/relationships" xmlns:v="urn:schemas-microsoft-com:vml" xmlns:w10="urn:schemas-microsoft-com:office:word" xmlns:w14="http://schemas.microsoft.com/office/word/2010/wordml" xmlns:w="http://schemas.openxmlformats.org/wordprocessingml/2006/main" xmlns:wne="http://schemas.microsoft.com/office/word/2006/wordml" xmlns:wp14="http://schemas.microsoft.com/office/word/2010/wordprocessingDrawing" xmlns:wp="http://schemas.openxmlformats.org/drawingml/2006/wordprocessingDrawing" xmlns:wpc="http://schemas.microsoft.com/office/word/2010/wordprocessingCanvas" xmlns:wpg="http://schemas.microsoft.com/office/word/2010/wordprocessingGroup" xmlns:wpi="http://schemas.microsoft.com/office/word/2010/wordprocessingInk" xmlns:wps="http://schemas.microsoft.com/office/word/2010/wordprocessingShape" mc:Ignorable="w14 wp14">
+<w:hdr xmlns:mc="http://schemas.openxmlformats.org/markup-compatibility/2006" xmlns:w="http://schemas.openxmlformats.org/wordprocessingml/2006/main" xmlns:m="http://schemas.openxmlformats.org/officeDocument/2006/math" xmlns:mo="http://schemas.microsoft.com/office/mac/office/2008/main" xmlns:mv="urn:schemas-microsoft-com:mac:vml" xmlns:o="urn:schemas-microsoft-com:office:office" xmlns:r="http://schemas.openxmlformats.org/officeDocument/2006/relationships" xmlns:v="urn:schemas-microsoft-com:vml" xmlns:w10="urn:schemas-microsoft-com:office:word" xmlns:w14="http://schemas.microsoft.com/office/word/2010/wordml" xmlns:wne="http://schemas.microsoft.com/office/word/2006/wordml" xmlns:wp14="http://schemas.microsoft.com/office/word/2010/wordprocessingDrawing" xmlns:wp="http://schemas.openxmlformats.org/drawingml/2006/wordprocessingDrawing" xmlns:wpc="http://schemas.microsoft.com/office/word/2010/wordprocessingCanvas" xmlns:wpg="http://schemas.microsoft.com/office/word/2010/wordprocessingGroup" xmlns:wpi="http://schemas.microsoft.com/office/word/2010/wordprocessingInk" xmlns:wps="http://schemas.microsoft.com/office/word/2010/wordprocessingShape" mc:Ignorable="w14 wp14">
   <w:p>
     <w:pPr>
       <w:pStyle w:val="Header"/>
@@ -2216,7 +2389,7 @@
     </w:pPr>
     <w:r>
       <w:rPr>
-        <w:rFonts w:ascii="Times New Roman" w:hAnsi="Times New Roman"/>
+        <w:rFonts w:ascii="Times New Roman" w:hAnsi="Times New Roman" w:eastAsia="黑体"/>
         <w:sz w:val="18"/>
         <w:rFonts w:eastAsia="黑体"/>
         <w:rFonts w:eastAsia="黑体"/>
@@ -2228,7 +2401,7 @@
 </file>
 
 <file path=word/numbering.xml><?xml version="1.0" encoding="utf-8"?>
-<w:numbering xmlns:m="http://schemas.openxmlformats.org/officeDocument/2006/math" xmlns:mc="http://schemas.openxmlformats.org/markup-compatibility/2006" xmlns:mo="http://schemas.microsoft.com/office/mac/office/2008/main" xmlns:mv="urn:schemas-microsoft-com:mac:vml" xmlns:o="urn:schemas-microsoft-com:office:office" xmlns:r="http://schemas.openxmlformats.org/officeDocument/2006/relationships" xmlns:v="urn:schemas-microsoft-com:vml" xmlns:w="http://schemas.openxmlformats.org/wordprocessingml/2006/main" xmlns:w10="urn:schemas-microsoft-com:office:word" xmlns:w14="http://schemas.microsoft.com/office/word/2010/wordml" xmlns:wne="http://schemas.microsoft.com/office/word/2006/wordml" xmlns:wp="http://schemas.openxmlformats.org/drawingml/2006/wordprocessingDrawing" xmlns:wp14="http://schemas.microsoft.com/office/word/2010/wordprocessingDrawing" xmlns:wpc="http://schemas.microsoft.com/office/word/2010/wordprocessingCanvas" xmlns:wpg="http://schemas.microsoft.com/office/word/2010/wordprocessingGroup" xmlns:wpi="http://schemas.microsoft.com/office/word/2010/wordprocessingInk" xmlns:wps="http://schemas.microsoft.com/office/word/2010/wordprocessingShape" mc:Ignorable="w14 wp14">
+<w:numbering xmlns:mc="http://schemas.openxmlformats.org/markup-compatibility/2006" xmlns:w="http://schemas.openxmlformats.org/wordprocessingml/2006/main" xmlns:m="http://schemas.openxmlformats.org/officeDocument/2006/math" xmlns:mo="http://schemas.microsoft.com/office/mac/office/2008/main" xmlns:mv="urn:schemas-microsoft-com:mac:vml" xmlns:o="urn:schemas-microsoft-com:office:office" xmlns:r="http://schemas.openxmlformats.org/officeDocument/2006/relationships" xmlns:v="urn:schemas-microsoft-com:vml" xmlns:w10="urn:schemas-microsoft-com:office:word" xmlns:w14="http://schemas.microsoft.com/office/word/2010/wordml" xmlns:wne="http://schemas.microsoft.com/office/word/2006/wordml" xmlns:wp="http://schemas.openxmlformats.org/drawingml/2006/wordprocessingDrawing" xmlns:wp14="http://schemas.microsoft.com/office/word/2010/wordprocessingDrawing" xmlns:wpc="http://schemas.microsoft.com/office/word/2010/wordprocessingCanvas" xmlns:wpg="http://schemas.microsoft.com/office/word/2010/wordprocessingGroup" xmlns:wpi="http://schemas.microsoft.com/office/word/2010/wordprocessingInk" xmlns:wps="http://schemas.microsoft.com/office/word/2010/wordprocessingShape" mc:Ignorable="w14 wp14">
   <w:abstractNum w:abstractNumId="0">
     <w:nsid w:val="FFFFFF7C"/>
     <w:multiLevelType w:val="singleLevel"/>
@@ -2315,7 +2488,7 @@
         <w:ind w:hanging="360" w:left="1440"/>
       </w:pPr>
       <w:rPr>
-        <w:rFonts w:ascii="Symbol" w:hAnsi="Symbol" w:hint="default"/>
+        <w:rFonts w:ascii="Symbol" w:hAnsi="Symbol" w:hint="default" w:eastAsia="黑体"/>
       </w:rPr>
     </w:lvl>
   </w:abstractNum>
@@ -2336,7 +2509,7 @@
         <w:ind w:hanging="360" w:left="1080"/>
       </w:pPr>
       <w:rPr>
-        <w:rFonts w:ascii="Symbol" w:hAnsi="Symbol" w:hint="default"/>
+        <w:rFonts w:ascii="Symbol" w:hAnsi="Symbol" w:hint="default" w:eastAsia="黑体"/>
       </w:rPr>
     </w:lvl>
   </w:abstractNum>
@@ -2357,7 +2530,7 @@
         <w:ind w:hanging="360" w:left="720"/>
       </w:pPr>
       <w:rPr>
-        <w:rFonts w:ascii="Symbol" w:hAnsi="Symbol" w:hint="default"/>
+        <w:rFonts w:ascii="Symbol" w:hAnsi="Symbol" w:hint="default" w:eastAsia="黑体"/>
       </w:rPr>
     </w:lvl>
   </w:abstractNum>
@@ -2396,7 +2569,7 @@
         <w:ind w:hanging="360" w:left="360"/>
       </w:pPr>
       <w:rPr>
-        <w:rFonts w:ascii="Symbol" w:hAnsi="Symbol" w:hint="default"/>
+        <w:rFonts w:ascii="Symbol" w:hAnsi="Symbol" w:hint="default" w:eastAsia="黑体"/>
       </w:rPr>
     </w:lvl>
   </w:abstractNum>
@@ -2487,7 +2660,7 @@
         <w:ind w:left="720" w:hanging="360"/>
       </w:pPr>
       <w:rPr>
-        <w:rFonts w:ascii="Symbol" w:hAnsi="Symbol" w:cs="Symbol" w:hint="default"/>
+        <w:rFonts w:ascii="Symbol" w:hAnsi="Symbol" w:cs="Symbol" w:hint="default" w:eastAsia="黑体"/>
       </w:rPr>
     </w:lvl>
     <w:lvl w:ilvl="1">
@@ -2498,7 +2671,7 @@
         <w:ind w:left="1440" w:hanging="360"/>
       </w:pPr>
       <w:rPr>
-        <w:rFonts w:ascii="Courier New" w:hAnsi="Courier New" w:cs="Courier New" w:hint="default"/>
+        <w:rFonts w:ascii="Courier New" w:hAnsi="Courier New" w:cs="Courier New" w:hint="default" w:eastAsia="黑体"/>
       </w:rPr>
     </w:lvl>
     <w:lvl w:ilvl="2">
@@ -2509,7 +2682,7 @@
         <w:ind w:left="2160" w:hanging="360"/>
       </w:pPr>
       <w:rPr>
-        <w:rFonts w:ascii="Wingdings" w:hAnsi="Wingdings" w:cs="Wingdings" w:hint="default"/>
+        <w:rFonts w:ascii="Wingdings" w:hAnsi="Wingdings" w:cs="Wingdings" w:hint="default" w:eastAsia="黑体"/>
       </w:rPr>
     </w:lvl>
     <w:lvl w:ilvl="3">
@@ -2520,7 +2693,7 @@
         <w:ind w:left="2880" w:hanging="360"/>
       </w:pPr>
       <w:rPr>
-        <w:rFonts w:ascii="Symbol" w:hAnsi="Symbol" w:cs="Symbol" w:hint="default"/>
+        <w:rFonts w:ascii="Symbol" w:hAnsi="Symbol" w:cs="Symbol" w:hint="default" w:eastAsia="黑体"/>
       </w:rPr>
     </w:lvl>
     <w:lvl w:ilvl="4">
@@ -2531,7 +2704,7 @@
         <w:ind w:left="3600" w:hanging="360"/>
       </w:pPr>
       <w:rPr>
-        <w:rFonts w:ascii="Courier New" w:hAnsi="Courier New" w:cs="Courier New" w:hint="default"/>
+        <w:rFonts w:ascii="Courier New" w:hAnsi="Courier New" w:cs="Courier New" w:hint="default" w:eastAsia="黑体"/>
       </w:rPr>
     </w:lvl>
     <w:lvl w:ilvl="5">
@@ -2542,7 +2715,7 @@
         <w:ind w:left="4320" w:hanging="360"/>
       </w:pPr>
       <w:rPr>
-        <w:rFonts w:ascii="Wingdings" w:hAnsi="Wingdings" w:cs="Wingdings" w:hint="default"/>
+        <w:rFonts w:ascii="Wingdings" w:hAnsi="Wingdings" w:cs="Wingdings" w:hint="default" w:eastAsia="黑体"/>
       </w:rPr>
     </w:lvl>
     <w:lvl w:ilvl="6">
@@ -2553,7 +2726,7 @@
         <w:ind w:left="5040" w:hanging="360"/>
       </w:pPr>
       <w:rPr>
-        <w:rFonts w:ascii="Symbol" w:hAnsi="Symbol" w:cs="Symbol" w:hint="default"/>
+        <w:rFonts w:ascii="Symbol" w:hAnsi="Symbol" w:cs="Symbol" w:hint="default" w:eastAsia="黑体"/>
       </w:rPr>
     </w:lvl>
     <w:lvl w:ilvl="7">
@@ -2564,7 +2737,7 @@
         <w:ind w:left="5760" w:hanging="360"/>
       </w:pPr>
       <w:rPr>
-        <w:rFonts w:ascii="Courier New" w:hAnsi="Courier New" w:cs="Courier New" w:hint="default"/>
+        <w:rFonts w:ascii="Courier New" w:hAnsi="Courier New" w:cs="Courier New" w:hint="default" w:eastAsia="黑体"/>
       </w:rPr>
     </w:lvl>
     <w:lvl w:ilvl="8">
@@ -2575,7 +2748,7 @@
         <w:ind w:left="6480" w:hanging="360"/>
       </w:pPr>
       <w:rPr>
-        <w:rFonts w:ascii="Wingdings" w:hAnsi="Wingdings" w:cs="Wingdings" w:hint="default"/>
+        <w:rFonts w:ascii="Wingdings" w:hAnsi="Wingdings" w:cs="Wingdings" w:hint="default" w:eastAsia="黑体"/>
       </w:rPr>
     </w:lvl>
   </w:abstractNum>
@@ -2631,11 +2804,11 @@
 </file>
 
 <file path=word/styles.xml><?xml version="1.0" encoding="utf-8"?>
-<w:styles xmlns:mc="http://schemas.openxmlformats.org/markup-compatibility/2006" xmlns:r="http://schemas.openxmlformats.org/officeDocument/2006/relationships" xmlns:w="http://schemas.openxmlformats.org/wordprocessingml/2006/main" xmlns:w14="http://schemas.microsoft.com/office/word/2010/wordml" mc:Ignorable="w14">
+<w:styles xmlns:mc="http://schemas.openxmlformats.org/markup-compatibility/2006" xmlns:w="http://schemas.openxmlformats.org/wordprocessingml/2006/main" xmlns:r="http://schemas.openxmlformats.org/officeDocument/2006/relationships" xmlns:w14="http://schemas.microsoft.com/office/word/2010/wordml" mc:Ignorable="w14">
   <w:docDefaults>
     <w:rPrDefault>
       <w:rPr>
-        <w:rFonts w:asciiTheme="minorHAnsi" w:cstheme="minorBidi" w:eastAsiaTheme="minorEastAsia" w:hAnsiTheme="minorHAnsi"/>
+        <w:rFonts w:asciiTheme="minorHAnsi" w:cstheme="minorBidi" w:hAnsiTheme="minorHAnsi" w:eastAsia="黑体"/>
         <w:sz w:val="22"/>
         <w:szCs w:val="22"/>
         <w:lang w:bidi="ar-SA" w:eastAsia="en-US" w:val="en-US"/>
@@ -2857,7 +3030,7 @@
       <w:outlineLvl w:val="0"/>
     </w:pPr>
     <w:rPr>
-      <w:rFonts w:ascii="Times New Roman" w:asciiTheme="majorHAnsi" w:cstheme="majorBidi" w:eastAsia="黑体" w:eastAsiaTheme="majorEastAsia" w:hAnsi="Times New Roman" w:hAnsiTheme="majorHAnsi"/>
+      <w:rFonts w:ascii="Times New Roman" w:asciiTheme="majorHAnsi" w:cstheme="majorBidi" w:eastAsia="黑体" w:hAnsi="Times New Roman" w:hAnsiTheme="majorHAnsi"/>
       <w:b/>
       <w:bCs/>
       <w:color w:val="1F3864"/>
@@ -2881,7 +3054,7 @@
       <w:outlineLvl w:val="1"/>
     </w:pPr>
     <w:rPr>
-      <w:rFonts w:ascii="Times New Roman" w:asciiTheme="majorHAnsi" w:cstheme="majorBidi" w:eastAsia="黑体" w:eastAsiaTheme="majorEastAsia" w:hAnsi="Times New Roman" w:hAnsiTheme="majorHAnsi"/>
+      <w:rFonts w:ascii="Times New Roman" w:asciiTheme="majorHAnsi" w:cstheme="majorBidi" w:eastAsia="黑体" w:hAnsi="Times New Roman" w:hAnsiTheme="majorHAnsi"/>
       <w:b/>
       <w:bCs/>
       <w:color w:val="2E4E7E"/>
@@ -2905,7 +3078,7 @@
       <w:outlineLvl w:val="2"/>
     </w:pPr>
     <w:rPr>
-      <w:rFonts w:ascii="Times New Roman" w:asciiTheme="majorHAnsi" w:cstheme="majorBidi" w:eastAsia="黑体" w:eastAsiaTheme="majorEastAsia" w:hAnsi="Times New Roman" w:hAnsiTheme="majorHAnsi"/>
+      <w:rFonts w:ascii="Times New Roman" w:asciiTheme="majorHAnsi" w:cstheme="majorBidi" w:eastAsia="黑体" w:hAnsi="Times New Roman" w:hAnsiTheme="majorHAnsi"/>
       <w:b/>
       <w:bCs/>
       <w:color w:val="2E4E7E"/>
@@ -2929,7 +3102,7 @@
       <w:outlineLvl w:val="3"/>
     </w:pPr>
     <w:rPr>
-      <w:rFonts w:ascii="Times New Roman" w:asciiTheme="majorHAnsi" w:cstheme="majorBidi" w:eastAsia="黑体" w:eastAsiaTheme="majorEastAsia" w:hAnsi="Times New Roman" w:hAnsiTheme="majorHAnsi"/>
+      <w:rFonts w:ascii="Times New Roman" w:asciiTheme="majorHAnsi" w:cstheme="majorBidi" w:eastAsia="黑体" w:hAnsi="Times New Roman" w:hAnsiTheme="majorHAnsi"/>
       <w:b/>
       <w:bCs/>
       <w:i/>
@@ -2955,7 +3128,7 @@
       <w:outlineLvl w:val="4"/>
     </w:pPr>
     <w:rPr>
-      <w:rFonts w:ascii="Times New Roman" w:asciiTheme="majorHAnsi" w:cstheme="majorBidi" w:eastAsia="黑体" w:eastAsiaTheme="majorEastAsia" w:hAnsi="Times New Roman" w:hAnsiTheme="majorHAnsi"/>
+      <w:rFonts w:ascii="Times New Roman" w:asciiTheme="majorHAnsi" w:cstheme="majorBidi" w:eastAsia="黑体" w:hAnsi="Times New Roman" w:hAnsiTheme="majorHAnsi"/>
       <w:b/>
       <w:color w:val="333333"/>
       <w:sz w:val="22"/>
@@ -2978,7 +3151,7 @@
       <w:outlineLvl w:val="5"/>
     </w:pPr>
     <w:rPr>
-      <w:rFonts w:asciiTheme="majorHAnsi" w:cstheme="majorBidi" w:eastAsiaTheme="majorEastAsia" w:hAnsiTheme="majorHAnsi"/>
+      <w:rFonts w:asciiTheme="majorHAnsi" w:cstheme="majorBidi" w:hAnsiTheme="majorHAnsi" w:eastAsia="黑体"/>
       <w:i/>
       <w:iCs/>
       <w:color w:themeColor="accent1" w:themeShade="7F" w:val="243F60"/>
@@ -3001,7 +3174,7 @@
       <w:outlineLvl w:val="6"/>
     </w:pPr>
     <w:rPr>
-      <w:rFonts w:asciiTheme="majorHAnsi" w:cstheme="majorBidi" w:eastAsiaTheme="majorEastAsia" w:hAnsiTheme="majorHAnsi"/>
+      <w:rFonts w:asciiTheme="majorHAnsi" w:cstheme="majorBidi" w:hAnsiTheme="majorHAnsi" w:eastAsia="黑体"/>
       <w:i/>
       <w:iCs/>
       <w:color w:themeColor="text1" w:themeTint="BF" w:val="404040"/>
@@ -3024,7 +3197,7 @@
       <w:outlineLvl w:val="7"/>
     </w:pPr>
     <w:rPr>
-      <w:rFonts w:asciiTheme="majorHAnsi" w:cstheme="majorBidi" w:eastAsiaTheme="majorEastAsia" w:hAnsiTheme="majorHAnsi"/>
+      <w:rFonts w:asciiTheme="majorHAnsi" w:cstheme="majorBidi" w:hAnsiTheme="majorHAnsi" w:eastAsia="黑体"/>
       <w:color w:themeColor="accent1" w:val="4F81BD"/>
       <w:sz w:val="20"/>
       <w:szCs w:val="20"/>
@@ -3047,7 +3220,7 @@
       <w:outlineLvl w:val="8"/>
     </w:pPr>
     <w:rPr>
-      <w:rFonts w:asciiTheme="majorHAnsi" w:cstheme="majorBidi" w:eastAsiaTheme="majorEastAsia" w:hAnsiTheme="majorHAnsi"/>
+      <w:rFonts w:asciiTheme="majorHAnsi" w:cstheme="majorBidi" w:hAnsiTheme="majorHAnsi" w:eastAsia="黑体"/>
       <w:i/>
       <w:iCs/>
       <w:color w:themeColor="text1" w:themeTint="BF" w:val="404040"/>
@@ -3098,7 +3271,7 @@
     <w:uiPriority w:val="9"/>
     <w:rsid w:val="00FC693F"/>
     <w:rPr>
-      <w:rFonts w:asciiTheme="majorHAnsi" w:cstheme="majorBidi" w:eastAsiaTheme="majorEastAsia" w:hAnsiTheme="majorHAnsi"/>
+      <w:rFonts w:asciiTheme="majorHAnsi" w:cstheme="majorBidi" w:hAnsiTheme="majorHAnsi" w:eastAsia="黑体"/>
       <w:b/>
       <w:bCs/>
       <w:color w:themeColor="accent1" w:themeShade="BF" w:val="365F91"/>
@@ -3113,7 +3286,7 @@
     <w:uiPriority w:val="9"/>
     <w:rsid w:val="00FC693F"/>
     <w:rPr>
-      <w:rFonts w:asciiTheme="majorHAnsi" w:cstheme="majorBidi" w:eastAsiaTheme="majorEastAsia" w:hAnsiTheme="majorHAnsi"/>
+      <w:rFonts w:asciiTheme="majorHAnsi" w:cstheme="majorBidi" w:hAnsiTheme="majorHAnsi" w:eastAsia="黑体"/>
       <w:b/>
       <w:bCs/>
       <w:color w:themeColor="accent1" w:val="4F81BD"/>
@@ -3128,7 +3301,7 @@
     <w:uiPriority w:val="9"/>
     <w:rsid w:val="00FC693F"/>
     <w:rPr>
-      <w:rFonts w:asciiTheme="majorHAnsi" w:cstheme="majorBidi" w:eastAsiaTheme="majorEastAsia" w:hAnsiTheme="majorHAnsi"/>
+      <w:rFonts w:asciiTheme="majorHAnsi" w:cstheme="majorBidi" w:hAnsiTheme="majorHAnsi" w:eastAsia="黑体"/>
       <w:b/>
       <w:bCs/>
       <w:color w:themeColor="accent1" w:val="4F81BD"/>
@@ -3151,7 +3324,7 @@
       <w:contextualSpacing/>
     </w:pPr>
     <w:rPr>
-      <w:rFonts w:ascii="Times New Roman" w:asciiTheme="majorHAnsi" w:cstheme="majorBidi" w:eastAsia="黑体" w:eastAsiaTheme="majorEastAsia" w:hAnsi="Times New Roman" w:hAnsiTheme="majorHAnsi"/>
+      <w:rFonts w:ascii="Times New Roman" w:asciiTheme="majorHAnsi" w:cstheme="majorBidi" w:eastAsia="黑体" w:hAnsi="Times New Roman" w:hAnsiTheme="majorHAnsi"/>
       <w:b/>
       <w:color w:val="1F3864"/>
       <w:spacing w:val="5"/>
@@ -3167,7 +3340,7 @@
     <w:uiPriority w:val="10"/>
     <w:rsid w:val="00FC693F"/>
     <w:rPr>
-      <w:rFonts w:asciiTheme="majorHAnsi" w:cstheme="majorBidi" w:eastAsiaTheme="majorEastAsia" w:hAnsiTheme="majorHAnsi"/>
+      <w:rFonts w:asciiTheme="majorHAnsi" w:cstheme="majorBidi" w:hAnsiTheme="majorHAnsi" w:eastAsia="黑体"/>
       <w:color w:themeColor="text2" w:themeShade="BF" w:val="17365D"/>
       <w:spacing w:val="5"/>
       <w:kern w:val="28"/>
@@ -3189,7 +3362,7 @@
       </w:numPr>
     </w:pPr>
     <w:rPr>
-      <w:rFonts w:asciiTheme="majorHAnsi" w:cstheme="majorBidi" w:eastAsiaTheme="majorEastAsia" w:hAnsiTheme="majorHAnsi"/>
+      <w:rFonts w:asciiTheme="majorHAnsi" w:cstheme="majorBidi" w:hAnsiTheme="majorHAnsi" w:eastAsia="黑体"/>
       <w:i/>
       <w:iCs/>
       <w:color w:themeColor="accent1" w:val="4F81BD"/>
@@ -3205,7 +3378,7 @@
     <w:uiPriority w:val="11"/>
     <w:rsid w:val="00FC693F"/>
     <w:rPr>
-      <w:rFonts w:asciiTheme="majorHAnsi" w:cstheme="majorBidi" w:eastAsiaTheme="majorEastAsia" w:hAnsiTheme="majorHAnsi"/>
+      <w:rFonts w:asciiTheme="majorHAnsi" w:cstheme="majorBidi" w:hAnsiTheme="majorHAnsi" w:eastAsia="黑体"/>
       <w:i/>
       <w:iCs/>
       <w:color w:themeColor="accent1" w:val="4F81BD"/>
@@ -3272,6 +3445,7 @@
       <w:spacing w:after="120"/>
     </w:pPr>
     <w:rPr>
+      <w:rFonts w:eastAsia="黑体"/>
       <w:sz w:val="16"/>
       <w:szCs w:val="16"/>
     </w:rPr>
@@ -3283,6 +3457,7 @@
     <w:uiPriority w:val="99"/>
     <w:rsid w:val="00AA1D8D"/>
     <w:rPr>
+      <w:rFonts w:eastAsia="黑体"/>
       <w:sz w:val="16"/>
       <w:szCs w:val="16"/>
     </w:rPr>
@@ -3452,7 +3627,7 @@
       </w:tabs>
     </w:pPr>
     <w:rPr>
-      <w:rFonts w:ascii="Courier" w:hAnsi="Courier"/>
+      <w:rFonts w:ascii="Courier" w:hAnsi="Courier" w:eastAsia="黑体"/>
       <w:sz w:val="20"/>
       <w:szCs w:val="20"/>
     </w:rPr>
@@ -3464,7 +3639,7 @@
     <w:uiPriority w:val="99"/>
     <w:rsid w:val="0029639D"/>
     <w:rPr>
-      <w:rFonts w:ascii="Courier" w:hAnsi="Courier"/>
+      <w:rFonts w:ascii="Courier" w:hAnsi="Courier" w:eastAsia="黑体"/>
       <w:sz w:val="20"/>
       <w:szCs w:val="20"/>
     </w:rPr>
@@ -3500,6 +3675,7 @@
     <w:uiPriority w:val="29"/>
     <w:rsid w:val="00FC693F"/>
     <w:rPr>
+      <w:rFonts w:eastAsia="黑体"/>
       <w:i/>
       <w:iCs/>
       <w:color w:themeColor="text1" w:val="000000"/>
@@ -3513,7 +3689,7 @@
     <w:semiHidden/>
     <w:rsid w:val="00FC693F"/>
     <w:rPr>
-      <w:rFonts w:asciiTheme="majorHAnsi" w:cstheme="majorBidi" w:eastAsiaTheme="majorEastAsia" w:hAnsiTheme="majorHAnsi"/>
+      <w:rFonts w:asciiTheme="majorHAnsi" w:cstheme="majorBidi" w:hAnsiTheme="majorHAnsi" w:eastAsia="黑体"/>
       <w:b/>
       <w:bCs/>
       <w:i/>
@@ -3529,7 +3705,7 @@
     <w:semiHidden/>
     <w:rsid w:val="00FC693F"/>
     <w:rPr>
-      <w:rFonts w:asciiTheme="majorHAnsi" w:cstheme="majorBidi" w:eastAsiaTheme="majorEastAsia" w:hAnsiTheme="majorHAnsi"/>
+      <w:rFonts w:asciiTheme="majorHAnsi" w:cstheme="majorBidi" w:hAnsiTheme="majorHAnsi" w:eastAsia="黑体"/>
       <w:color w:themeColor="accent1" w:themeShade="7F" w:val="243F60"/>
     </w:rPr>
   </w:style>
@@ -3541,7 +3717,7 @@
     <w:semiHidden/>
     <w:rsid w:val="00FC693F"/>
     <w:rPr>
-      <w:rFonts w:asciiTheme="majorHAnsi" w:cstheme="majorBidi" w:eastAsiaTheme="majorEastAsia" w:hAnsiTheme="majorHAnsi"/>
+      <w:rFonts w:asciiTheme="majorHAnsi" w:cstheme="majorBidi" w:hAnsiTheme="majorHAnsi" w:eastAsia="黑体"/>
       <w:i/>
       <w:iCs/>
       <w:color w:themeColor="accent1" w:themeShade="7F" w:val="243F60"/>
@@ -3555,7 +3731,7 @@
     <w:semiHidden/>
     <w:rsid w:val="00FC693F"/>
     <w:rPr>
-      <w:rFonts w:asciiTheme="majorHAnsi" w:cstheme="majorBidi" w:eastAsiaTheme="majorEastAsia" w:hAnsiTheme="majorHAnsi"/>
+      <w:rFonts w:asciiTheme="majorHAnsi" w:cstheme="majorBidi" w:hAnsiTheme="majorHAnsi" w:eastAsia="黑体"/>
       <w:i/>
       <w:iCs/>
       <w:color w:themeColor="text1" w:themeTint="BF" w:val="404040"/>
@@ -3569,7 +3745,7 @@
     <w:semiHidden/>
     <w:rsid w:val="00FC693F"/>
     <w:rPr>
-      <w:rFonts w:asciiTheme="majorHAnsi" w:cstheme="majorBidi" w:eastAsiaTheme="majorEastAsia" w:hAnsiTheme="majorHAnsi"/>
+      <w:rFonts w:asciiTheme="majorHAnsi" w:cstheme="majorBidi" w:hAnsiTheme="majorHAnsi" w:eastAsia="黑体"/>
       <w:color w:themeColor="accent1" w:val="4F81BD"/>
       <w:sz w:val="20"/>
       <w:szCs w:val="20"/>
@@ -3583,7 +3759,7 @@
     <w:semiHidden/>
     <w:rsid w:val="00FC693F"/>
     <w:rPr>
-      <w:rFonts w:asciiTheme="majorHAnsi" w:cstheme="majorBidi" w:eastAsiaTheme="majorEastAsia" w:hAnsiTheme="majorHAnsi"/>
+      <w:rFonts w:asciiTheme="majorHAnsi" w:cstheme="majorBidi" w:hAnsiTheme="majorHAnsi" w:eastAsia="黑体"/>
       <w:i/>
       <w:iCs/>
       <w:color w:themeColor="text1" w:themeTint="BF" w:val="404040"/>
@@ -3604,6 +3780,7 @@
       <w:spacing w:line="240" w:lineRule="auto"/>
     </w:pPr>
     <w:rPr>
+      <w:rFonts w:eastAsia="黑体"/>
       <w:b/>
       <w:bCs/>
       <w:color w:themeColor="accent1" w:val="4F81BD"/>
@@ -3618,6 +3795,7 @@
     <w:qFormat/>
     <w:rsid w:val="00FC693F"/>
     <w:rPr>
+      <w:rFonts w:eastAsia="黑体"/>
       <w:b/>
       <w:bCs/>
     </w:rPr>
@@ -3629,6 +3807,7 @@
     <w:qFormat/>
     <w:rsid w:val="00FC693F"/>
     <w:rPr>
+      <w:rFonts w:eastAsia="黑体"/>
       <w:i/>
       <w:iCs/>
     </w:rPr>
@@ -3649,6 +3828,7 @@
       <w:ind w:left="936" w:right="936"/>
     </w:pPr>
     <w:rPr>
+      <w:rFonts w:eastAsia="黑体"/>
       <w:b/>
       <w:bCs/>
       <w:i/>
@@ -3663,6 +3843,7 @@
     <w:uiPriority w:val="30"/>
     <w:rsid w:val="00FC693F"/>
     <w:rPr>
+      <w:rFonts w:eastAsia="黑体"/>
       <w:b/>
       <w:bCs/>
       <w:i/>
@@ -3677,6 +3858,7 @@
     <w:qFormat/>
     <w:rsid w:val="00FC693F"/>
     <w:rPr>
+      <w:rFonts w:eastAsia="黑体"/>
       <w:i/>
       <w:iCs/>
       <w:color w:themeColor="text1" w:themeTint="7F" w:val="808080"/>
@@ -3689,6 +3871,7 @@
     <w:qFormat/>
     <w:rsid w:val="00FC693F"/>
     <w:rPr>
+      <w:rFonts w:eastAsia="黑体"/>
       <w:b/>
       <w:bCs/>
       <w:i/>
@@ -3703,6 +3886,7 @@
     <w:qFormat/>
     <w:rsid w:val="00FC693F"/>
     <w:rPr>
+      <w:rFonts w:eastAsia="黑体"/>
       <w:smallCaps/>
       <w:color w:themeColor="accent2" w:val="C0504D"/>
       <w:u w:val="single"/>
@@ -3715,6 +3899,7 @@
     <w:qFormat/>
     <w:rsid w:val="00FC693F"/>
     <w:rPr>
+      <w:rFonts w:eastAsia="黑体"/>
       <w:b/>
       <w:bCs/>
       <w:smallCaps/>
@@ -3730,6 +3915,7 @@
     <w:qFormat/>
     <w:rsid w:val="00FC693F"/>
     <w:rPr>
+      <w:rFonts w:eastAsia="黑体"/>
       <w:b/>
       <w:bCs/>
       <w:smallCaps/>
@@ -3784,6 +3970,7 @@
       <w:spacing w:after="0" w:line="240" w:lineRule="auto"/>
     </w:pPr>
     <w:rPr>
+      <w:rFonts w:eastAsia="黑体"/>
       <w:color w:themeColor="text1" w:themeShade="BF" w:val="000000"/>
     </w:rPr>
     <w:tblPr>
@@ -3806,6 +3993,7 @@
         <w:spacing w:after="0" w:before="0" w:line="240" w:lineRule="auto"/>
       </w:pPr>
       <w:rPr>
+        <w:rFonts w:eastAsia="黑体"/>
         <w:b/>
         <w:bCs/>
       </w:rPr>
@@ -3826,6 +4014,7 @@
         <w:spacing w:after="0" w:before="0" w:line="240" w:lineRule="auto"/>
       </w:pPr>
       <w:rPr>
+        <w:rFonts w:eastAsia="黑体"/>
         <w:b/>
         <w:bCs/>
       </w:rPr>
@@ -3843,12 +4032,14 @@
     </w:tblStylePr>
     <w:tblStylePr w:type="firstCol">
       <w:rPr>
+        <w:rFonts w:eastAsia="黑体"/>
         <w:b/>
         <w:bCs/>
       </w:rPr>
     </w:tblStylePr>
     <w:tblStylePr w:type="lastCol">
       <w:rPr>
+        <w:rFonts w:eastAsia="黑体"/>
         <w:b/>
         <w:bCs/>
       </w:rPr>
@@ -3887,6 +4078,7 @@
       <w:spacing w:after="0" w:line="240" w:lineRule="auto"/>
     </w:pPr>
     <w:rPr>
+      <w:rFonts w:eastAsia="黑体"/>
       <w:color w:themeColor="accent1" w:themeShade="BF" w:val="365F91"/>
     </w:rPr>
     <w:tblPr>
@@ -3909,6 +4101,7 @@
         <w:spacing w:after="0" w:before="0" w:line="240" w:lineRule="auto"/>
       </w:pPr>
       <w:rPr>
+        <w:rFonts w:eastAsia="黑体"/>
         <w:b/>
         <w:bCs/>
       </w:rPr>
@@ -3929,6 +4122,7 @@
         <w:spacing w:after="0" w:before="0" w:line="240" w:lineRule="auto"/>
       </w:pPr>
       <w:rPr>
+        <w:rFonts w:eastAsia="黑体"/>
         <w:b/>
         <w:bCs/>
       </w:rPr>
@@ -3946,12 +4140,14 @@
     </w:tblStylePr>
     <w:tblStylePr w:type="firstCol">
       <w:rPr>
+        <w:rFonts w:eastAsia="黑体"/>
         <w:b/>
         <w:bCs/>
       </w:rPr>
     </w:tblStylePr>
     <w:tblStylePr w:type="lastCol">
       <w:rPr>
+        <w:rFonts w:eastAsia="黑体"/>
         <w:b/>
         <w:bCs/>
       </w:rPr>
@@ -3990,6 +4186,7 @@
       <w:spacing w:after="0" w:line="240" w:lineRule="auto"/>
     </w:pPr>
     <w:rPr>
+      <w:rFonts w:eastAsia="黑体"/>
       <w:color w:themeColor="accent2" w:themeShade="BF" w:val="943634"/>
     </w:rPr>
     <w:tblPr>
@@ -4012,6 +4209,7 @@
         <w:spacing w:after="0" w:before="0" w:line="240" w:lineRule="auto"/>
       </w:pPr>
       <w:rPr>
+        <w:rFonts w:eastAsia="黑体"/>
         <w:b/>
         <w:bCs/>
       </w:rPr>
@@ -4032,6 +4230,7 @@
         <w:spacing w:after="0" w:before="0" w:line="240" w:lineRule="auto"/>
       </w:pPr>
       <w:rPr>
+        <w:rFonts w:eastAsia="黑体"/>
         <w:b/>
         <w:bCs/>
       </w:rPr>
@@ -4049,12 +4248,14 @@
     </w:tblStylePr>
     <w:tblStylePr w:type="firstCol">
       <w:rPr>
+        <w:rFonts w:eastAsia="黑体"/>
         <w:b/>
         <w:bCs/>
       </w:rPr>
     </w:tblStylePr>
     <w:tblStylePr w:type="lastCol">
       <w:rPr>
+        <w:rFonts w:eastAsia="黑体"/>
         <w:b/>
         <w:bCs/>
       </w:rPr>
@@ -4093,6 +4294,7 @@
       <w:spacing w:after="0" w:line="240" w:lineRule="auto"/>
     </w:pPr>
     <w:rPr>
+      <w:rFonts w:eastAsia="黑体"/>
       <w:color w:themeColor="accent3" w:themeShade="BF" w:val="76923C"/>
     </w:rPr>
     <w:tblPr>
@@ -4115,6 +4317,7 @@
         <w:spacing w:after="0" w:before="0" w:line="240" w:lineRule="auto"/>
       </w:pPr>
       <w:rPr>
+        <w:rFonts w:eastAsia="黑体"/>
         <w:b/>
         <w:bCs/>
       </w:rPr>
@@ -4135,6 +4338,7 @@
         <w:spacing w:after="0" w:before="0" w:line="240" w:lineRule="auto"/>
       </w:pPr>
       <w:rPr>
+        <w:rFonts w:eastAsia="黑体"/>
         <w:b/>
         <w:bCs/>
       </w:rPr>
@@ -4152,12 +4356,14 @@
     </w:tblStylePr>
     <w:tblStylePr w:type="firstCol">
       <w:rPr>
+        <w:rFonts w:eastAsia="黑体"/>
         <w:b/>
         <w:bCs/>
       </w:rPr>
     </w:tblStylePr>
     <w:tblStylePr w:type="lastCol">
       <w:rPr>
+        <w:rFonts w:eastAsia="黑体"/>
         <w:b/>
         <w:bCs/>
       </w:rPr>
@@ -4196,6 +4402,7 @@
       <w:spacing w:after="0" w:line="240" w:lineRule="auto"/>
     </w:pPr>
     <w:rPr>
+      <w:rFonts w:eastAsia="黑体"/>
       <w:color w:themeColor="accent4" w:themeShade="BF" w:val="5F497A"/>
     </w:rPr>
     <w:tblPr>
@@ -4218,6 +4425,7 @@
         <w:spacing w:after="0" w:before="0" w:line="240" w:lineRule="auto"/>
       </w:pPr>
       <w:rPr>
+        <w:rFonts w:eastAsia="黑体"/>
         <w:b/>
         <w:bCs/>
       </w:rPr>
@@ -4238,6 +4446,7 @@
         <w:spacing w:after="0" w:before="0" w:line="240" w:lineRule="auto"/>
       </w:pPr>
       <w:rPr>
+        <w:rFonts w:eastAsia="黑体"/>
         <w:b/>
         <w:bCs/>
       </w:rPr>
@@ -4255,12 +4464,14 @@
     </w:tblStylePr>
     <w:tblStylePr w:type="firstCol">
       <w:rPr>
+        <w:rFonts w:eastAsia="黑体"/>
         <w:b/>
         <w:bCs/>
       </w:rPr>
     </w:tblStylePr>
     <w:tblStylePr w:type="lastCol">
       <w:rPr>
+        <w:rFonts w:eastAsia="黑体"/>
         <w:b/>
         <w:bCs/>
       </w:rPr>
@@ -4299,6 +4510,7 @@
       <w:spacing w:after="0" w:line="240" w:lineRule="auto"/>
     </w:pPr>
     <w:rPr>
+      <w:rFonts w:eastAsia="黑体"/>
       <w:color w:themeColor="accent5" w:themeShade="BF" w:val="31849B"/>
     </w:rPr>
     <w:tblPr>
@@ -4321,6 +4533,7 @@
         <w:spacing w:after="0" w:before="0" w:line="240" w:lineRule="auto"/>
       </w:pPr>
       <w:rPr>
+        <w:rFonts w:eastAsia="黑体"/>
         <w:b/>
         <w:bCs/>
       </w:rPr>
@@ -4341,6 +4554,7 @@
         <w:spacing w:after="0" w:before="0" w:line="240" w:lineRule="auto"/>
       </w:pPr>
       <w:rPr>
+        <w:rFonts w:eastAsia="黑体"/>
         <w:b/>
         <w:bCs/>
       </w:rPr>
@@ -4358,12 +4572,14 @@
     </w:tblStylePr>
     <w:tblStylePr w:type="firstCol">
       <w:rPr>
+        <w:rFonts w:eastAsia="黑体"/>
         <w:b/>
         <w:bCs/>
       </w:rPr>
     </w:tblStylePr>
     <w:tblStylePr w:type="lastCol">
       <w:rPr>
+        <w:rFonts w:eastAsia="黑体"/>
         <w:b/>
         <w:bCs/>
       </w:rPr>
@@ -4402,6 +4618,7 @@
       <w:spacing w:after="0" w:line="240" w:lineRule="auto"/>
     </w:pPr>
     <w:rPr>
+      <w:rFonts w:eastAsia="黑体"/>
       <w:color w:themeColor="accent6" w:themeShade="BF" w:val="E36C0A"/>
     </w:rPr>
     <w:tblPr>
@@ -4424,6 +4641,7 @@
         <w:spacing w:after="0" w:before="0" w:line="240" w:lineRule="auto"/>
       </w:pPr>
       <w:rPr>
+        <w:rFonts w:eastAsia="黑体"/>
         <w:b/>
         <w:bCs/>
       </w:rPr>
@@ -4444,6 +4662,7 @@
         <w:spacing w:after="0" w:before="0" w:line="240" w:lineRule="auto"/>
       </w:pPr>
       <w:rPr>
+        <w:rFonts w:eastAsia="黑体"/>
         <w:b/>
         <w:bCs/>
       </w:rPr>
@@ -4461,12 +4680,14 @@
     </w:tblStylePr>
     <w:tblStylePr w:type="firstCol">
       <w:rPr>
+        <w:rFonts w:eastAsia="黑体"/>
         <w:b/>
         <w:bCs/>
       </w:rPr>
     </w:tblStylePr>
     <w:tblStylePr w:type="lastCol">
       <w:rPr>
+        <w:rFonts w:eastAsia="黑体"/>
         <w:b/>
         <w:bCs/>
       </w:rPr>
@@ -4526,6 +4747,7 @@
         <w:spacing w:after="0" w:before="0" w:line="240" w:lineRule="auto"/>
       </w:pPr>
       <w:rPr>
+        <w:rFonts w:eastAsia="黑体"/>
         <w:b/>
         <w:bCs/>
         <w:color w:themeColor="background1" w:val="FFFFFF"/>
@@ -4540,6 +4762,7 @@
         <w:spacing w:after="0" w:before="0" w:line="240" w:lineRule="auto"/>
       </w:pPr>
       <w:rPr>
+        <w:rFonts w:eastAsia="黑体"/>
         <w:b/>
         <w:bCs/>
       </w:rPr>
@@ -4555,12 +4778,14 @@
     </w:tblStylePr>
     <w:tblStylePr w:type="firstCol">
       <w:rPr>
+        <w:rFonts w:eastAsia="黑体"/>
         <w:b/>
         <w:bCs/>
       </w:rPr>
     </w:tblStylePr>
     <w:tblStylePr w:type="lastCol">
       <w:rPr>
+        <w:rFonts w:eastAsia="黑体"/>
         <w:b/>
         <w:bCs/>
       </w:rPr>
@@ -4618,6 +4843,7 @@
         <w:spacing w:after="0" w:before="0" w:line="240" w:lineRule="auto"/>
       </w:pPr>
       <w:rPr>
+        <w:rFonts w:eastAsia="黑体"/>
         <w:b/>
         <w:bCs/>
         <w:color w:themeColor="background1" w:val="FFFFFF"/>
@@ -4632,6 +4858,7 @@
         <w:spacing w:after="0" w:before="0" w:line="240" w:lineRule="auto"/>
       </w:pPr>
       <w:rPr>
+        <w:rFonts w:eastAsia="黑体"/>
         <w:b/>
         <w:bCs/>
       </w:rPr>
@@ -4647,12 +4874,14 @@
     </w:tblStylePr>
     <w:tblStylePr w:type="firstCol">
       <w:rPr>
+        <w:rFonts w:eastAsia="黑体"/>
         <w:b/>
         <w:bCs/>
       </w:rPr>
     </w:tblStylePr>
     <w:tblStylePr w:type="lastCol">
       <w:rPr>
+        <w:rFonts w:eastAsia="黑体"/>
         <w:b/>
         <w:bCs/>
       </w:rPr>
@@ -4710,6 +4939,7 @@
         <w:spacing w:after="0" w:before="0" w:line="240" w:lineRule="auto"/>
       </w:pPr>
       <w:rPr>
+        <w:rFonts w:eastAsia="黑体"/>
         <w:b/>
         <w:bCs/>
         <w:color w:themeColor="background1" w:val="FFFFFF"/>
@@ -4724,6 +4954,7 @@
         <w:spacing w:after="0" w:before="0" w:line="240" w:lineRule="auto"/>
       </w:pPr>
       <w:rPr>
+        <w:rFonts w:eastAsia="黑体"/>
         <w:b/>
         <w:bCs/>
       </w:rPr>
@@ -4739,12 +4970,14 @@
     </w:tblStylePr>
     <w:tblStylePr w:type="firstCol">
       <w:rPr>
+        <w:rFonts w:eastAsia="黑体"/>
         <w:b/>
         <w:bCs/>
       </w:rPr>
     </w:tblStylePr>
     <w:tblStylePr w:type="lastCol">
       <w:rPr>
+        <w:rFonts w:eastAsia="黑体"/>
         <w:b/>
         <w:bCs/>
       </w:rPr>
@@ -4802,6 +5035,7 @@
         <w:spacing w:after="0" w:before="0" w:line="240" w:lineRule="auto"/>
       </w:pPr>
       <w:rPr>
+        <w:rFonts w:eastAsia="黑体"/>
         <w:b/>
         <w:bCs/>
         <w:color w:themeColor="background1" w:val="FFFFFF"/>
@@ -4816,6 +5050,7 @@
         <w:spacing w:after="0" w:before="0" w:line="240" w:lineRule="auto"/>
       </w:pPr>
       <w:rPr>
+        <w:rFonts w:eastAsia="黑体"/>
         <w:b/>
         <w:bCs/>
       </w:rPr>
@@ -4831,12 +5066,14 @@
     </w:tblStylePr>
     <w:tblStylePr w:type="firstCol">
       <w:rPr>
+        <w:rFonts w:eastAsia="黑体"/>
         <w:b/>
         <w:bCs/>
       </w:rPr>
     </w:tblStylePr>
     <w:tblStylePr w:type="lastCol">
       <w:rPr>
+        <w:rFonts w:eastAsia="黑体"/>
         <w:b/>
         <w:bCs/>
       </w:rPr>
@@ -4894,6 +5131,7 @@
         <w:spacing w:after="0" w:before="0" w:line="240" w:lineRule="auto"/>
       </w:pPr>
       <w:rPr>
+        <w:rFonts w:eastAsia="黑体"/>
         <w:b/>
         <w:bCs/>
         <w:color w:themeColor="background1" w:val="FFFFFF"/>
@@ -4908,6 +5146,7 @@
         <w:spacing w:after="0" w:before="0" w:line="240" w:lineRule="auto"/>
       </w:pPr>
       <w:rPr>
+        <w:rFonts w:eastAsia="黑体"/>
         <w:b/>
         <w:bCs/>
       </w:rPr>
@@ -4923,12 +5162,14 @@
     </w:tblStylePr>
     <w:tblStylePr w:type="firstCol">
       <w:rPr>
+        <w:rFonts w:eastAsia="黑体"/>
         <w:b/>
         <w:bCs/>
       </w:rPr>
     </w:tblStylePr>
     <w:tblStylePr w:type="lastCol">
       <w:rPr>
+        <w:rFonts w:eastAsia="黑体"/>
         <w:b/>
         <w:bCs/>
       </w:rPr>
@@ -4986,6 +5227,7 @@
         <w:spacing w:after="0" w:before="0" w:line="240" w:lineRule="auto"/>
       </w:pPr>
       <w:rPr>
+        <w:rFonts w:eastAsia="黑体"/>
         <w:b/>
         <w:bCs/>
         <w:color w:themeColor="background1" w:val="FFFFFF"/>
@@ -5000,6 +5242,7 @@
         <w:spacing w:after="0" w:before="0" w:line="240" w:lineRule="auto"/>
       </w:pPr>
       <w:rPr>
+        <w:rFonts w:eastAsia="黑体"/>
         <w:b/>
         <w:bCs/>
       </w:rPr>
@@ -5015,12 +5258,14 @@
     </w:tblStylePr>
     <w:tblStylePr w:type="firstCol">
       <w:rPr>
+        <w:rFonts w:eastAsia="黑体"/>
         <w:b/>
         <w:bCs/>
       </w:rPr>
     </w:tblStylePr>
     <w:tblStylePr w:type="lastCol">
       <w:rPr>
+        <w:rFonts w:eastAsia="黑体"/>
         <w:b/>
         <w:bCs/>
       </w:rPr>
@@ -5078,6 +5323,7 @@
         <w:spacing w:after="0" w:before="0" w:line="240" w:lineRule="auto"/>
       </w:pPr>
       <w:rPr>
+        <w:rFonts w:eastAsia="黑体"/>
         <w:b/>
         <w:bCs/>
         <w:color w:themeColor="background1" w:val="FFFFFF"/>
@@ -5092,6 +5338,7 @@
         <w:spacing w:after="0" w:before="0" w:line="240" w:lineRule="auto"/>
       </w:pPr>
       <w:rPr>
+        <w:rFonts w:eastAsia="黑体"/>
         <w:b/>
         <w:bCs/>
       </w:rPr>
@@ -5107,12 +5354,14 @@
     </w:tblStylePr>
     <w:tblStylePr w:type="firstCol">
       <w:rPr>
+        <w:rFonts w:eastAsia="黑体"/>
         <w:b/>
         <w:bCs/>
       </w:rPr>
     </w:tblStylePr>
     <w:tblStylePr w:type="lastCol">
       <w:rPr>
+        <w:rFonts w:eastAsia="黑体"/>
         <w:b/>
         <w:bCs/>
       </w:rPr>
@@ -5172,7 +5421,7 @@
         <w:spacing w:after="0" w:before="0" w:line="240" w:lineRule="auto"/>
       </w:pPr>
       <w:rPr>
-        <w:rFonts w:asciiTheme="majorHAnsi" w:cstheme="majorBidi" w:eastAsiaTheme="majorEastAsia" w:hAnsiTheme="majorHAnsi"/>
+        <w:rFonts w:asciiTheme="majorHAnsi" w:cstheme="majorBidi" w:hAnsiTheme="majorHAnsi" w:eastAsia="黑体"/>
         <w:b/>
         <w:bCs/>
       </w:rPr>
@@ -5193,7 +5442,7 @@
         <w:spacing w:after="0" w:before="0" w:line="240" w:lineRule="auto"/>
       </w:pPr>
       <w:rPr>
-        <w:rFonts w:asciiTheme="majorHAnsi" w:cstheme="majorBidi" w:eastAsiaTheme="majorEastAsia" w:hAnsiTheme="majorHAnsi"/>
+        <w:rFonts w:asciiTheme="majorHAnsi" w:cstheme="majorBidi" w:hAnsiTheme="majorHAnsi" w:eastAsia="黑体"/>
         <w:b/>
         <w:bCs/>
       </w:rPr>
@@ -5211,14 +5460,14 @@
     </w:tblStylePr>
     <w:tblStylePr w:type="firstCol">
       <w:rPr>
-        <w:rFonts w:asciiTheme="majorHAnsi" w:cstheme="majorBidi" w:eastAsiaTheme="majorEastAsia" w:hAnsiTheme="majorHAnsi"/>
+        <w:rFonts w:asciiTheme="majorHAnsi" w:cstheme="majorBidi" w:hAnsiTheme="majorHAnsi" w:eastAsia="黑体"/>
         <w:b/>
         <w:bCs/>
       </w:rPr>
     </w:tblStylePr>
     <w:tblStylePr w:type="lastCol">
       <w:rPr>
-        <w:rFonts w:asciiTheme="majorHAnsi" w:cstheme="majorBidi" w:eastAsiaTheme="majorEastAsia" w:hAnsiTheme="majorHAnsi"/>
+        <w:rFonts w:asciiTheme="majorHAnsi" w:cstheme="majorBidi" w:hAnsiTheme="majorHAnsi" w:eastAsia="黑体"/>
         <w:b/>
         <w:bCs/>
       </w:rPr>
@@ -5302,7 +5551,7 @@
         <w:spacing w:after="0" w:before="0" w:line="240" w:lineRule="auto"/>
       </w:pPr>
       <w:rPr>
-        <w:rFonts w:asciiTheme="majorHAnsi" w:cstheme="majorBidi" w:eastAsiaTheme="majorEastAsia" w:hAnsiTheme="majorHAnsi"/>
+        <w:rFonts w:asciiTheme="majorHAnsi" w:cstheme="majorBidi" w:hAnsiTheme="majorHAnsi" w:eastAsia="黑体"/>
         <w:b/>
         <w:bCs/>
       </w:rPr>
@@ -5323,7 +5572,7 @@
         <w:spacing w:after="0" w:before="0" w:line="240" w:lineRule="auto"/>
       </w:pPr>
       <w:rPr>
-        <w:rFonts w:asciiTheme="majorHAnsi" w:cstheme="majorBidi" w:eastAsiaTheme="majorEastAsia" w:hAnsiTheme="majorHAnsi"/>
+        <w:rFonts w:asciiTheme="majorHAnsi" w:cstheme="majorBidi" w:hAnsiTheme="majorHAnsi" w:eastAsia="黑体"/>
         <w:b/>
         <w:bCs/>
       </w:rPr>
@@ -5341,14 +5590,14 @@
     </w:tblStylePr>
     <w:tblStylePr w:type="firstCol">
       <w:rPr>
-        <w:rFonts w:asciiTheme="majorHAnsi" w:cstheme="majorBidi" w:eastAsiaTheme="majorEastAsia" w:hAnsiTheme="majorHAnsi"/>
+        <w:rFonts w:asciiTheme="majorHAnsi" w:cstheme="majorBidi" w:hAnsiTheme="majorHAnsi" w:eastAsia="黑体"/>
         <w:b/>
         <w:bCs/>
       </w:rPr>
     </w:tblStylePr>
     <w:tblStylePr w:type="lastCol">
       <w:rPr>
-        <w:rFonts w:asciiTheme="majorHAnsi" w:cstheme="majorBidi" w:eastAsiaTheme="majorEastAsia" w:hAnsiTheme="majorHAnsi"/>
+        <w:rFonts w:asciiTheme="majorHAnsi" w:cstheme="majorBidi" w:hAnsiTheme="majorHAnsi" w:eastAsia="黑体"/>
         <w:b/>
         <w:bCs/>
       </w:rPr>
@@ -5432,7 +5681,7 @@
         <w:spacing w:after="0" w:before="0" w:line="240" w:lineRule="auto"/>
       </w:pPr>
       <w:rPr>
-        <w:rFonts w:asciiTheme="majorHAnsi" w:cstheme="majorBidi" w:eastAsiaTheme="majorEastAsia" w:hAnsiTheme="majorHAnsi"/>
+        <w:rFonts w:asciiTheme="majorHAnsi" w:cstheme="majorBidi" w:hAnsiTheme="majorHAnsi" w:eastAsia="黑体"/>
         <w:b/>
         <w:bCs/>
       </w:rPr>
@@ -5453,7 +5702,7 @@
         <w:spacing w:after="0" w:before="0" w:line="240" w:lineRule="auto"/>
       </w:pPr>
       <w:rPr>
-        <w:rFonts w:asciiTheme="majorHAnsi" w:cstheme="majorBidi" w:eastAsiaTheme="majorEastAsia" w:hAnsiTheme="majorHAnsi"/>
+        <w:rFonts w:asciiTheme="majorHAnsi" w:cstheme="majorBidi" w:hAnsiTheme="majorHAnsi" w:eastAsia="黑体"/>
         <w:b/>
         <w:bCs/>
       </w:rPr>
@@ -5471,14 +5720,14 @@
     </w:tblStylePr>
     <w:tblStylePr w:type="firstCol">
       <w:rPr>
-        <w:rFonts w:asciiTheme="majorHAnsi" w:cstheme="majorBidi" w:eastAsiaTheme="majorEastAsia" w:hAnsiTheme="majorHAnsi"/>
+        <w:rFonts w:asciiTheme="majorHAnsi" w:cstheme="majorBidi" w:hAnsiTheme="majorHAnsi" w:eastAsia="黑体"/>
         <w:b/>
         <w:bCs/>
       </w:rPr>
     </w:tblStylePr>
     <w:tblStylePr w:type="lastCol">
       <w:rPr>
-        <w:rFonts w:asciiTheme="majorHAnsi" w:cstheme="majorBidi" w:eastAsiaTheme="majorEastAsia" w:hAnsiTheme="majorHAnsi"/>
+        <w:rFonts w:asciiTheme="majorHAnsi" w:cstheme="majorBidi" w:hAnsiTheme="majorHAnsi" w:eastAsia="黑体"/>
         <w:b/>
         <w:bCs/>
       </w:rPr>
@@ -5562,7 +5811,7 @@
         <w:spacing w:after="0" w:before="0" w:line="240" w:lineRule="auto"/>
       </w:pPr>
       <w:rPr>
-        <w:rFonts w:asciiTheme="majorHAnsi" w:cstheme="majorBidi" w:eastAsiaTheme="majorEastAsia" w:hAnsiTheme="majorHAnsi"/>
+        <w:rFonts w:asciiTheme="majorHAnsi" w:cstheme="majorBidi" w:hAnsiTheme="majorHAnsi" w:eastAsia="黑体"/>
         <w:b/>
         <w:bCs/>
       </w:rPr>
@@ -5583,7 +5832,7 @@
         <w:spacing w:after="0" w:before="0" w:line="240" w:lineRule="auto"/>
       </w:pPr>
       <w:rPr>
-        <w:rFonts w:asciiTheme="majorHAnsi" w:cstheme="majorBidi" w:eastAsiaTheme="majorEastAsia" w:hAnsiTheme="majorHAnsi"/>
+        <w:rFonts w:asciiTheme="majorHAnsi" w:cstheme="majorBidi" w:hAnsiTheme="majorHAnsi" w:eastAsia="黑体"/>
         <w:b/>
         <w:bCs/>
       </w:rPr>
@@ -5601,14 +5850,14 @@
     </w:tblStylePr>
     <w:tblStylePr w:type="firstCol">
       <w:rPr>
-        <w:rFonts w:asciiTheme="majorHAnsi" w:cstheme="majorBidi" w:eastAsiaTheme="majorEastAsia" w:hAnsiTheme="majorHAnsi"/>
+        <w:rFonts w:asciiTheme="majorHAnsi" w:cstheme="majorBidi" w:hAnsiTheme="majorHAnsi" w:eastAsia="黑体"/>
         <w:b/>
         <w:bCs/>
       </w:rPr>
     </w:tblStylePr>
     <w:tblStylePr w:type="lastCol">
       <w:rPr>
-        <w:rFonts w:asciiTheme="majorHAnsi" w:cstheme="majorBidi" w:eastAsiaTheme="majorEastAsia" w:hAnsiTheme="majorHAnsi"/>
+        <w:rFonts w:asciiTheme="majorHAnsi" w:cstheme="majorBidi" w:hAnsiTheme="majorHAnsi" w:eastAsia="黑体"/>
         <w:b/>
         <w:bCs/>
       </w:rPr>
@@ -5692,7 +5941,7 @@
         <w:spacing w:after="0" w:before="0" w:line="240" w:lineRule="auto"/>
       </w:pPr>
       <w:rPr>
-        <w:rFonts w:asciiTheme="majorHAnsi" w:cstheme="majorBidi" w:eastAsiaTheme="majorEastAsia" w:hAnsiTheme="majorHAnsi"/>
+        <w:rFonts w:asciiTheme="majorHAnsi" w:cstheme="majorBidi" w:hAnsiTheme="majorHAnsi" w:eastAsia="黑体"/>
         <w:b/>
         <w:bCs/>
       </w:rPr>
@@ -5713,7 +5962,7 @@
         <w:spacing w:after="0" w:before="0" w:line="240" w:lineRule="auto"/>
       </w:pPr>
       <w:rPr>
-        <w:rFonts w:asciiTheme="majorHAnsi" w:cstheme="majorBidi" w:eastAsiaTheme="majorEastAsia" w:hAnsiTheme="majorHAnsi"/>
+        <w:rFonts w:asciiTheme="majorHAnsi" w:cstheme="majorBidi" w:hAnsiTheme="majorHAnsi" w:eastAsia="黑体"/>
         <w:b/>
         <w:bCs/>
       </w:rPr>
@@ -5731,14 +5980,14 @@
     </w:tblStylePr>
     <w:tblStylePr w:type="firstCol">
       <w:rPr>
-        <w:rFonts w:asciiTheme="majorHAnsi" w:cstheme="majorBidi" w:eastAsiaTheme="majorEastAsia" w:hAnsiTheme="majorHAnsi"/>
+        <w:rFonts w:asciiTheme="majorHAnsi" w:cstheme="majorBidi" w:hAnsiTheme="majorHAnsi" w:eastAsia="黑体"/>
         <w:b/>
         <w:bCs/>
       </w:rPr>
     </w:tblStylePr>
     <w:tblStylePr w:type="lastCol">
       <w:rPr>
-        <w:rFonts w:asciiTheme="majorHAnsi" w:cstheme="majorBidi" w:eastAsiaTheme="majorEastAsia" w:hAnsiTheme="majorHAnsi"/>
+        <w:rFonts w:asciiTheme="majorHAnsi" w:cstheme="majorBidi" w:hAnsiTheme="majorHAnsi" w:eastAsia="黑体"/>
         <w:b/>
         <w:bCs/>
       </w:rPr>
@@ -5822,7 +6071,7 @@
         <w:spacing w:after="0" w:before="0" w:line="240" w:lineRule="auto"/>
       </w:pPr>
       <w:rPr>
-        <w:rFonts w:asciiTheme="majorHAnsi" w:cstheme="majorBidi" w:eastAsiaTheme="majorEastAsia" w:hAnsiTheme="majorHAnsi"/>
+        <w:rFonts w:asciiTheme="majorHAnsi" w:cstheme="majorBidi" w:hAnsiTheme="majorHAnsi" w:eastAsia="黑体"/>
         <w:b/>
         <w:bCs/>
       </w:rPr>
@@ -5843,7 +6092,7 @@
         <w:spacing w:after="0" w:before="0" w:line="240" w:lineRule="auto"/>
       </w:pPr>
       <w:rPr>
-        <w:rFonts w:asciiTheme="majorHAnsi" w:cstheme="majorBidi" w:eastAsiaTheme="majorEastAsia" w:hAnsiTheme="majorHAnsi"/>
+        <w:rFonts w:asciiTheme="majorHAnsi" w:cstheme="majorBidi" w:hAnsiTheme="majorHAnsi" w:eastAsia="黑体"/>
         <w:b/>
         <w:bCs/>
       </w:rPr>
@@ -5861,14 +6110,14 @@
     </w:tblStylePr>
     <w:tblStylePr w:type="firstCol">
       <w:rPr>
-        <w:rFonts w:asciiTheme="majorHAnsi" w:cstheme="majorBidi" w:eastAsiaTheme="majorEastAsia" w:hAnsiTheme="majorHAnsi"/>
+        <w:rFonts w:asciiTheme="majorHAnsi" w:cstheme="majorBidi" w:hAnsiTheme="majorHAnsi" w:eastAsia="黑体"/>
         <w:b/>
         <w:bCs/>
       </w:rPr>
     </w:tblStylePr>
     <w:tblStylePr w:type="lastCol">
       <w:rPr>
-        <w:rFonts w:asciiTheme="majorHAnsi" w:cstheme="majorBidi" w:eastAsiaTheme="majorEastAsia" w:hAnsiTheme="majorHAnsi"/>
+        <w:rFonts w:asciiTheme="majorHAnsi" w:cstheme="majorBidi" w:hAnsiTheme="majorHAnsi" w:eastAsia="黑体"/>
         <w:b/>
         <w:bCs/>
       </w:rPr>
@@ -5952,7 +6201,7 @@
         <w:spacing w:after="0" w:before="0" w:line="240" w:lineRule="auto"/>
       </w:pPr>
       <w:rPr>
-        <w:rFonts w:asciiTheme="majorHAnsi" w:cstheme="majorBidi" w:eastAsiaTheme="majorEastAsia" w:hAnsiTheme="majorHAnsi"/>
+        <w:rFonts w:asciiTheme="majorHAnsi" w:cstheme="majorBidi" w:hAnsiTheme="majorHAnsi" w:eastAsia="黑体"/>
         <w:b/>
         <w:bCs/>
       </w:rPr>
@@ -5973,7 +6222,7 @@
         <w:spacing w:after="0" w:before="0" w:line="240" w:lineRule="auto"/>
       </w:pPr>
       <w:rPr>
-        <w:rFonts w:asciiTheme="majorHAnsi" w:cstheme="majorBidi" w:eastAsiaTheme="majorEastAsia" w:hAnsiTheme="majorHAnsi"/>
+        <w:rFonts w:asciiTheme="majorHAnsi" w:cstheme="majorBidi" w:hAnsiTheme="majorHAnsi" w:eastAsia="黑体"/>
         <w:b/>
         <w:bCs/>
       </w:rPr>
@@ -5991,14 +6240,14 @@
     </w:tblStylePr>
     <w:tblStylePr w:type="firstCol">
       <w:rPr>
-        <w:rFonts w:asciiTheme="majorHAnsi" w:cstheme="majorBidi" w:eastAsiaTheme="majorEastAsia" w:hAnsiTheme="majorHAnsi"/>
+        <w:rFonts w:asciiTheme="majorHAnsi" w:cstheme="majorBidi" w:hAnsiTheme="majorHAnsi" w:eastAsia="黑体"/>
         <w:b/>
         <w:bCs/>
       </w:rPr>
     </w:tblStylePr>
     <w:tblStylePr w:type="lastCol">
       <w:rPr>
-        <w:rFonts w:asciiTheme="majorHAnsi" w:cstheme="majorBidi" w:eastAsiaTheme="majorEastAsia" w:hAnsiTheme="majorHAnsi"/>
+        <w:rFonts w:asciiTheme="majorHAnsi" w:cstheme="majorBidi" w:hAnsiTheme="majorHAnsi" w:eastAsia="黑体"/>
         <w:b/>
         <w:bCs/>
       </w:rPr>
@@ -6081,6 +6330,7 @@
         <w:spacing w:after="0" w:before="0" w:line="240" w:lineRule="auto"/>
       </w:pPr>
       <w:rPr>
+        <w:rFonts w:eastAsia="黑体"/>
         <w:b/>
         <w:bCs/>
         <w:color w:themeColor="background1" w:val="FFFFFF"/>
@@ -6103,6 +6353,7 @@
         <w:spacing w:after="0" w:before="0" w:line="240" w:lineRule="auto"/>
       </w:pPr>
       <w:rPr>
+        <w:rFonts w:eastAsia="黑体"/>
         <w:b/>
         <w:bCs/>
       </w:rPr>
@@ -6120,12 +6371,14 @@
     </w:tblStylePr>
     <w:tblStylePr w:type="firstCol">
       <w:rPr>
+        <w:rFonts w:eastAsia="黑体"/>
         <w:b/>
         <w:bCs/>
       </w:rPr>
     </w:tblStylePr>
     <w:tblStylePr w:type="lastCol">
       <w:rPr>
+        <w:rFonts w:eastAsia="黑体"/>
         <w:b/>
         <w:bCs/>
       </w:rPr>
@@ -6187,6 +6440,7 @@
         <w:spacing w:after="0" w:before="0" w:line="240" w:lineRule="auto"/>
       </w:pPr>
       <w:rPr>
+        <w:rFonts w:eastAsia="黑体"/>
         <w:b/>
         <w:bCs/>
         <w:color w:themeColor="background1" w:val="FFFFFF"/>
@@ -6209,6 +6463,7 @@
         <w:spacing w:after="0" w:before="0" w:line="240" w:lineRule="auto"/>
       </w:pPr>
       <w:rPr>
+        <w:rFonts w:eastAsia="黑体"/>
         <w:b/>
         <w:bCs/>
       </w:rPr>
@@ -6226,12 +6481,14 @@
     </w:tblStylePr>
     <w:tblStylePr w:type="firstCol">
       <w:rPr>
+        <w:rFonts w:eastAsia="黑体"/>
         <w:b/>
         <w:bCs/>
       </w:rPr>
     </w:tblStylePr>
     <w:tblStylePr w:type="lastCol">
       <w:rPr>
+        <w:rFonts w:eastAsia="黑体"/>
         <w:b/>
         <w:bCs/>
       </w:rPr>
@@ -6293,6 +6550,7 @@
         <w:spacing w:after="0" w:before="0" w:line="240" w:lineRule="auto"/>
       </w:pPr>
       <w:rPr>
+        <w:rFonts w:eastAsia="黑体"/>
         <w:b/>
         <w:bCs/>
         <w:color w:themeColor="background1" w:val="FFFFFF"/>
@@ -6315,6 +6573,7 @@
         <w:spacing w:after="0" w:before="0" w:line="240" w:lineRule="auto"/>
       </w:pPr>
       <w:rPr>
+        <w:rFonts w:eastAsia="黑体"/>
         <w:b/>
         <w:bCs/>
       </w:rPr>
@@ -6332,12 +6591,14 @@
     </w:tblStylePr>
     <w:tblStylePr w:type="firstCol">
       <w:rPr>
+        <w:rFonts w:eastAsia="黑体"/>
         <w:b/>
         <w:bCs/>
       </w:rPr>
     </w:tblStylePr>
     <w:tblStylePr w:type="lastCol">
       <w:rPr>
+        <w:rFonts w:eastAsia="黑体"/>
         <w:b/>
         <w:bCs/>
       </w:rPr>
@@ -6399,6 +6660,7 @@
         <w:spacing w:after="0" w:before="0" w:line="240" w:lineRule="auto"/>
       </w:pPr>
       <w:rPr>
+        <w:rFonts w:eastAsia="黑体"/>
         <w:b/>
         <w:bCs/>
         <w:color w:themeColor="background1" w:val="FFFFFF"/>
@@ -6421,6 +6683,7 @@
         <w:spacing w:after="0" w:before="0" w:line="240" w:lineRule="auto"/>
       </w:pPr>
       <w:rPr>
+        <w:rFonts w:eastAsia="黑体"/>
         <w:b/>
         <w:bCs/>
       </w:rPr>
@@ -6438,12 +6701,14 @@
     </w:tblStylePr>
     <w:tblStylePr w:type="firstCol">
       <w:rPr>
+        <w:rFonts w:eastAsia="黑体"/>
         <w:b/>
         <w:bCs/>
       </w:rPr>
     </w:tblStylePr>
     <w:tblStylePr w:type="lastCol">
       <w:rPr>
+        <w:rFonts w:eastAsia="黑体"/>
         <w:b/>
         <w:bCs/>
       </w:rPr>
@@ -6505,6 +6770,7 @@
         <w:spacing w:after="0" w:before="0" w:line="240" w:lineRule="auto"/>
       </w:pPr>
       <w:rPr>
+        <w:rFonts w:eastAsia="黑体"/>
         <w:b/>
         <w:bCs/>
         <w:color w:themeColor="background1" w:val="FFFFFF"/>
@@ -6527,6 +6793,7 @@
         <w:spacing w:after="0" w:before="0" w:line="240" w:lineRule="auto"/>
       </w:pPr>
       <w:rPr>
+        <w:rFonts w:eastAsia="黑体"/>
         <w:b/>
         <w:bCs/>
       </w:rPr>
@@ -6544,12 +6811,14 @@
     </w:tblStylePr>
     <w:tblStylePr w:type="firstCol">
       <w:rPr>
+        <w:rFonts w:eastAsia="黑体"/>
         <w:b/>
         <w:bCs/>
       </w:rPr>
     </w:tblStylePr>
     <w:tblStylePr w:type="lastCol">
       <w:rPr>
+        <w:rFonts w:eastAsia="黑体"/>
         <w:b/>
         <w:bCs/>
       </w:rPr>
@@ -6611,6 +6880,7 @@
         <w:spacing w:after="0" w:before="0" w:line="240" w:lineRule="auto"/>
       </w:pPr>
       <w:rPr>
+        <w:rFonts w:eastAsia="黑体"/>
         <w:b/>
         <w:bCs/>
         <w:color w:themeColor="background1" w:val="FFFFFF"/>
@@ -6633,6 +6903,7 @@
         <w:spacing w:after="0" w:before="0" w:line="240" w:lineRule="auto"/>
       </w:pPr>
       <w:rPr>
+        <w:rFonts w:eastAsia="黑体"/>
         <w:b/>
         <w:bCs/>
       </w:rPr>
@@ -6650,12 +6921,14 @@
     </w:tblStylePr>
     <w:tblStylePr w:type="firstCol">
       <w:rPr>
+        <w:rFonts w:eastAsia="黑体"/>
         <w:b/>
         <w:bCs/>
       </w:rPr>
     </w:tblStylePr>
     <w:tblStylePr w:type="lastCol">
       <w:rPr>
+        <w:rFonts w:eastAsia="黑体"/>
         <w:b/>
         <w:bCs/>
       </w:rPr>
@@ -6717,6 +6990,7 @@
         <w:spacing w:after="0" w:before="0" w:line="240" w:lineRule="auto"/>
       </w:pPr>
       <w:rPr>
+        <w:rFonts w:eastAsia="黑体"/>
         <w:b/>
         <w:bCs/>
         <w:color w:themeColor="background1" w:val="FFFFFF"/>
@@ -6739,6 +7013,7 @@
         <w:spacing w:after="0" w:before="0" w:line="240" w:lineRule="auto"/>
       </w:pPr>
       <w:rPr>
+        <w:rFonts w:eastAsia="黑体"/>
         <w:b/>
         <w:bCs/>
       </w:rPr>
@@ -6756,12 +7031,14 @@
     </w:tblStylePr>
     <w:tblStylePr w:type="firstCol">
       <w:rPr>
+        <w:rFonts w:eastAsia="黑体"/>
         <w:b/>
         <w:bCs/>
       </w:rPr>
     </w:tblStylePr>
     <w:tblStylePr w:type="lastCol">
       <w:rPr>
+        <w:rFonts w:eastAsia="黑体"/>
         <w:b/>
         <w:bCs/>
       </w:rPr>
@@ -6820,6 +7097,7 @@
         <w:spacing w:after="0" w:before="0" w:line="240" w:lineRule="auto"/>
       </w:pPr>
       <w:rPr>
+        <w:rFonts w:eastAsia="黑体"/>
         <w:b/>
         <w:bCs/>
         <w:color w:themeColor="background1" w:val="FFFFFF"/>
@@ -6842,6 +7120,7 @@
         <w:spacing w:after="0" w:before="0" w:line="240" w:lineRule="auto"/>
       </w:pPr>
       <w:rPr>
+        <w:rFonts w:eastAsia="黑体"/>
         <w:color w:val="auto"/>
       </w:rPr>
       <w:tblPr/>
@@ -6859,6 +7138,7 @@
     </w:tblStylePr>
     <w:tblStylePr w:type="firstCol">
       <w:rPr>
+        <w:rFonts w:eastAsia="黑体"/>
         <w:b/>
         <w:bCs/>
         <w:color w:themeColor="background1" w:val="FFFFFF"/>
@@ -6878,6 +7158,7 @@
     </w:tblStylePr>
     <w:tblStylePr w:type="lastCol">
       <w:rPr>
+        <w:rFonts w:eastAsia="黑体"/>
         <w:b/>
         <w:bCs/>
         <w:color w:themeColor="background1" w:val="FFFFFF"/>
@@ -6926,6 +7207,7 @@
     </w:tblStylePr>
     <w:tblStylePr w:type="nwCell">
       <w:rPr>
+        <w:rFonts w:eastAsia="黑体"/>
         <w:color w:themeColor="background1" w:val="FFFFFF"/>
       </w:rPr>
       <w:tblPr/>
@@ -6969,6 +7251,7 @@
         <w:spacing w:after="0" w:before="0" w:line="240" w:lineRule="auto"/>
       </w:pPr>
       <w:rPr>
+        <w:rFonts w:eastAsia="黑体"/>
         <w:b/>
         <w:bCs/>
         <w:color w:themeColor="background1" w:val="FFFFFF"/>
@@ -6991,6 +7274,7 @@
         <w:spacing w:after="0" w:before="0" w:line="240" w:lineRule="auto"/>
       </w:pPr>
       <w:rPr>
+        <w:rFonts w:eastAsia="黑体"/>
         <w:color w:val="auto"/>
       </w:rPr>
       <w:tblPr/>
@@ -7008,6 +7292,7 @@
     </w:tblStylePr>
     <w:tblStylePr w:type="firstCol">
       <w:rPr>
+        <w:rFonts w:eastAsia="黑体"/>
         <w:b/>
         <w:bCs/>
         <w:color w:themeColor="background1" w:val="FFFFFF"/>
@@ -7027,6 +7312,7 @@
     </w:tblStylePr>
     <w:tblStylePr w:type="lastCol">
       <w:rPr>
+        <w:rFonts w:eastAsia="黑体"/>
         <w:b/>
         <w:bCs/>
         <w:color w:themeColor="background1" w:val="FFFFFF"/>
@@ -7075,6 +7361,7 @@
     </w:tblStylePr>
     <w:tblStylePr w:type="nwCell">
       <w:rPr>
+        <w:rFonts w:eastAsia="黑体"/>
         <w:color w:themeColor="background1" w:val="FFFFFF"/>
       </w:rPr>
       <w:tblPr/>
@@ -7118,6 +7405,7 @@
         <w:spacing w:after="0" w:before="0" w:line="240" w:lineRule="auto"/>
       </w:pPr>
       <w:rPr>
+        <w:rFonts w:eastAsia="黑体"/>
         <w:b/>
         <w:bCs/>
         <w:color w:themeColor="background1" w:val="FFFFFF"/>
@@ -7140,6 +7428,7 @@
         <w:spacing w:after="0" w:before="0" w:line="240" w:lineRule="auto"/>
       </w:pPr>
       <w:rPr>
+        <w:rFonts w:eastAsia="黑体"/>
         <w:color w:val="auto"/>
       </w:rPr>
       <w:tblPr/>
@@ -7157,6 +7446,7 @@
     </w:tblStylePr>
     <w:tblStylePr w:type="firstCol">
       <w:rPr>
+        <w:rFonts w:eastAsia="黑体"/>
         <w:b/>
         <w:bCs/>
         <w:color w:themeColor="background1" w:val="FFFFFF"/>
@@ -7176,6 +7466,7 @@
     </w:tblStylePr>
     <w:tblStylePr w:type="lastCol">
       <w:rPr>
+        <w:rFonts w:eastAsia="黑体"/>
         <w:b/>
         <w:bCs/>
         <w:color w:themeColor="background1" w:val="FFFFFF"/>
@@ -7224,6 +7515,7 @@
     </w:tblStylePr>
     <w:tblStylePr w:type="nwCell">
       <w:rPr>
+        <w:rFonts w:eastAsia="黑体"/>
         <w:color w:themeColor="background1" w:val="FFFFFF"/>
       </w:rPr>
       <w:tblPr/>
@@ -7267,6 +7559,7 @@
         <w:spacing w:after="0" w:before="0" w:line="240" w:lineRule="auto"/>
       </w:pPr>
       <w:rPr>
+        <w:rFonts w:eastAsia="黑体"/>
         <w:b/>
         <w:bCs/>
         <w:color w:themeColor="background1" w:val="FFFFFF"/>
@@ -7289,6 +7582,7 @@
         <w:spacing w:after="0" w:before="0" w:line="240" w:lineRule="auto"/>
       </w:pPr>
       <w:rPr>
+        <w:rFonts w:eastAsia="黑体"/>
         <w:color w:val="auto"/>
       </w:rPr>
       <w:tblPr/>
@@ -7306,6 +7600,7 @@
     </w:tblStylePr>
     <w:tblStylePr w:type="firstCol">
       <w:rPr>
+        <w:rFonts w:eastAsia="黑体"/>
         <w:b/>
         <w:bCs/>
         <w:color w:themeColor="background1" w:val="FFFFFF"/>
@@ -7325,6 +7620,7 @@
     </w:tblStylePr>
     <w:tblStylePr w:type="lastCol">
       <w:rPr>
+        <w:rFonts w:eastAsia="黑体"/>
         <w:b/>
         <w:bCs/>
         <w:color w:themeColor="background1" w:val="FFFFFF"/>
@@ -7373,6 +7669,7 @@
     </w:tblStylePr>
     <w:tblStylePr w:type="nwCell">
       <w:rPr>
+        <w:rFonts w:eastAsia="黑体"/>
         <w:color w:themeColor="background1" w:val="FFFFFF"/>
       </w:rPr>
       <w:tblPr/>
@@ -7416,6 +7713,7 @@
         <w:spacing w:after="0" w:before="0" w:line="240" w:lineRule="auto"/>
       </w:pPr>
       <w:rPr>
+        <w:rFonts w:eastAsia="黑体"/>
         <w:b/>
         <w:bCs/>
         <w:color w:themeColor="background1" w:val="FFFFFF"/>
@@ -7438,6 +7736,7 @@
         <w:spacing w:after="0" w:before="0" w:line="240" w:lineRule="auto"/>
       </w:pPr>
       <w:rPr>
+        <w:rFonts w:eastAsia="黑体"/>
         <w:color w:val="auto"/>
       </w:rPr>
       <w:tblPr/>
@@ -7455,6 +7754,7 @@
     </w:tblStylePr>
     <w:tblStylePr w:type="firstCol">
       <w:rPr>
+        <w:rFonts w:eastAsia="黑体"/>
         <w:b/>
         <w:bCs/>
         <w:color w:themeColor="background1" w:val="FFFFFF"/>
@@ -7474,6 +7774,7 @@
     </w:tblStylePr>
     <w:tblStylePr w:type="lastCol">
       <w:rPr>
+        <w:rFonts w:eastAsia="黑体"/>
         <w:b/>
         <w:bCs/>
         <w:color w:themeColor="background1" w:val="FFFFFF"/>
@@ -7522,6 +7823,7 @@
     </w:tblStylePr>
     <w:tblStylePr w:type="nwCell">
       <w:rPr>
+        <w:rFonts w:eastAsia="黑体"/>
         <w:color w:themeColor="background1" w:val="FFFFFF"/>
       </w:rPr>
       <w:tblPr/>
@@ -7565,6 +7867,7 @@
         <w:spacing w:after="0" w:before="0" w:line="240" w:lineRule="auto"/>
       </w:pPr>
       <w:rPr>
+        <w:rFonts w:eastAsia="黑体"/>
         <w:b/>
         <w:bCs/>
         <w:color w:themeColor="background1" w:val="FFFFFF"/>
@@ -7587,6 +7890,7 @@
         <w:spacing w:after="0" w:before="0" w:line="240" w:lineRule="auto"/>
       </w:pPr>
       <w:rPr>
+        <w:rFonts w:eastAsia="黑体"/>
         <w:color w:val="auto"/>
       </w:rPr>
       <w:tblPr/>
@@ -7604,6 +7908,7 @@
     </w:tblStylePr>
     <w:tblStylePr w:type="firstCol">
       <w:rPr>
+        <w:rFonts w:eastAsia="黑体"/>
         <w:b/>
         <w:bCs/>
         <w:color w:themeColor="background1" w:val="FFFFFF"/>
@@ -7623,6 +7928,7 @@
     </w:tblStylePr>
     <w:tblStylePr w:type="lastCol">
       <w:rPr>
+        <w:rFonts w:eastAsia="黑体"/>
         <w:b/>
         <w:bCs/>
         <w:color w:themeColor="background1" w:val="FFFFFF"/>
@@ -7671,6 +7977,7 @@
     </w:tblStylePr>
     <w:tblStylePr w:type="nwCell">
       <w:rPr>
+        <w:rFonts w:eastAsia="黑体"/>
         <w:color w:themeColor="background1" w:val="FFFFFF"/>
       </w:rPr>
       <w:tblPr/>
@@ -7714,6 +8021,7 @@
         <w:spacing w:after="0" w:before="0" w:line="240" w:lineRule="auto"/>
       </w:pPr>
       <w:rPr>
+        <w:rFonts w:eastAsia="黑体"/>
         <w:b/>
         <w:bCs/>
         <w:color w:themeColor="background1" w:val="FFFFFF"/>
@@ -7736,6 +8044,7 @@
         <w:spacing w:after="0" w:before="0" w:line="240" w:lineRule="auto"/>
       </w:pPr>
       <w:rPr>
+        <w:rFonts w:eastAsia="黑体"/>
         <w:color w:val="auto"/>
       </w:rPr>
       <w:tblPr/>
@@ -7753,6 +8062,7 @@
     </w:tblStylePr>
     <w:tblStylePr w:type="firstCol">
       <w:rPr>
+        <w:rFonts w:eastAsia="黑体"/>
         <w:b/>
         <w:bCs/>
         <w:color w:themeColor="background1" w:val="FFFFFF"/>
@@ -7772,6 +8082,7 @@
     </w:tblStylePr>
     <w:tblStylePr w:type="lastCol">
       <w:rPr>
+        <w:rFonts w:eastAsia="黑体"/>
         <w:b/>
         <w:bCs/>
         <w:color w:themeColor="background1" w:val="FFFFFF"/>
@@ -7820,6 +8131,7 @@
     </w:tblStylePr>
     <w:tblStylePr w:type="nwCell">
       <w:rPr>
+        <w:rFonts w:eastAsia="黑体"/>
         <w:color w:themeColor="background1" w:val="FFFFFF"/>
       </w:rPr>
       <w:tblPr/>
@@ -7844,6 +8156,7 @@
       <w:spacing w:after="0" w:line="240" w:lineRule="auto"/>
     </w:pPr>
     <w:rPr>
+      <w:rFonts w:eastAsia="黑体"/>
       <w:color w:themeColor="text1" w:val="000000"/>
     </w:rPr>
     <w:tblPr>
@@ -7863,7 +8176,7 @@
     </w:tblPr>
     <w:tblStylePr w:type="firstRow">
       <w:rPr>
-        <w:rFonts w:asciiTheme="majorHAnsi" w:cstheme="majorBidi" w:eastAsiaTheme="majorEastAsia" w:hAnsiTheme="majorHAnsi"/>
+        <w:rFonts w:asciiTheme="majorHAnsi" w:cstheme="majorBidi" w:hAnsiTheme="majorHAnsi" w:eastAsia="黑体"/>
       </w:rPr>
       <w:tblPr/>
       <w:tcPr>
@@ -7875,6 +8188,7 @@
     </w:tblStylePr>
     <w:tblStylePr w:type="lastRow">
       <w:rPr>
+        <w:rFonts w:eastAsia="黑体"/>
         <w:b/>
         <w:bCs/>
         <w:color w:themeColor="text2" w:val="1F497D"/>
@@ -7889,12 +8203,14 @@
     </w:tblStylePr>
     <w:tblStylePr w:type="firstCol">
       <w:rPr>
+        <w:rFonts w:eastAsia="黑体"/>
         <w:b/>
         <w:bCs/>
       </w:rPr>
     </w:tblStylePr>
     <w:tblStylePr w:type="lastCol">
       <w:rPr>
+        <w:rFonts w:eastAsia="黑体"/>
         <w:b/>
         <w:bCs/>
       </w:rPr>
@@ -7928,6 +8244,7 @@
       <w:spacing w:after="0" w:line="240" w:lineRule="auto"/>
     </w:pPr>
     <w:rPr>
+      <w:rFonts w:eastAsia="黑体"/>
       <w:color w:themeColor="text1" w:val="000000"/>
     </w:rPr>
     <w:tblPr>
@@ -7947,7 +8264,7 @@
     </w:tblPr>
     <w:tblStylePr w:type="firstRow">
       <w:rPr>
-        <w:rFonts w:asciiTheme="majorHAnsi" w:cstheme="majorBidi" w:eastAsiaTheme="majorEastAsia" w:hAnsiTheme="majorHAnsi"/>
+        <w:rFonts w:asciiTheme="majorHAnsi" w:cstheme="majorBidi" w:hAnsiTheme="majorHAnsi" w:eastAsia="黑体"/>
       </w:rPr>
       <w:tblPr/>
       <w:tcPr>
@@ -7959,6 +8276,7 @@
     </w:tblStylePr>
     <w:tblStylePr w:type="lastRow">
       <w:rPr>
+        <w:rFonts w:eastAsia="黑体"/>
         <w:b/>
         <w:bCs/>
         <w:color w:themeColor="text2" w:val="1F497D"/>
@@ -7973,12 +8291,14 @@
     </w:tblStylePr>
     <w:tblStylePr w:type="firstCol">
       <w:rPr>
+        <w:rFonts w:eastAsia="黑体"/>
         <w:b/>
         <w:bCs/>
       </w:rPr>
     </w:tblStylePr>
     <w:tblStylePr w:type="lastCol">
       <w:rPr>
+        <w:rFonts w:eastAsia="黑体"/>
         <w:b/>
         <w:bCs/>
       </w:rPr>
@@ -8012,6 +8332,7 @@
       <w:spacing w:after="0" w:line="240" w:lineRule="auto"/>
     </w:pPr>
     <w:rPr>
+      <w:rFonts w:eastAsia="黑体"/>
       <w:color w:themeColor="text1" w:val="000000"/>
     </w:rPr>
     <w:tblPr>
@@ -8031,7 +8352,7 @@
     </w:tblPr>
     <w:tblStylePr w:type="firstRow">
       <w:rPr>
-        <w:rFonts w:asciiTheme="majorHAnsi" w:cstheme="majorBidi" w:eastAsiaTheme="majorEastAsia" w:hAnsiTheme="majorHAnsi"/>
+        <w:rFonts w:asciiTheme="majorHAnsi" w:cstheme="majorBidi" w:hAnsiTheme="majorHAnsi" w:eastAsia="黑体"/>
       </w:rPr>
       <w:tblPr/>
       <w:tcPr>
@@ -8043,6 +8364,7 @@
     </w:tblStylePr>
     <w:tblStylePr w:type="lastRow">
       <w:rPr>
+        <w:rFonts w:eastAsia="黑体"/>
         <w:b/>
         <w:bCs/>
         <w:color w:themeColor="text2" w:val="1F497D"/>
@@ -8057,12 +8379,14 @@
     </w:tblStylePr>
     <w:tblStylePr w:type="firstCol">
       <w:rPr>
+        <w:rFonts w:eastAsia="黑体"/>
         <w:b/>
         <w:bCs/>
       </w:rPr>
     </w:tblStylePr>
     <w:tblStylePr w:type="lastCol">
       <w:rPr>
+        <w:rFonts w:eastAsia="黑体"/>
         <w:b/>
         <w:bCs/>
       </w:rPr>
@@ -8096,6 +8420,7 @@
       <w:spacing w:after="0" w:line="240" w:lineRule="auto"/>
     </w:pPr>
     <w:rPr>
+      <w:rFonts w:eastAsia="黑体"/>
       <w:color w:themeColor="text1" w:val="000000"/>
     </w:rPr>
     <w:tblPr>
@@ -8115,7 +8440,7 @@
     </w:tblPr>
     <w:tblStylePr w:type="firstRow">
       <w:rPr>
-        <w:rFonts w:asciiTheme="majorHAnsi" w:cstheme="majorBidi" w:eastAsiaTheme="majorEastAsia" w:hAnsiTheme="majorHAnsi"/>
+        <w:rFonts w:asciiTheme="majorHAnsi" w:cstheme="majorBidi" w:hAnsiTheme="majorHAnsi" w:eastAsia="黑体"/>
       </w:rPr>
       <w:tblPr/>
       <w:tcPr>
@@ -8127,6 +8452,7 @@
     </w:tblStylePr>
     <w:tblStylePr w:type="lastRow">
       <w:rPr>
+        <w:rFonts w:eastAsia="黑体"/>
         <w:b/>
         <w:bCs/>
         <w:color w:themeColor="text2" w:val="1F497D"/>
@@ -8141,12 +8467,14 @@
     </w:tblStylePr>
     <w:tblStylePr w:type="firstCol">
       <w:rPr>
+        <w:rFonts w:eastAsia="黑体"/>
         <w:b/>
         <w:bCs/>
       </w:rPr>
     </w:tblStylePr>
     <w:tblStylePr w:type="lastCol">
       <w:rPr>
+        <w:rFonts w:eastAsia="黑体"/>
         <w:b/>
         <w:bCs/>
       </w:rPr>
@@ -8180,6 +8508,7 @@
       <w:spacing w:after="0" w:line="240" w:lineRule="auto"/>
     </w:pPr>
     <w:rPr>
+      <w:rFonts w:eastAsia="黑体"/>
       <w:color w:themeColor="text1" w:val="000000"/>
     </w:rPr>
     <w:tblPr>
@@ -8199,7 +8528,7 @@
     </w:tblPr>
     <w:tblStylePr w:type="firstRow">
       <w:rPr>
-        <w:rFonts w:asciiTheme="majorHAnsi" w:cstheme="majorBidi" w:eastAsiaTheme="majorEastAsia" w:hAnsiTheme="majorHAnsi"/>
+        <w:rFonts w:asciiTheme="majorHAnsi" w:cstheme="majorBidi" w:hAnsiTheme="majorHAnsi" w:eastAsia="黑体"/>
       </w:rPr>
       <w:tblPr/>
       <w:tcPr>
@@ -8211,6 +8540,7 @@
     </w:tblStylePr>
     <w:tblStylePr w:type="lastRow">
       <w:rPr>
+        <w:rFonts w:eastAsia="黑体"/>
         <w:b/>
         <w:bCs/>
         <w:color w:themeColor="text2" w:val="1F497D"/>
@@ -8225,12 +8555,14 @@
     </w:tblStylePr>
     <w:tblStylePr w:type="firstCol">
       <w:rPr>
+        <w:rFonts w:eastAsia="黑体"/>
         <w:b/>
         <w:bCs/>
       </w:rPr>
     </w:tblStylePr>
     <w:tblStylePr w:type="lastCol">
       <w:rPr>
+        <w:rFonts w:eastAsia="黑体"/>
         <w:b/>
         <w:bCs/>
       </w:rPr>
@@ -8264,6 +8596,7 @@
       <w:spacing w:after="0" w:line="240" w:lineRule="auto"/>
     </w:pPr>
     <w:rPr>
+      <w:rFonts w:eastAsia="黑体"/>
       <w:color w:themeColor="text1" w:val="000000"/>
     </w:rPr>
     <w:tblPr>
@@ -8283,7 +8616,7 @@
     </w:tblPr>
     <w:tblStylePr w:type="firstRow">
       <w:rPr>
-        <w:rFonts w:asciiTheme="majorHAnsi" w:cstheme="majorBidi" w:eastAsiaTheme="majorEastAsia" w:hAnsiTheme="majorHAnsi"/>
+        <w:rFonts w:asciiTheme="majorHAnsi" w:cstheme="majorBidi" w:hAnsiTheme="majorHAnsi" w:eastAsia="黑体"/>
       </w:rPr>
       <w:tblPr/>
       <w:tcPr>
@@ -8295,6 +8628,7 @@
     </w:tblStylePr>
     <w:tblStylePr w:type="lastRow">
       <w:rPr>
+        <w:rFonts w:eastAsia="黑体"/>
         <w:b/>
         <w:bCs/>
         <w:color w:themeColor="text2" w:val="1F497D"/>
@@ -8309,12 +8643,14 @@
     </w:tblStylePr>
     <w:tblStylePr w:type="firstCol">
       <w:rPr>
+        <w:rFonts w:eastAsia="黑体"/>
         <w:b/>
         <w:bCs/>
       </w:rPr>
     </w:tblStylePr>
     <w:tblStylePr w:type="lastCol">
       <w:rPr>
+        <w:rFonts w:eastAsia="黑体"/>
         <w:b/>
         <w:bCs/>
       </w:rPr>
@@ -8348,6 +8684,7 @@
       <w:spacing w:after="0" w:line="240" w:lineRule="auto"/>
     </w:pPr>
     <w:rPr>
+      <w:rFonts w:eastAsia="黑体"/>
       <w:color w:themeColor="text1" w:val="000000"/>
     </w:rPr>
     <w:tblPr>
@@ -8367,7 +8704,7 @@
     </w:tblPr>
     <w:tblStylePr w:type="firstRow">
       <w:rPr>
-        <w:rFonts w:asciiTheme="majorHAnsi" w:cstheme="majorBidi" w:eastAsiaTheme="majorEastAsia" w:hAnsiTheme="majorHAnsi"/>
+        <w:rFonts w:asciiTheme="majorHAnsi" w:cstheme="majorBidi" w:hAnsiTheme="majorHAnsi" w:eastAsia="黑体"/>
       </w:rPr>
       <w:tblPr/>
       <w:tcPr>
@@ -8379,6 +8716,7 @@
     </w:tblStylePr>
     <w:tblStylePr w:type="lastRow">
       <w:rPr>
+        <w:rFonts w:eastAsia="黑体"/>
         <w:b/>
         <w:bCs/>
         <w:color w:themeColor="text2" w:val="1F497D"/>
@@ -8393,12 +8731,14 @@
     </w:tblStylePr>
     <w:tblStylePr w:type="firstCol">
       <w:rPr>
+        <w:rFonts w:eastAsia="黑体"/>
         <w:b/>
         <w:bCs/>
       </w:rPr>
     </w:tblStylePr>
     <w:tblStylePr w:type="lastCol">
       <w:rPr>
+        <w:rFonts w:eastAsia="黑体"/>
         <w:b/>
         <w:bCs/>
       </w:rPr>
@@ -8432,7 +8772,7 @@
       <w:spacing w:after="0" w:line="240" w:lineRule="auto"/>
     </w:pPr>
     <w:rPr>
-      <w:rFonts w:asciiTheme="majorHAnsi" w:cstheme="majorBidi" w:eastAsiaTheme="majorEastAsia" w:hAnsiTheme="majorHAnsi"/>
+      <w:rFonts w:asciiTheme="majorHAnsi" w:cstheme="majorBidi" w:hAnsiTheme="majorHAnsi" w:eastAsia="黑体"/>
       <w:color w:themeColor="text1" w:val="000000"/>
     </w:rPr>
     <w:tblPr>
@@ -8454,6 +8794,7 @@
     </w:tblPr>
     <w:tblStylePr w:type="firstRow">
       <w:rPr>
+        <w:rFonts w:eastAsia="黑体"/>
         <w:sz w:val="24"/>
         <w:szCs w:val="24"/>
       </w:rPr>
@@ -8560,7 +8901,7 @@
       <w:spacing w:after="0" w:line="240" w:lineRule="auto"/>
     </w:pPr>
     <w:rPr>
-      <w:rFonts w:asciiTheme="majorHAnsi" w:cstheme="majorBidi" w:eastAsiaTheme="majorEastAsia" w:hAnsiTheme="majorHAnsi"/>
+      <w:rFonts w:asciiTheme="majorHAnsi" w:cstheme="majorBidi" w:hAnsiTheme="majorHAnsi" w:eastAsia="黑体"/>
       <w:color w:themeColor="text1" w:val="000000"/>
     </w:rPr>
     <w:tblPr>
@@ -8582,6 +8923,7 @@
     </w:tblPr>
     <w:tblStylePr w:type="firstRow">
       <w:rPr>
+        <w:rFonts w:eastAsia="黑体"/>
         <w:sz w:val="24"/>
         <w:szCs w:val="24"/>
       </w:rPr>
@@ -8688,7 +9030,7 @@
       <w:spacing w:after="0" w:line="240" w:lineRule="auto"/>
     </w:pPr>
     <w:rPr>
-      <w:rFonts w:asciiTheme="majorHAnsi" w:cstheme="majorBidi" w:eastAsiaTheme="majorEastAsia" w:hAnsiTheme="majorHAnsi"/>
+      <w:rFonts w:asciiTheme="majorHAnsi" w:cstheme="majorBidi" w:hAnsiTheme="majorHAnsi" w:eastAsia="黑体"/>
       <w:color w:themeColor="text1" w:val="000000"/>
     </w:rPr>
     <w:tblPr>
@@ -8710,6 +9052,7 @@
     </w:tblPr>
     <w:tblStylePr w:type="firstRow">
       <w:rPr>
+        <w:rFonts w:eastAsia="黑体"/>
         <w:sz w:val="24"/>
         <w:szCs w:val="24"/>
       </w:rPr>
@@ -8816,7 +9159,7 @@
       <w:spacing w:after="0" w:line="240" w:lineRule="auto"/>
     </w:pPr>
     <w:rPr>
-      <w:rFonts w:asciiTheme="majorHAnsi" w:cstheme="majorBidi" w:eastAsiaTheme="majorEastAsia" w:hAnsiTheme="majorHAnsi"/>
+      <w:rFonts w:asciiTheme="majorHAnsi" w:cstheme="majorBidi" w:hAnsiTheme="majorHAnsi" w:eastAsia="黑体"/>
       <w:color w:themeColor="text1" w:val="000000"/>
     </w:rPr>
     <w:tblPr>
@@ -8838,6 +9181,7 @@
     </w:tblPr>
     <w:tblStylePr w:type="firstRow">
       <w:rPr>
+        <w:rFonts w:eastAsia="黑体"/>
         <w:sz w:val="24"/>
         <w:szCs w:val="24"/>
       </w:rPr>
@@ -8944,7 +9288,7 @@
       <w:spacing w:after="0" w:line="240" w:lineRule="auto"/>
     </w:pPr>
     <w:rPr>
-      <w:rFonts w:asciiTheme="majorHAnsi" w:cstheme="majorBidi" w:eastAsiaTheme="majorEastAsia" w:hAnsiTheme="majorHAnsi"/>
+      <w:rFonts w:asciiTheme="majorHAnsi" w:cstheme="majorBidi" w:hAnsiTheme="majorHAnsi" w:eastAsia="黑体"/>
       <w:color w:themeColor="text1" w:val="000000"/>
     </w:rPr>
     <w:tblPr>
@@ -8966,6 +9310,7 @@
     </w:tblPr>
     <w:tblStylePr w:type="firstRow">
       <w:rPr>
+        <w:rFonts w:eastAsia="黑体"/>
         <w:sz w:val="24"/>
         <w:szCs w:val="24"/>
       </w:rPr>
@@ -9072,7 +9417,7 @@
       <w:spacing w:after="0" w:line="240" w:lineRule="auto"/>
     </w:pPr>
     <w:rPr>
-      <w:rFonts w:asciiTheme="majorHAnsi" w:cstheme="majorBidi" w:eastAsiaTheme="majorEastAsia" w:hAnsiTheme="majorHAnsi"/>
+      <w:rFonts w:asciiTheme="majorHAnsi" w:cstheme="majorBidi" w:hAnsiTheme="majorHAnsi" w:eastAsia="黑体"/>
       <w:color w:themeColor="text1" w:val="000000"/>
     </w:rPr>
     <w:tblPr>
@@ -9094,6 +9439,7 @@
     </w:tblPr>
     <w:tblStylePr w:type="firstRow">
       <w:rPr>
+        <w:rFonts w:eastAsia="黑体"/>
         <w:sz w:val="24"/>
         <w:szCs w:val="24"/>
       </w:rPr>
@@ -9200,7 +9546,7 @@
       <w:spacing w:after="0" w:line="240" w:lineRule="auto"/>
     </w:pPr>
     <w:rPr>
-      <w:rFonts w:asciiTheme="majorHAnsi" w:cstheme="majorBidi" w:eastAsiaTheme="majorEastAsia" w:hAnsiTheme="majorHAnsi"/>
+      <w:rFonts w:asciiTheme="majorHAnsi" w:cstheme="majorBidi" w:hAnsiTheme="majorHAnsi" w:eastAsia="黑体"/>
       <w:color w:themeColor="text1" w:val="000000"/>
     </w:rPr>
     <w:tblPr>
@@ -9222,6 +9568,7 @@
     </w:tblPr>
     <w:tblStylePr w:type="firstRow">
       <w:rPr>
+        <w:rFonts w:eastAsia="黑体"/>
         <w:sz w:val="24"/>
         <w:szCs w:val="24"/>
       </w:rPr>
@@ -9351,12 +9698,14 @@
     </w:tcPr>
     <w:tblStylePr w:type="firstRow">
       <w:rPr>
+        <w:rFonts w:eastAsia="黑体"/>
         <w:b/>
         <w:bCs/>
       </w:rPr>
     </w:tblStylePr>
     <w:tblStylePr w:type="lastRow">
       <w:rPr>
+        <w:rFonts w:eastAsia="黑体"/>
         <w:b/>
         <w:bCs/>
       </w:rPr>
@@ -9369,12 +9718,14 @@
     </w:tblStylePr>
     <w:tblStylePr w:type="firstCol">
       <w:rPr>
+        <w:rFonts w:eastAsia="黑体"/>
         <w:b/>
         <w:bCs/>
       </w:rPr>
     </w:tblStylePr>
     <w:tblStylePr w:type="lastCol">
       <w:rPr>
+        <w:rFonts w:eastAsia="黑体"/>
         <w:b/>
         <w:bCs/>
       </w:rPr>
@@ -9424,12 +9775,14 @@
     </w:tcPr>
     <w:tblStylePr w:type="firstRow">
       <w:rPr>
+        <w:rFonts w:eastAsia="黑体"/>
         <w:b/>
         <w:bCs/>
       </w:rPr>
     </w:tblStylePr>
     <w:tblStylePr w:type="lastRow">
       <w:rPr>
+        <w:rFonts w:eastAsia="黑体"/>
         <w:b/>
         <w:bCs/>
       </w:rPr>
@@ -9442,12 +9795,14 @@
     </w:tblStylePr>
     <w:tblStylePr w:type="firstCol">
       <w:rPr>
+        <w:rFonts w:eastAsia="黑体"/>
         <w:b/>
         <w:bCs/>
       </w:rPr>
     </w:tblStylePr>
     <w:tblStylePr w:type="lastCol">
       <w:rPr>
+        <w:rFonts w:eastAsia="黑体"/>
         <w:b/>
         <w:bCs/>
       </w:rPr>
@@ -9497,12 +9852,14 @@
     </w:tcPr>
     <w:tblStylePr w:type="firstRow">
       <w:rPr>
+        <w:rFonts w:eastAsia="黑体"/>
         <w:b/>
         <w:bCs/>
       </w:rPr>
     </w:tblStylePr>
     <w:tblStylePr w:type="lastRow">
       <w:rPr>
+        <w:rFonts w:eastAsia="黑体"/>
         <w:b/>
         <w:bCs/>
       </w:rPr>
@@ -9515,12 +9872,14 @@
     </w:tblStylePr>
     <w:tblStylePr w:type="firstCol">
       <w:rPr>
+        <w:rFonts w:eastAsia="黑体"/>
         <w:b/>
         <w:bCs/>
       </w:rPr>
     </w:tblStylePr>
     <w:tblStylePr w:type="lastCol">
       <w:rPr>
+        <w:rFonts w:eastAsia="黑体"/>
         <w:b/>
         <w:bCs/>
       </w:rPr>
@@ -9570,12 +9929,14 @@
     </w:tcPr>
     <w:tblStylePr w:type="firstRow">
       <w:rPr>
+        <w:rFonts w:eastAsia="黑体"/>
         <w:b/>
         <w:bCs/>
       </w:rPr>
     </w:tblStylePr>
     <w:tblStylePr w:type="lastRow">
       <w:rPr>
+        <w:rFonts w:eastAsia="黑体"/>
         <w:b/>
         <w:bCs/>
       </w:rPr>
@@ -9588,12 +9949,14 @@
     </w:tblStylePr>
     <w:tblStylePr w:type="firstCol">
       <w:rPr>
+        <w:rFonts w:eastAsia="黑体"/>
         <w:b/>
         <w:bCs/>
       </w:rPr>
     </w:tblStylePr>
     <w:tblStylePr w:type="lastCol">
       <w:rPr>
+        <w:rFonts w:eastAsia="黑体"/>
         <w:b/>
         <w:bCs/>
       </w:rPr>
@@ -9643,12 +10006,14 @@
     </w:tcPr>
     <w:tblStylePr w:type="firstRow">
       <w:rPr>
+        <w:rFonts w:eastAsia="黑体"/>
         <w:b/>
         <w:bCs/>
       </w:rPr>
     </w:tblStylePr>
     <w:tblStylePr w:type="lastRow">
       <w:rPr>
+        <w:rFonts w:eastAsia="黑体"/>
         <w:b/>
         <w:bCs/>
       </w:rPr>
@@ -9661,12 +10026,14 @@
     </w:tblStylePr>
     <w:tblStylePr w:type="firstCol">
       <w:rPr>
+        <w:rFonts w:eastAsia="黑体"/>
         <w:b/>
         <w:bCs/>
       </w:rPr>
     </w:tblStylePr>
     <w:tblStylePr w:type="lastCol">
       <w:rPr>
+        <w:rFonts w:eastAsia="黑体"/>
         <w:b/>
         <w:bCs/>
       </w:rPr>
@@ -9716,12 +10083,14 @@
     </w:tcPr>
     <w:tblStylePr w:type="firstRow">
       <w:rPr>
+        <w:rFonts w:eastAsia="黑体"/>
         <w:b/>
         <w:bCs/>
       </w:rPr>
     </w:tblStylePr>
     <w:tblStylePr w:type="lastRow">
       <w:rPr>
+        <w:rFonts w:eastAsia="黑体"/>
         <w:b/>
         <w:bCs/>
       </w:rPr>
@@ -9734,12 +10103,14 @@
     </w:tblStylePr>
     <w:tblStylePr w:type="firstCol">
       <w:rPr>
+        <w:rFonts w:eastAsia="黑体"/>
         <w:b/>
         <w:bCs/>
       </w:rPr>
     </w:tblStylePr>
     <w:tblStylePr w:type="lastCol">
       <w:rPr>
+        <w:rFonts w:eastAsia="黑体"/>
         <w:b/>
         <w:bCs/>
       </w:rPr>
@@ -9789,12 +10160,14 @@
     </w:tcPr>
     <w:tblStylePr w:type="firstRow">
       <w:rPr>
+        <w:rFonts w:eastAsia="黑体"/>
         <w:b/>
         <w:bCs/>
       </w:rPr>
     </w:tblStylePr>
     <w:tblStylePr w:type="lastRow">
       <w:rPr>
+        <w:rFonts w:eastAsia="黑体"/>
         <w:b/>
         <w:bCs/>
       </w:rPr>
@@ -9807,12 +10180,14 @@
     </w:tblStylePr>
     <w:tblStylePr w:type="firstCol">
       <w:rPr>
+        <w:rFonts w:eastAsia="黑体"/>
         <w:b/>
         <w:bCs/>
       </w:rPr>
     </w:tblStylePr>
     <w:tblStylePr w:type="lastCol">
       <w:rPr>
+        <w:rFonts w:eastAsia="黑体"/>
         <w:b/>
         <w:bCs/>
       </w:rPr>
@@ -9839,7 +10214,7 @@
       <w:spacing w:after="0" w:line="240" w:lineRule="auto"/>
     </w:pPr>
     <w:rPr>
-      <w:rFonts w:asciiTheme="majorHAnsi" w:cstheme="majorBidi" w:eastAsiaTheme="majorEastAsia" w:hAnsiTheme="majorHAnsi"/>
+      <w:rFonts w:asciiTheme="majorHAnsi" w:cstheme="majorBidi" w:hAnsiTheme="majorHAnsi" w:eastAsia="黑体"/>
       <w:color w:themeColor="text1" w:val="000000"/>
     </w:rPr>
     <w:tblPr>
@@ -9866,6 +10241,7 @@
     </w:tcPr>
     <w:tblStylePr w:type="firstRow">
       <w:rPr>
+        <w:rFonts w:eastAsia="黑体"/>
         <w:b/>
         <w:bCs/>
         <w:color w:themeColor="text1" w:val="000000"/>
@@ -9877,6 +10253,7 @@
     </w:tblStylePr>
     <w:tblStylePr w:type="lastRow">
       <w:rPr>
+        <w:rFonts w:eastAsia="黑体"/>
         <w:b/>
         <w:bCs/>
         <w:color w:themeColor="text1" w:val="000000"/>
@@ -9896,6 +10273,7 @@
     </w:tblStylePr>
     <w:tblStylePr w:type="firstCol">
       <w:rPr>
+        <w:rFonts w:eastAsia="黑体"/>
         <w:b/>
         <w:bCs/>
         <w:color w:themeColor="text1" w:val="000000"/>
@@ -9915,6 +10293,7 @@
     </w:tblStylePr>
     <w:tblStylePr w:type="lastCol">
       <w:rPr>
+        <w:rFonts w:eastAsia="黑体"/>
         <w:b w:val="0"/>
         <w:bCs w:val="0"/>
         <w:color w:themeColor="text1" w:val="000000"/>
@@ -9964,7 +10343,7 @@
       <w:spacing w:after="0" w:line="240" w:lineRule="auto"/>
     </w:pPr>
     <w:rPr>
-      <w:rFonts w:asciiTheme="majorHAnsi" w:cstheme="majorBidi" w:eastAsiaTheme="majorEastAsia" w:hAnsiTheme="majorHAnsi"/>
+      <w:rFonts w:asciiTheme="majorHAnsi" w:cstheme="majorBidi" w:hAnsiTheme="majorHAnsi" w:eastAsia="黑体"/>
       <w:color w:themeColor="text1" w:val="000000"/>
     </w:rPr>
     <w:tblPr>
@@ -9991,6 +10370,7 @@
     </w:tcPr>
     <w:tblStylePr w:type="firstRow">
       <w:rPr>
+        <w:rFonts w:eastAsia="黑体"/>
         <w:b/>
         <w:bCs/>
         <w:color w:themeColor="text1" w:val="000000"/>
@@ -10002,6 +10382,7 @@
     </w:tblStylePr>
     <w:tblStylePr w:type="lastRow">
       <w:rPr>
+        <w:rFonts w:eastAsia="黑体"/>
         <w:b/>
         <w:bCs/>
         <w:color w:themeColor="text1" w:val="000000"/>
@@ -10021,6 +10402,7 @@
     </w:tblStylePr>
     <w:tblStylePr w:type="firstCol">
       <w:rPr>
+        <w:rFonts w:eastAsia="黑体"/>
         <w:b/>
         <w:bCs/>
         <w:color w:themeColor="text1" w:val="000000"/>
@@ -10040,6 +10422,7 @@
     </w:tblStylePr>
     <w:tblStylePr w:type="lastCol">
       <w:rPr>
+        <w:rFonts w:eastAsia="黑体"/>
         <w:b w:val="0"/>
         <w:bCs w:val="0"/>
         <w:color w:themeColor="text1" w:val="000000"/>
@@ -10089,7 +10472,7 @@
       <w:spacing w:after="0" w:line="240" w:lineRule="auto"/>
     </w:pPr>
     <w:rPr>
-      <w:rFonts w:asciiTheme="majorHAnsi" w:cstheme="majorBidi" w:eastAsiaTheme="majorEastAsia" w:hAnsiTheme="majorHAnsi"/>
+      <w:rFonts w:asciiTheme="majorHAnsi" w:cstheme="majorBidi" w:hAnsiTheme="majorHAnsi" w:eastAsia="黑体"/>
       <w:color w:themeColor="text1" w:val="000000"/>
     </w:rPr>
     <w:tblPr>
@@ -10116,6 +10499,7 @@
     </w:tcPr>
     <w:tblStylePr w:type="firstRow">
       <w:rPr>
+        <w:rFonts w:eastAsia="黑体"/>
         <w:b/>
         <w:bCs/>
         <w:color w:themeColor="text1" w:val="000000"/>
@@ -10127,6 +10511,7 @@
     </w:tblStylePr>
     <w:tblStylePr w:type="lastRow">
       <w:rPr>
+        <w:rFonts w:eastAsia="黑体"/>
         <w:b/>
         <w:bCs/>
         <w:color w:themeColor="text1" w:val="000000"/>
@@ -10146,6 +10531,7 @@
     </w:tblStylePr>
     <w:tblStylePr w:type="firstCol">
       <w:rPr>
+        <w:rFonts w:eastAsia="黑体"/>
         <w:b/>
         <w:bCs/>
         <w:color w:themeColor="text1" w:val="000000"/>
@@ -10165,6 +10551,7 @@
     </w:tblStylePr>
     <w:tblStylePr w:type="lastCol">
       <w:rPr>
+        <w:rFonts w:eastAsia="黑体"/>
         <w:b w:val="0"/>
         <w:bCs w:val="0"/>
         <w:color w:themeColor="text1" w:val="000000"/>
@@ -10214,7 +10601,7 @@
       <w:spacing w:after="0" w:line="240" w:lineRule="auto"/>
     </w:pPr>
     <w:rPr>
-      <w:rFonts w:asciiTheme="majorHAnsi" w:cstheme="majorBidi" w:eastAsiaTheme="majorEastAsia" w:hAnsiTheme="majorHAnsi"/>
+      <w:rFonts w:asciiTheme="majorHAnsi" w:cstheme="majorBidi" w:hAnsiTheme="majorHAnsi" w:eastAsia="黑体"/>
       <w:color w:themeColor="text1" w:val="000000"/>
     </w:rPr>
     <w:tblPr>
@@ -10241,6 +10628,7 @@
     </w:tcPr>
     <w:tblStylePr w:type="firstRow">
       <w:rPr>
+        <w:rFonts w:eastAsia="黑体"/>
         <w:b/>
         <w:bCs/>
         <w:color w:themeColor="text1" w:val="000000"/>
@@ -10252,6 +10640,7 @@
     </w:tblStylePr>
     <w:tblStylePr w:type="lastRow">
       <w:rPr>
+        <w:rFonts w:eastAsia="黑体"/>
         <w:b/>
         <w:bCs/>
         <w:color w:themeColor="text1" w:val="000000"/>
@@ -10271,6 +10660,7 @@
     </w:tblStylePr>
     <w:tblStylePr w:type="firstCol">
       <w:rPr>
+        <w:rFonts w:eastAsia="黑体"/>
         <w:b/>
         <w:bCs/>
         <w:color w:themeColor="text1" w:val="000000"/>
@@ -10290,6 +10680,7 @@
     </w:tblStylePr>
     <w:tblStylePr w:type="lastCol">
       <w:rPr>
+        <w:rFonts w:eastAsia="黑体"/>
         <w:b w:val="0"/>
         <w:bCs w:val="0"/>
         <w:color w:themeColor="text1" w:val="000000"/>
@@ -10339,7 +10730,7 @@
       <w:spacing w:after="0" w:line="240" w:lineRule="auto"/>
     </w:pPr>
     <w:rPr>
-      <w:rFonts w:asciiTheme="majorHAnsi" w:cstheme="majorBidi" w:eastAsiaTheme="majorEastAsia" w:hAnsiTheme="majorHAnsi"/>
+      <w:rFonts w:asciiTheme="majorHAnsi" w:cstheme="majorBidi" w:hAnsiTheme="majorHAnsi" w:eastAsia="黑体"/>
       <w:color w:themeColor="text1" w:val="000000"/>
     </w:rPr>
     <w:tblPr>
@@ -10366,6 +10757,7 @@
     </w:tcPr>
     <w:tblStylePr w:type="firstRow">
       <w:rPr>
+        <w:rFonts w:eastAsia="黑体"/>
         <w:b/>
         <w:bCs/>
         <w:color w:themeColor="text1" w:val="000000"/>
@@ -10377,6 +10769,7 @@
     </w:tblStylePr>
     <w:tblStylePr w:type="lastRow">
       <w:rPr>
+        <w:rFonts w:eastAsia="黑体"/>
         <w:b/>
         <w:bCs/>
         <w:color w:themeColor="text1" w:val="000000"/>
@@ -10396,6 +10789,7 @@
     </w:tblStylePr>
     <w:tblStylePr w:type="firstCol">
       <w:rPr>
+        <w:rFonts w:eastAsia="黑体"/>
         <w:b/>
         <w:bCs/>
         <w:color w:themeColor="text1" w:val="000000"/>
@@ -10415,6 +10809,7 @@
     </w:tblStylePr>
     <w:tblStylePr w:type="lastCol">
       <w:rPr>
+        <w:rFonts w:eastAsia="黑体"/>
         <w:b w:val="0"/>
         <w:bCs w:val="0"/>
         <w:color w:themeColor="text1" w:val="000000"/>
@@ -10464,7 +10859,7 @@
       <w:spacing w:after="0" w:line="240" w:lineRule="auto"/>
     </w:pPr>
     <w:rPr>
-      <w:rFonts w:asciiTheme="majorHAnsi" w:cstheme="majorBidi" w:eastAsiaTheme="majorEastAsia" w:hAnsiTheme="majorHAnsi"/>
+      <w:rFonts w:asciiTheme="majorHAnsi" w:cstheme="majorBidi" w:hAnsiTheme="majorHAnsi" w:eastAsia="黑体"/>
       <w:color w:themeColor="text1" w:val="000000"/>
     </w:rPr>
     <w:tblPr>
@@ -10491,6 +10886,7 @@
     </w:tcPr>
     <w:tblStylePr w:type="firstRow">
       <w:rPr>
+        <w:rFonts w:eastAsia="黑体"/>
         <w:b/>
         <w:bCs/>
         <w:color w:themeColor="text1" w:val="000000"/>
@@ -10502,6 +10898,7 @@
     </w:tblStylePr>
     <w:tblStylePr w:type="lastRow">
       <w:rPr>
+        <w:rFonts w:eastAsia="黑体"/>
         <w:b/>
         <w:bCs/>
         <w:color w:themeColor="text1" w:val="000000"/>
@@ -10521,6 +10918,7 @@
     </w:tblStylePr>
     <w:tblStylePr w:type="firstCol">
       <w:rPr>
+        <w:rFonts w:eastAsia="黑体"/>
         <w:b/>
         <w:bCs/>
         <w:color w:themeColor="text1" w:val="000000"/>
@@ -10540,6 +10938,7 @@
     </w:tblStylePr>
     <w:tblStylePr w:type="lastCol">
       <w:rPr>
+        <w:rFonts w:eastAsia="黑体"/>
         <w:b w:val="0"/>
         <w:bCs w:val="0"/>
         <w:color w:themeColor="text1" w:val="000000"/>
@@ -10589,7 +10988,7 @@
       <w:spacing w:after="0" w:line="240" w:lineRule="auto"/>
     </w:pPr>
     <w:rPr>
-      <w:rFonts w:asciiTheme="majorHAnsi" w:cstheme="majorBidi" w:eastAsiaTheme="majorEastAsia" w:hAnsiTheme="majorHAnsi"/>
+      <w:rFonts w:asciiTheme="majorHAnsi" w:cstheme="majorBidi" w:hAnsiTheme="majorHAnsi" w:eastAsia="黑体"/>
       <w:color w:themeColor="text1" w:val="000000"/>
     </w:rPr>
     <w:tblPr>
@@ -10616,6 +11015,7 @@
     </w:tcPr>
     <w:tblStylePr w:type="firstRow">
       <w:rPr>
+        <w:rFonts w:eastAsia="黑体"/>
         <w:b/>
         <w:bCs/>
         <w:color w:themeColor="text1" w:val="000000"/>
@@ -10627,6 +11027,7 @@
     </w:tblStylePr>
     <w:tblStylePr w:type="lastRow">
       <w:rPr>
+        <w:rFonts w:eastAsia="黑体"/>
         <w:b/>
         <w:bCs/>
         <w:color w:themeColor="text1" w:val="000000"/>
@@ -10646,6 +11047,7 @@
     </w:tblStylePr>
     <w:tblStylePr w:type="firstCol">
       <w:rPr>
+        <w:rFonts w:eastAsia="黑体"/>
         <w:b/>
         <w:bCs/>
         <w:color w:themeColor="text1" w:val="000000"/>
@@ -10665,6 +11067,7 @@
     </w:tblStylePr>
     <w:tblStylePr w:type="lastCol">
       <w:rPr>
+        <w:rFonts w:eastAsia="黑体"/>
         <w:b w:val="0"/>
         <w:bCs w:val="0"/>
         <w:color w:themeColor="text1" w:val="000000"/>
@@ -10737,6 +11140,7 @@
     </w:tcPr>
     <w:tblStylePr w:type="firstRow">
       <w:rPr>
+        <w:rFonts w:eastAsia="黑体"/>
         <w:b/>
         <w:bCs/>
         <w:i w:val="0"/>
@@ -10758,6 +11162,7 @@
     </w:tblStylePr>
     <w:tblStylePr w:type="lastRow">
       <w:rPr>
+        <w:rFonts w:eastAsia="黑体"/>
         <w:b/>
         <w:bCs/>
         <w:i w:val="0"/>
@@ -10779,6 +11184,7 @@
     </w:tblStylePr>
     <w:tblStylePr w:type="firstCol">
       <w:rPr>
+        <w:rFonts w:eastAsia="黑体"/>
         <w:b/>
         <w:bCs/>
         <w:i w:val="0"/>
@@ -10798,6 +11204,7 @@
     </w:tblStylePr>
     <w:tblStylePr w:type="lastCol">
       <w:rPr>
+        <w:rFonts w:eastAsia="黑体"/>
         <w:b/>
         <w:bCs/>
         <w:i w:val="0"/>
@@ -10878,6 +11285,7 @@
     </w:tcPr>
     <w:tblStylePr w:type="firstRow">
       <w:rPr>
+        <w:rFonts w:eastAsia="黑体"/>
         <w:b/>
         <w:bCs/>
         <w:i w:val="0"/>
@@ -10899,6 +11307,7 @@
     </w:tblStylePr>
     <w:tblStylePr w:type="lastRow">
       <w:rPr>
+        <w:rFonts w:eastAsia="黑体"/>
         <w:b/>
         <w:bCs/>
         <w:i w:val="0"/>
@@ -10920,6 +11329,7 @@
     </w:tblStylePr>
     <w:tblStylePr w:type="firstCol">
       <w:rPr>
+        <w:rFonts w:eastAsia="黑体"/>
         <w:b/>
         <w:bCs/>
         <w:i w:val="0"/>
@@ -10939,6 +11349,7 @@
     </w:tblStylePr>
     <w:tblStylePr w:type="lastCol">
       <w:rPr>
+        <w:rFonts w:eastAsia="黑体"/>
         <w:b/>
         <w:bCs/>
         <w:i w:val="0"/>
@@ -11019,6 +11430,7 @@
     </w:tcPr>
     <w:tblStylePr w:type="firstRow">
       <w:rPr>
+        <w:rFonts w:eastAsia="黑体"/>
         <w:b/>
         <w:bCs/>
         <w:i w:val="0"/>
@@ -11040,6 +11452,7 @@
     </w:tblStylePr>
     <w:tblStylePr w:type="lastRow">
       <w:rPr>
+        <w:rFonts w:eastAsia="黑体"/>
         <w:b/>
         <w:bCs/>
         <w:i w:val="0"/>
@@ -11061,6 +11474,7 @@
     </w:tblStylePr>
     <w:tblStylePr w:type="firstCol">
       <w:rPr>
+        <w:rFonts w:eastAsia="黑体"/>
         <w:b/>
         <w:bCs/>
         <w:i w:val="0"/>
@@ -11080,6 +11494,7 @@
     </w:tblStylePr>
     <w:tblStylePr w:type="lastCol">
       <w:rPr>
+        <w:rFonts w:eastAsia="黑体"/>
         <w:b/>
         <w:bCs/>
         <w:i w:val="0"/>
@@ -11160,6 +11575,7 @@
     </w:tcPr>
     <w:tblStylePr w:type="firstRow">
       <w:rPr>
+        <w:rFonts w:eastAsia="黑体"/>
         <w:b/>
         <w:bCs/>
         <w:i w:val="0"/>
@@ -11181,6 +11597,7 @@
     </w:tblStylePr>
     <w:tblStylePr w:type="lastRow">
       <w:rPr>
+        <w:rFonts w:eastAsia="黑体"/>
         <w:b/>
         <w:bCs/>
         <w:i w:val="0"/>
@@ -11202,6 +11619,7 @@
     </w:tblStylePr>
     <w:tblStylePr w:type="firstCol">
       <w:rPr>
+        <w:rFonts w:eastAsia="黑体"/>
         <w:b/>
         <w:bCs/>
         <w:i w:val="0"/>
@@ -11221,6 +11639,7 @@
     </w:tblStylePr>
     <w:tblStylePr w:type="lastCol">
       <w:rPr>
+        <w:rFonts w:eastAsia="黑体"/>
         <w:b/>
         <w:bCs/>
         <w:i w:val="0"/>
@@ -11301,6 +11720,7 @@
     </w:tcPr>
     <w:tblStylePr w:type="firstRow">
       <w:rPr>
+        <w:rFonts w:eastAsia="黑体"/>
         <w:b/>
         <w:bCs/>
         <w:i w:val="0"/>
@@ -11322,6 +11742,7 @@
     </w:tblStylePr>
     <w:tblStylePr w:type="lastRow">
       <w:rPr>
+        <w:rFonts w:eastAsia="黑体"/>
         <w:b/>
         <w:bCs/>
         <w:i w:val="0"/>
@@ -11343,6 +11764,7 @@
     </w:tblStylePr>
     <w:tblStylePr w:type="firstCol">
       <w:rPr>
+        <w:rFonts w:eastAsia="黑体"/>
         <w:b/>
         <w:bCs/>
         <w:i w:val="0"/>
@@ -11362,6 +11784,7 @@
     </w:tblStylePr>
     <w:tblStylePr w:type="lastCol">
       <w:rPr>
+        <w:rFonts w:eastAsia="黑体"/>
         <w:b/>
         <w:bCs/>
         <w:i w:val="0"/>
@@ -11442,6 +11865,7 @@
     </w:tcPr>
     <w:tblStylePr w:type="firstRow">
       <w:rPr>
+        <w:rFonts w:eastAsia="黑体"/>
         <w:b/>
         <w:bCs/>
         <w:i w:val="0"/>
@@ -11463,6 +11887,7 @@
     </w:tblStylePr>
     <w:tblStylePr w:type="lastRow">
       <w:rPr>
+        <w:rFonts w:eastAsia="黑体"/>
         <w:b/>
         <w:bCs/>
         <w:i w:val="0"/>
@@ -11484,6 +11909,7 @@
     </w:tblStylePr>
     <w:tblStylePr w:type="firstCol">
       <w:rPr>
+        <w:rFonts w:eastAsia="黑体"/>
         <w:b/>
         <w:bCs/>
         <w:i w:val="0"/>
@@ -11503,6 +11929,7 @@
     </w:tblStylePr>
     <w:tblStylePr w:type="lastCol">
       <w:rPr>
+        <w:rFonts w:eastAsia="黑体"/>
         <w:b/>
         <w:bCs/>
         <w:i w:val="0"/>
@@ -11583,6 +12010,7 @@
     </w:tcPr>
     <w:tblStylePr w:type="firstRow">
       <w:rPr>
+        <w:rFonts w:eastAsia="黑体"/>
         <w:b/>
         <w:bCs/>
         <w:i w:val="0"/>
@@ -11604,6 +12032,7 @@
     </w:tblStylePr>
     <w:tblStylePr w:type="lastRow">
       <w:rPr>
+        <w:rFonts w:eastAsia="黑体"/>
         <w:b/>
         <w:bCs/>
         <w:i w:val="0"/>
@@ -11625,6 +12054,7 @@
     </w:tblStylePr>
     <w:tblStylePr w:type="firstCol">
       <w:rPr>
+        <w:rFonts w:eastAsia="黑体"/>
         <w:b/>
         <w:bCs/>
         <w:i w:val="0"/>
@@ -11644,6 +12074,7 @@
     </w:tblStylePr>
     <w:tblStylePr w:type="lastCol">
       <w:rPr>
+        <w:rFonts w:eastAsia="黑体"/>
         <w:b/>
         <w:bCs/>
         <w:i w:val="0"/>
@@ -11701,6 +12132,7 @@
       <w:spacing w:after="0" w:line="240" w:lineRule="auto"/>
     </w:pPr>
     <w:rPr>
+      <w:rFonts w:eastAsia="黑体"/>
       <w:color w:themeColor="background1" w:val="FFFFFF"/>
     </w:rPr>
     <w:tblPr>
@@ -11719,6 +12151,7 @@
     </w:tcPr>
     <w:tblStylePr w:type="firstRow">
       <w:rPr>
+        <w:rFonts w:eastAsia="黑体"/>
         <w:b/>
         <w:bCs/>
       </w:rPr>
@@ -11815,6 +12248,7 @@
       <w:spacing w:after="0" w:line="240" w:lineRule="auto"/>
     </w:pPr>
     <w:rPr>
+      <w:rFonts w:eastAsia="黑体"/>
       <w:color w:themeColor="background1" w:val="FFFFFF"/>
     </w:rPr>
     <w:tblPr>
@@ -11833,6 +12267,7 @@
     </w:tcPr>
     <w:tblStylePr w:type="firstRow">
       <w:rPr>
+        <w:rFonts w:eastAsia="黑体"/>
         <w:b/>
         <w:bCs/>
       </w:rPr>
@@ -11929,6 +12364,7 @@
       <w:spacing w:after="0" w:line="240" w:lineRule="auto"/>
     </w:pPr>
     <w:rPr>
+      <w:rFonts w:eastAsia="黑体"/>
       <w:color w:themeColor="background1" w:val="FFFFFF"/>
     </w:rPr>
     <w:tblPr>
@@ -11947,6 +12383,7 @@
     </w:tcPr>
     <w:tblStylePr w:type="firstRow">
       <w:rPr>
+        <w:rFonts w:eastAsia="黑体"/>
         <w:b/>
         <w:bCs/>
       </w:rPr>
@@ -12043,6 +12480,7 @@
       <w:spacing w:after="0" w:line="240" w:lineRule="auto"/>
     </w:pPr>
     <w:rPr>
+      <w:rFonts w:eastAsia="黑体"/>
       <w:color w:themeColor="background1" w:val="FFFFFF"/>
     </w:rPr>
     <w:tblPr>
@@ -12061,6 +12499,7 @@
     </w:tcPr>
     <w:tblStylePr w:type="firstRow">
       <w:rPr>
+        <w:rFonts w:eastAsia="黑体"/>
         <w:b/>
         <w:bCs/>
       </w:rPr>
@@ -12157,6 +12596,7 @@
       <w:spacing w:after="0" w:line="240" w:lineRule="auto"/>
     </w:pPr>
     <w:rPr>
+      <w:rFonts w:eastAsia="黑体"/>
       <w:color w:themeColor="background1" w:val="FFFFFF"/>
     </w:rPr>
     <w:tblPr>
@@ -12175,6 +12615,7 @@
     </w:tcPr>
     <w:tblStylePr w:type="firstRow">
       <w:rPr>
+        <w:rFonts w:eastAsia="黑体"/>
         <w:b/>
         <w:bCs/>
       </w:rPr>
@@ -12271,6 +12712,7 @@
       <w:spacing w:after="0" w:line="240" w:lineRule="auto"/>
     </w:pPr>
     <w:rPr>
+      <w:rFonts w:eastAsia="黑体"/>
       <w:color w:themeColor="background1" w:val="FFFFFF"/>
     </w:rPr>
     <w:tblPr>
@@ -12289,6 +12731,7 @@
     </w:tcPr>
     <w:tblStylePr w:type="firstRow">
       <w:rPr>
+        <w:rFonts w:eastAsia="黑体"/>
         <w:b/>
         <w:bCs/>
       </w:rPr>
@@ -12385,6 +12828,7 @@
       <w:spacing w:after="0" w:line="240" w:lineRule="auto"/>
     </w:pPr>
     <w:rPr>
+      <w:rFonts w:eastAsia="黑体"/>
       <w:color w:themeColor="background1" w:val="FFFFFF"/>
     </w:rPr>
     <w:tblPr>
@@ -12403,6 +12847,7 @@
     </w:tcPr>
     <w:tblStylePr w:type="firstRow">
       <w:rPr>
+        <w:rFonts w:eastAsia="黑体"/>
         <w:b/>
         <w:bCs/>
       </w:rPr>
@@ -12499,6 +12944,7 @@
       <w:spacing w:after="0" w:line="240" w:lineRule="auto"/>
     </w:pPr>
     <w:rPr>
+      <w:rFonts w:eastAsia="黑体"/>
       <w:color w:themeColor="text1" w:val="000000"/>
     </w:rPr>
     <w:tblPr>
@@ -12525,6 +12971,7 @@
     </w:tcPr>
     <w:tblStylePr w:type="firstRow">
       <w:rPr>
+        <w:rFonts w:eastAsia="黑体"/>
         <w:b/>
         <w:bCs/>
       </w:rPr>
@@ -12543,6 +12990,7 @@
     </w:tblStylePr>
     <w:tblStylePr w:type="lastRow">
       <w:rPr>
+        <w:rFonts w:eastAsia="黑体"/>
         <w:b/>
         <w:bCs/>
         <w:color w:themeColor="background1" w:val="FFFFFF"/>
@@ -12557,6 +13005,7 @@
     </w:tblStylePr>
     <w:tblStylePr w:type="firstCol">
       <w:rPr>
+        <w:rFonts w:eastAsia="黑体"/>
         <w:color w:themeColor="background1" w:val="FFFFFF"/>
       </w:rPr>
       <w:tblPr/>
@@ -12574,6 +13023,7 @@
     </w:tblStylePr>
     <w:tblStylePr w:type="lastCol">
       <w:rPr>
+        <w:rFonts w:eastAsia="黑体"/>
         <w:color w:themeColor="background1" w:val="FFFFFF"/>
       </w:rPr>
       <w:tblPr/>
@@ -12603,11 +13053,13 @@
     </w:tblStylePr>
     <w:tblStylePr w:type="neCell">
       <w:rPr>
+        <w:rFonts w:eastAsia="黑体"/>
         <w:color w:themeColor="text1" w:val="000000"/>
       </w:rPr>
     </w:tblStylePr>
     <w:tblStylePr w:type="nwCell">
       <w:rPr>
+        <w:rFonts w:eastAsia="黑体"/>
         <w:color w:themeColor="text1" w:val="000000"/>
       </w:rPr>
     </w:tblStylePr>
@@ -12621,6 +13073,7 @@
       <w:spacing w:after="0" w:line="240" w:lineRule="auto"/>
     </w:pPr>
     <w:rPr>
+      <w:rFonts w:eastAsia="黑体"/>
       <w:color w:themeColor="text1" w:val="000000"/>
     </w:rPr>
     <w:tblPr>
@@ -12647,6 +13100,7 @@
     </w:tcPr>
     <w:tblStylePr w:type="firstRow">
       <w:rPr>
+        <w:rFonts w:eastAsia="黑体"/>
         <w:b/>
         <w:bCs/>
       </w:rPr>
@@ -12665,6 +13119,7 @@
     </w:tblStylePr>
     <w:tblStylePr w:type="lastRow">
       <w:rPr>
+        <w:rFonts w:eastAsia="黑体"/>
         <w:b/>
         <w:bCs/>
         <w:color w:themeColor="background1" w:val="FFFFFF"/>
@@ -12679,6 +13134,7 @@
     </w:tblStylePr>
     <w:tblStylePr w:type="firstCol">
       <w:rPr>
+        <w:rFonts w:eastAsia="黑体"/>
         <w:color w:themeColor="background1" w:val="FFFFFF"/>
       </w:rPr>
       <w:tblPr/>
@@ -12696,6 +13152,7 @@
     </w:tblStylePr>
     <w:tblStylePr w:type="lastCol">
       <w:rPr>
+        <w:rFonts w:eastAsia="黑体"/>
         <w:color w:themeColor="background1" w:val="FFFFFF"/>
       </w:rPr>
       <w:tblPr/>
@@ -12725,11 +13182,13 @@
     </w:tblStylePr>
     <w:tblStylePr w:type="neCell">
       <w:rPr>
+        <w:rFonts w:eastAsia="黑体"/>
         <w:color w:themeColor="text1" w:val="000000"/>
       </w:rPr>
     </w:tblStylePr>
     <w:tblStylePr w:type="nwCell">
       <w:rPr>
+        <w:rFonts w:eastAsia="黑体"/>
         <w:color w:themeColor="text1" w:val="000000"/>
       </w:rPr>
     </w:tblStylePr>
@@ -12743,6 +13202,7 @@
       <w:spacing w:after="0" w:line="240" w:lineRule="auto"/>
     </w:pPr>
     <w:rPr>
+      <w:rFonts w:eastAsia="黑体"/>
       <w:color w:themeColor="text1" w:val="000000"/>
     </w:rPr>
     <w:tblPr>
@@ -12769,6 +13229,7 @@
     </w:tcPr>
     <w:tblStylePr w:type="firstRow">
       <w:rPr>
+        <w:rFonts w:eastAsia="黑体"/>
         <w:b/>
         <w:bCs/>
       </w:rPr>
@@ -12787,6 +13248,7 @@
     </w:tblStylePr>
     <w:tblStylePr w:type="lastRow">
       <w:rPr>
+        <w:rFonts w:eastAsia="黑体"/>
         <w:b/>
         <w:bCs/>
         <w:color w:themeColor="background1" w:val="FFFFFF"/>
@@ -12801,6 +13263,7 @@
     </w:tblStylePr>
     <w:tblStylePr w:type="firstCol">
       <w:rPr>
+        <w:rFonts w:eastAsia="黑体"/>
         <w:color w:themeColor="background1" w:val="FFFFFF"/>
       </w:rPr>
       <w:tblPr/>
@@ -12818,6 +13281,7 @@
     </w:tblStylePr>
     <w:tblStylePr w:type="lastCol">
       <w:rPr>
+        <w:rFonts w:eastAsia="黑体"/>
         <w:color w:themeColor="background1" w:val="FFFFFF"/>
       </w:rPr>
       <w:tblPr/>
@@ -12847,11 +13311,13 @@
     </w:tblStylePr>
     <w:tblStylePr w:type="neCell">
       <w:rPr>
+        <w:rFonts w:eastAsia="黑体"/>
         <w:color w:themeColor="text1" w:val="000000"/>
       </w:rPr>
     </w:tblStylePr>
     <w:tblStylePr w:type="nwCell">
       <w:rPr>
+        <w:rFonts w:eastAsia="黑体"/>
         <w:color w:themeColor="text1" w:val="000000"/>
       </w:rPr>
     </w:tblStylePr>
@@ -12865,6 +13331,7 @@
       <w:spacing w:after="0" w:line="240" w:lineRule="auto"/>
     </w:pPr>
     <w:rPr>
+      <w:rFonts w:eastAsia="黑体"/>
       <w:color w:themeColor="text1" w:val="000000"/>
     </w:rPr>
     <w:tblPr>
@@ -12891,6 +13358,7 @@
     </w:tcPr>
     <w:tblStylePr w:type="firstRow">
       <w:rPr>
+        <w:rFonts w:eastAsia="黑体"/>
         <w:b/>
         <w:bCs/>
       </w:rPr>
@@ -12909,6 +13377,7 @@
     </w:tblStylePr>
     <w:tblStylePr w:type="lastRow">
       <w:rPr>
+        <w:rFonts w:eastAsia="黑体"/>
         <w:b/>
         <w:bCs/>
         <w:color w:themeColor="background1" w:val="FFFFFF"/>
@@ -12923,6 +13392,7 @@
     </w:tblStylePr>
     <w:tblStylePr w:type="firstCol">
       <w:rPr>
+        <w:rFonts w:eastAsia="黑体"/>
         <w:color w:themeColor="background1" w:val="FFFFFF"/>
       </w:rPr>
       <w:tblPr/>
@@ -12940,6 +13410,7 @@
     </w:tblStylePr>
     <w:tblStylePr w:type="lastCol">
       <w:rPr>
+        <w:rFonts w:eastAsia="黑体"/>
         <w:color w:themeColor="background1" w:val="FFFFFF"/>
       </w:rPr>
       <w:tblPr/>
@@ -12977,6 +13448,7 @@
       <w:spacing w:after="0" w:line="240" w:lineRule="auto"/>
     </w:pPr>
     <w:rPr>
+      <w:rFonts w:eastAsia="黑体"/>
       <w:color w:themeColor="text1" w:val="000000"/>
     </w:rPr>
     <w:tblPr>
@@ -13003,6 +13475,7 @@
     </w:tcPr>
     <w:tblStylePr w:type="firstRow">
       <w:rPr>
+        <w:rFonts w:eastAsia="黑体"/>
         <w:b/>
         <w:bCs/>
       </w:rPr>
@@ -13021,6 +13494,7 @@
     </w:tblStylePr>
     <w:tblStylePr w:type="lastRow">
       <w:rPr>
+        <w:rFonts w:eastAsia="黑体"/>
         <w:b/>
         <w:bCs/>
         <w:color w:themeColor="background1" w:val="FFFFFF"/>
@@ -13035,6 +13509,7 @@
     </w:tblStylePr>
     <w:tblStylePr w:type="firstCol">
       <w:rPr>
+        <w:rFonts w:eastAsia="黑体"/>
         <w:color w:themeColor="background1" w:val="FFFFFF"/>
       </w:rPr>
       <w:tblPr/>
@@ -13052,6 +13527,7 @@
     </w:tblStylePr>
     <w:tblStylePr w:type="lastCol">
       <w:rPr>
+        <w:rFonts w:eastAsia="黑体"/>
         <w:color w:themeColor="background1" w:val="FFFFFF"/>
       </w:rPr>
       <w:tblPr/>
@@ -13081,11 +13557,13 @@
     </w:tblStylePr>
     <w:tblStylePr w:type="neCell">
       <w:rPr>
+        <w:rFonts w:eastAsia="黑体"/>
         <w:color w:themeColor="text1" w:val="000000"/>
       </w:rPr>
     </w:tblStylePr>
     <w:tblStylePr w:type="nwCell">
       <w:rPr>
+        <w:rFonts w:eastAsia="黑体"/>
         <w:color w:themeColor="text1" w:val="000000"/>
       </w:rPr>
     </w:tblStylePr>
@@ -13099,6 +13577,7 @@
       <w:spacing w:after="0" w:line="240" w:lineRule="auto"/>
     </w:pPr>
     <w:rPr>
+      <w:rFonts w:eastAsia="黑体"/>
       <w:color w:themeColor="text1" w:val="000000"/>
     </w:rPr>
     <w:tblPr>
@@ -13125,6 +13604,7 @@
     </w:tcPr>
     <w:tblStylePr w:type="firstRow">
       <w:rPr>
+        <w:rFonts w:eastAsia="黑体"/>
         <w:b/>
         <w:bCs/>
       </w:rPr>
@@ -13143,6 +13623,7 @@
     </w:tblStylePr>
     <w:tblStylePr w:type="lastRow">
       <w:rPr>
+        <w:rFonts w:eastAsia="黑体"/>
         <w:b/>
         <w:bCs/>
         <w:color w:themeColor="background1" w:val="FFFFFF"/>
@@ -13157,6 +13638,7 @@
     </w:tblStylePr>
     <w:tblStylePr w:type="firstCol">
       <w:rPr>
+        <w:rFonts w:eastAsia="黑体"/>
         <w:color w:themeColor="background1" w:val="FFFFFF"/>
       </w:rPr>
       <w:tblPr/>
@@ -13174,6 +13656,7 @@
     </w:tblStylePr>
     <w:tblStylePr w:type="lastCol">
       <w:rPr>
+        <w:rFonts w:eastAsia="黑体"/>
         <w:color w:themeColor="background1" w:val="FFFFFF"/>
       </w:rPr>
       <w:tblPr/>
@@ -13203,11 +13686,13 @@
     </w:tblStylePr>
     <w:tblStylePr w:type="neCell">
       <w:rPr>
+        <w:rFonts w:eastAsia="黑体"/>
         <w:color w:themeColor="text1" w:val="000000"/>
       </w:rPr>
     </w:tblStylePr>
     <w:tblStylePr w:type="nwCell">
       <w:rPr>
+        <w:rFonts w:eastAsia="黑体"/>
         <w:color w:themeColor="text1" w:val="000000"/>
       </w:rPr>
     </w:tblStylePr>
@@ -13221,6 +13706,7 @@
       <w:spacing w:after="0" w:line="240" w:lineRule="auto"/>
     </w:pPr>
     <w:rPr>
+      <w:rFonts w:eastAsia="黑体"/>
       <w:color w:themeColor="text1" w:val="000000"/>
     </w:rPr>
     <w:tblPr>
@@ -13247,6 +13733,7 @@
     </w:tcPr>
     <w:tblStylePr w:type="firstRow">
       <w:rPr>
+        <w:rFonts w:eastAsia="黑体"/>
         <w:b/>
         <w:bCs/>
       </w:rPr>
@@ -13265,6 +13752,7 @@
     </w:tblStylePr>
     <w:tblStylePr w:type="lastRow">
       <w:rPr>
+        <w:rFonts w:eastAsia="黑体"/>
         <w:b/>
         <w:bCs/>
         <w:color w:themeColor="background1" w:val="FFFFFF"/>
@@ -13279,6 +13767,7 @@
     </w:tblStylePr>
     <w:tblStylePr w:type="firstCol">
       <w:rPr>
+        <w:rFonts w:eastAsia="黑体"/>
         <w:color w:themeColor="background1" w:val="FFFFFF"/>
       </w:rPr>
       <w:tblPr/>
@@ -13296,6 +13785,7 @@
     </w:tblStylePr>
     <w:tblStylePr w:type="lastCol">
       <w:rPr>
+        <w:rFonts w:eastAsia="黑体"/>
         <w:color w:themeColor="background1" w:val="FFFFFF"/>
       </w:rPr>
       <w:tblPr/>
@@ -13325,11 +13815,13 @@
     </w:tblStylePr>
     <w:tblStylePr w:type="neCell">
       <w:rPr>
+        <w:rFonts w:eastAsia="黑体"/>
         <w:color w:themeColor="text1" w:val="000000"/>
       </w:rPr>
     </w:tblStylePr>
     <w:tblStylePr w:type="nwCell">
       <w:rPr>
+        <w:rFonts w:eastAsia="黑体"/>
         <w:color w:themeColor="text1" w:val="000000"/>
       </w:rPr>
     </w:tblStylePr>
@@ -13343,6 +13835,7 @@
       <w:spacing w:after="0" w:line="240" w:lineRule="auto"/>
     </w:pPr>
     <w:rPr>
+      <w:rFonts w:eastAsia="黑体"/>
       <w:color w:themeColor="text1" w:val="000000"/>
     </w:rPr>
     <w:tblPr>
@@ -13361,6 +13854,7 @@
     </w:tcPr>
     <w:tblStylePr w:type="firstRow">
       <w:rPr>
+        <w:rFonts w:eastAsia="黑体"/>
         <w:b/>
         <w:bCs/>
         <w:color w:themeColor="background1" w:val="FFFFFF"/>
@@ -13375,6 +13869,7 @@
     </w:tblStylePr>
     <w:tblStylePr w:type="lastRow">
       <w:rPr>
+        <w:rFonts w:eastAsia="黑体"/>
         <w:b/>
         <w:bCs/>
         <w:color w:themeColor="accent2" w:themeShade="CC" w:val="9E3A38"/>
@@ -13389,12 +13884,14 @@
     </w:tblStylePr>
     <w:tblStylePr w:type="firstCol">
       <w:rPr>
+        <w:rFonts w:eastAsia="黑体"/>
         <w:b/>
         <w:bCs/>
       </w:rPr>
     </w:tblStylePr>
     <w:tblStylePr w:type="lastCol">
       <w:rPr>
+        <w:rFonts w:eastAsia="黑体"/>
         <w:b/>
         <w:bCs/>
       </w:rPr>
@@ -13429,6 +13926,7 @@
       <w:spacing w:after="0" w:line="240" w:lineRule="auto"/>
     </w:pPr>
     <w:rPr>
+      <w:rFonts w:eastAsia="黑体"/>
       <w:color w:themeColor="text1" w:val="000000"/>
     </w:rPr>
     <w:tblPr>
@@ -13447,6 +13945,7 @@
     </w:tcPr>
     <w:tblStylePr w:type="firstRow">
       <w:rPr>
+        <w:rFonts w:eastAsia="黑体"/>
         <w:b/>
         <w:bCs/>
         <w:color w:themeColor="background1" w:val="FFFFFF"/>
@@ -13461,6 +13960,7 @@
     </w:tblStylePr>
     <w:tblStylePr w:type="lastRow">
       <w:rPr>
+        <w:rFonts w:eastAsia="黑体"/>
         <w:b/>
         <w:bCs/>
         <w:color w:themeColor="accent2" w:themeShade="CC" w:val="9E3A38"/>
@@ -13475,12 +13975,14 @@
     </w:tblStylePr>
     <w:tblStylePr w:type="firstCol">
       <w:rPr>
+        <w:rFonts w:eastAsia="黑体"/>
         <w:b/>
         <w:bCs/>
       </w:rPr>
     </w:tblStylePr>
     <w:tblStylePr w:type="lastCol">
       <w:rPr>
+        <w:rFonts w:eastAsia="黑体"/>
         <w:b/>
         <w:bCs/>
       </w:rPr>
@@ -13515,6 +14017,7 @@
       <w:spacing w:after="0" w:line="240" w:lineRule="auto"/>
     </w:pPr>
     <w:rPr>
+      <w:rFonts w:eastAsia="黑体"/>
       <w:color w:themeColor="text1" w:val="000000"/>
     </w:rPr>
     <w:tblPr>
@@ -13533,6 +14036,7 @@
     </w:tcPr>
     <w:tblStylePr w:type="firstRow">
       <w:rPr>
+        <w:rFonts w:eastAsia="黑体"/>
         <w:b/>
         <w:bCs/>
         <w:color w:themeColor="background1" w:val="FFFFFF"/>
@@ -13547,6 +14051,7 @@
     </w:tblStylePr>
     <w:tblStylePr w:type="lastRow">
       <w:rPr>
+        <w:rFonts w:eastAsia="黑体"/>
         <w:b/>
         <w:bCs/>
         <w:color w:themeColor="accent2" w:themeShade="CC" w:val="9E3A38"/>
@@ -13561,12 +14066,14 @@
     </w:tblStylePr>
     <w:tblStylePr w:type="firstCol">
       <w:rPr>
+        <w:rFonts w:eastAsia="黑体"/>
         <w:b/>
         <w:bCs/>
       </w:rPr>
     </w:tblStylePr>
     <w:tblStylePr w:type="lastCol">
       <w:rPr>
+        <w:rFonts w:eastAsia="黑体"/>
         <w:b/>
         <w:bCs/>
       </w:rPr>
@@ -13601,6 +14108,7 @@
       <w:spacing w:after="0" w:line="240" w:lineRule="auto"/>
     </w:pPr>
     <w:rPr>
+      <w:rFonts w:eastAsia="黑体"/>
       <w:color w:themeColor="text1" w:val="000000"/>
     </w:rPr>
     <w:tblPr>
@@ -13619,6 +14127,7 @@
     </w:tcPr>
     <w:tblStylePr w:type="firstRow">
       <w:rPr>
+        <w:rFonts w:eastAsia="黑体"/>
         <w:b/>
         <w:bCs/>
         <w:color w:themeColor="background1" w:val="FFFFFF"/>
@@ -13633,6 +14142,7 @@
     </w:tblStylePr>
     <w:tblStylePr w:type="lastRow">
       <w:rPr>
+        <w:rFonts w:eastAsia="黑体"/>
         <w:b/>
         <w:bCs/>
         <w:color w:themeColor="accent4" w:themeShade="CC" w:val="664E82"/>
@@ -13647,12 +14157,14 @@
     </w:tblStylePr>
     <w:tblStylePr w:type="firstCol">
       <w:rPr>
+        <w:rFonts w:eastAsia="黑体"/>
         <w:b/>
         <w:bCs/>
       </w:rPr>
     </w:tblStylePr>
     <w:tblStylePr w:type="lastCol">
       <w:rPr>
+        <w:rFonts w:eastAsia="黑体"/>
         <w:b/>
         <w:bCs/>
       </w:rPr>
@@ -13687,6 +14199,7 @@
       <w:spacing w:after="0" w:line="240" w:lineRule="auto"/>
     </w:pPr>
     <w:rPr>
+      <w:rFonts w:eastAsia="黑体"/>
       <w:color w:themeColor="text1" w:val="000000"/>
     </w:rPr>
     <w:tblPr>
@@ -13705,6 +14218,7 @@
     </w:tcPr>
     <w:tblStylePr w:type="firstRow">
       <w:rPr>
+        <w:rFonts w:eastAsia="黑体"/>
         <w:b/>
         <w:bCs/>
         <w:color w:themeColor="background1" w:val="FFFFFF"/>
@@ -13719,6 +14233,7 @@
     </w:tblStylePr>
     <w:tblStylePr w:type="lastRow">
       <w:rPr>
+        <w:rFonts w:eastAsia="黑体"/>
         <w:b/>
         <w:bCs/>
         <w:color w:themeColor="accent3" w:themeShade="CC" w:val="7E9C40"/>
@@ -13733,12 +14248,14 @@
     </w:tblStylePr>
     <w:tblStylePr w:type="firstCol">
       <w:rPr>
+        <w:rFonts w:eastAsia="黑体"/>
         <w:b/>
         <w:bCs/>
       </w:rPr>
     </w:tblStylePr>
     <w:tblStylePr w:type="lastCol">
       <w:rPr>
+        <w:rFonts w:eastAsia="黑体"/>
         <w:b/>
         <w:bCs/>
       </w:rPr>
@@ -13773,6 +14290,7 @@
       <w:spacing w:after="0" w:line="240" w:lineRule="auto"/>
     </w:pPr>
     <w:rPr>
+      <w:rFonts w:eastAsia="黑体"/>
       <w:color w:themeColor="text1" w:val="000000"/>
     </w:rPr>
     <w:tblPr>
@@ -13791,6 +14309,7 @@
     </w:tcPr>
     <w:tblStylePr w:type="firstRow">
       <w:rPr>
+        <w:rFonts w:eastAsia="黑体"/>
         <w:b/>
         <w:bCs/>
         <w:color w:themeColor="background1" w:val="FFFFFF"/>
@@ -13805,6 +14324,7 @@
     </w:tblStylePr>
     <w:tblStylePr w:type="lastRow">
       <w:rPr>
+        <w:rFonts w:eastAsia="黑体"/>
         <w:b/>
         <w:bCs/>
         <w:color w:themeColor="accent6" w:themeShade="CC" w:val="F2730A"/>
@@ -13819,12 +14339,14 @@
     </w:tblStylePr>
     <w:tblStylePr w:type="firstCol">
       <w:rPr>
+        <w:rFonts w:eastAsia="黑体"/>
         <w:b/>
         <w:bCs/>
       </w:rPr>
     </w:tblStylePr>
     <w:tblStylePr w:type="lastCol">
       <w:rPr>
+        <w:rFonts w:eastAsia="黑体"/>
         <w:b/>
         <w:bCs/>
       </w:rPr>
@@ -13859,6 +14381,7 @@
       <w:spacing w:after="0" w:line="240" w:lineRule="auto"/>
     </w:pPr>
     <w:rPr>
+      <w:rFonts w:eastAsia="黑体"/>
       <w:color w:themeColor="text1" w:val="000000"/>
     </w:rPr>
     <w:tblPr>
@@ -13877,6 +14400,7 @@
     </w:tcPr>
     <w:tblStylePr w:type="firstRow">
       <w:rPr>
+        <w:rFonts w:eastAsia="黑体"/>
         <w:b/>
         <w:bCs/>
         <w:color w:themeColor="background1" w:val="FFFFFF"/>
@@ -13891,6 +14415,7 @@
     </w:tblStylePr>
     <w:tblStylePr w:type="lastRow">
       <w:rPr>
+        <w:rFonts w:eastAsia="黑体"/>
         <w:b/>
         <w:bCs/>
         <w:color w:themeColor="accent5" w:themeShade="CC" w:val="348DA5"/>
@@ -13905,12 +14430,14 @@
     </w:tblStylePr>
     <w:tblStylePr w:type="firstCol">
       <w:rPr>
+        <w:rFonts w:eastAsia="黑体"/>
         <w:b/>
         <w:bCs/>
       </w:rPr>
     </w:tblStylePr>
     <w:tblStylePr w:type="lastCol">
       <w:rPr>
+        <w:rFonts w:eastAsia="黑体"/>
         <w:b/>
         <w:bCs/>
       </w:rPr>
@@ -13945,6 +14472,7 @@
       <w:spacing w:after="0" w:line="240" w:lineRule="auto"/>
     </w:pPr>
     <w:rPr>
+      <w:rFonts w:eastAsia="黑体"/>
       <w:color w:themeColor="text1" w:val="000000"/>
     </w:rPr>
     <w:tblPr>
@@ -13966,6 +14494,7 @@
     </w:tcPr>
     <w:tblStylePr w:type="firstRow">
       <w:rPr>
+        <w:rFonts w:eastAsia="黑体"/>
         <w:b/>
         <w:bCs/>
       </w:rPr>
@@ -13976,6 +14505,7 @@
     </w:tblStylePr>
     <w:tblStylePr w:type="lastRow">
       <w:rPr>
+        <w:rFonts w:eastAsia="黑体"/>
         <w:b/>
         <w:bCs/>
         <w:color w:themeColor="text1" w:val="000000"/>
@@ -13987,6 +14517,7 @@
     </w:tblStylePr>
     <w:tblStylePr w:type="firstCol">
       <w:rPr>
+        <w:rFonts w:eastAsia="黑体"/>
         <w:color w:themeColor="background1" w:val="FFFFFF"/>
       </w:rPr>
       <w:tblPr/>
@@ -13996,6 +14527,7 @@
     </w:tblStylePr>
     <w:tblStylePr w:type="lastCol">
       <w:rPr>
+        <w:rFonts w:eastAsia="黑体"/>
         <w:color w:themeColor="background1" w:val="FFFFFF"/>
       </w:rPr>
       <w:tblPr/>
@@ -14025,6 +14557,7 @@
       <w:spacing w:after="0" w:line="240" w:lineRule="auto"/>
     </w:pPr>
     <w:rPr>
+      <w:rFonts w:eastAsia="黑体"/>
       <w:color w:themeColor="text1" w:val="000000"/>
     </w:rPr>
     <w:tblPr>
@@ -14046,6 +14579,7 @@
     </w:tcPr>
     <w:tblStylePr w:type="firstRow">
       <w:rPr>
+        <w:rFonts w:eastAsia="黑体"/>
         <w:b/>
         <w:bCs/>
       </w:rPr>
@@ -14056,6 +14590,7 @@
     </w:tblStylePr>
     <w:tblStylePr w:type="lastRow">
       <w:rPr>
+        <w:rFonts w:eastAsia="黑体"/>
         <w:b/>
         <w:bCs/>
         <w:color w:themeColor="text1" w:val="000000"/>
@@ -14067,6 +14602,7 @@
     </w:tblStylePr>
     <w:tblStylePr w:type="firstCol">
       <w:rPr>
+        <w:rFonts w:eastAsia="黑体"/>
         <w:color w:themeColor="background1" w:val="FFFFFF"/>
       </w:rPr>
       <w:tblPr/>
@@ -14076,6 +14612,7 @@
     </w:tblStylePr>
     <w:tblStylePr w:type="lastCol">
       <w:rPr>
+        <w:rFonts w:eastAsia="黑体"/>
         <w:color w:themeColor="background1" w:val="FFFFFF"/>
       </w:rPr>
       <w:tblPr/>
@@ -14105,6 +14642,7 @@
       <w:spacing w:after="0" w:line="240" w:lineRule="auto"/>
     </w:pPr>
     <w:rPr>
+      <w:rFonts w:eastAsia="黑体"/>
       <w:color w:themeColor="text1" w:val="000000"/>
     </w:rPr>
     <w:tblPr>
@@ -14126,6 +14664,7 @@
     </w:tcPr>
     <w:tblStylePr w:type="firstRow">
       <w:rPr>
+        <w:rFonts w:eastAsia="黑体"/>
         <w:b/>
         <w:bCs/>
       </w:rPr>
@@ -14136,6 +14675,7 @@
     </w:tblStylePr>
     <w:tblStylePr w:type="lastRow">
       <w:rPr>
+        <w:rFonts w:eastAsia="黑体"/>
         <w:b/>
         <w:bCs/>
         <w:color w:themeColor="text1" w:val="000000"/>
@@ -14147,6 +14687,7 @@
     </w:tblStylePr>
     <w:tblStylePr w:type="firstCol">
       <w:rPr>
+        <w:rFonts w:eastAsia="黑体"/>
         <w:color w:themeColor="background1" w:val="FFFFFF"/>
       </w:rPr>
       <w:tblPr/>
@@ -14156,6 +14697,7 @@
     </w:tblStylePr>
     <w:tblStylePr w:type="lastCol">
       <w:rPr>
+        <w:rFonts w:eastAsia="黑体"/>
         <w:color w:themeColor="background1" w:val="FFFFFF"/>
       </w:rPr>
       <w:tblPr/>
@@ -14185,6 +14727,7 @@
       <w:spacing w:after="0" w:line="240" w:lineRule="auto"/>
     </w:pPr>
     <w:rPr>
+      <w:rFonts w:eastAsia="黑体"/>
       <w:color w:themeColor="text1" w:val="000000"/>
     </w:rPr>
     <w:tblPr>
@@ -14206,6 +14749,7 @@
     </w:tcPr>
     <w:tblStylePr w:type="firstRow">
       <w:rPr>
+        <w:rFonts w:eastAsia="黑体"/>
         <w:b/>
         <w:bCs/>
       </w:rPr>
@@ -14216,6 +14760,7 @@
     </w:tblStylePr>
     <w:tblStylePr w:type="lastRow">
       <w:rPr>
+        <w:rFonts w:eastAsia="黑体"/>
         <w:b/>
         <w:bCs/>
         <w:color w:themeColor="text1" w:val="000000"/>
@@ -14227,6 +14772,7 @@
     </w:tblStylePr>
     <w:tblStylePr w:type="firstCol">
       <w:rPr>
+        <w:rFonts w:eastAsia="黑体"/>
         <w:color w:themeColor="background1" w:val="FFFFFF"/>
       </w:rPr>
       <w:tblPr/>
@@ -14236,6 +14782,7 @@
     </w:tblStylePr>
     <w:tblStylePr w:type="lastCol">
       <w:rPr>
+        <w:rFonts w:eastAsia="黑体"/>
         <w:color w:themeColor="background1" w:val="FFFFFF"/>
       </w:rPr>
       <w:tblPr/>
@@ -14265,6 +14812,7 @@
       <w:spacing w:after="0" w:line="240" w:lineRule="auto"/>
     </w:pPr>
     <w:rPr>
+      <w:rFonts w:eastAsia="黑体"/>
       <w:color w:themeColor="text1" w:val="000000"/>
     </w:rPr>
     <w:tblPr>
@@ -14286,6 +14834,7 @@
     </w:tcPr>
     <w:tblStylePr w:type="firstRow">
       <w:rPr>
+        <w:rFonts w:eastAsia="黑体"/>
         <w:b/>
         <w:bCs/>
       </w:rPr>
@@ -14296,6 +14845,7 @@
     </w:tblStylePr>
     <w:tblStylePr w:type="lastRow">
       <w:rPr>
+        <w:rFonts w:eastAsia="黑体"/>
         <w:b/>
         <w:bCs/>
         <w:color w:themeColor="text1" w:val="000000"/>
@@ -14307,6 +14857,7 @@
     </w:tblStylePr>
     <w:tblStylePr w:type="firstCol">
       <w:rPr>
+        <w:rFonts w:eastAsia="黑体"/>
         <w:color w:themeColor="background1" w:val="FFFFFF"/>
       </w:rPr>
       <w:tblPr/>
@@ -14316,6 +14867,7 @@
     </w:tblStylePr>
     <w:tblStylePr w:type="lastCol">
       <w:rPr>
+        <w:rFonts w:eastAsia="黑体"/>
         <w:color w:themeColor="background1" w:val="FFFFFF"/>
       </w:rPr>
       <w:tblPr/>
@@ -14345,6 +14897,7 @@
       <w:spacing w:after="0" w:line="240" w:lineRule="auto"/>
     </w:pPr>
     <w:rPr>
+      <w:rFonts w:eastAsia="黑体"/>
       <w:color w:themeColor="text1" w:val="000000"/>
     </w:rPr>
     <w:tblPr>
@@ -14366,6 +14919,7 @@
     </w:tcPr>
     <w:tblStylePr w:type="firstRow">
       <w:rPr>
+        <w:rFonts w:eastAsia="黑体"/>
         <w:b/>
         <w:bCs/>
       </w:rPr>
@@ -14376,6 +14930,7 @@
     </w:tblStylePr>
     <w:tblStylePr w:type="lastRow">
       <w:rPr>
+        <w:rFonts w:eastAsia="黑体"/>
         <w:b/>
         <w:bCs/>
         <w:color w:themeColor="text1" w:val="000000"/>
@@ -14387,6 +14942,7 @@
     </w:tblStylePr>
     <w:tblStylePr w:type="firstCol">
       <w:rPr>
+        <w:rFonts w:eastAsia="黑体"/>
         <w:color w:themeColor="background1" w:val="FFFFFF"/>
       </w:rPr>
       <w:tblPr/>
@@ -14396,6 +14952,7 @@
     </w:tblStylePr>
     <w:tblStylePr w:type="lastCol">
       <w:rPr>
+        <w:rFonts w:eastAsia="黑体"/>
         <w:color w:themeColor="background1" w:val="FFFFFF"/>
       </w:rPr>
       <w:tblPr/>
@@ -14425,6 +14982,7 @@
       <w:spacing w:after="0" w:line="240" w:lineRule="auto"/>
     </w:pPr>
     <w:rPr>
+      <w:rFonts w:eastAsia="黑体"/>
       <w:color w:themeColor="text1" w:val="000000"/>
     </w:rPr>
     <w:tblPr>
@@ -14446,6 +15004,7 @@
     </w:tcPr>
     <w:tblStylePr w:type="firstRow">
       <w:rPr>
+        <w:rFonts w:eastAsia="黑体"/>
         <w:b/>
         <w:bCs/>
       </w:rPr>
@@ -14456,6 +15015,7 @@
     </w:tblStylePr>
     <w:tblStylePr w:type="lastRow">
       <w:rPr>
+        <w:rFonts w:eastAsia="黑体"/>
         <w:b/>
         <w:bCs/>
         <w:color w:themeColor="text1" w:val="000000"/>
@@ -14467,6 +15027,7 @@
     </w:tblStylePr>
     <w:tblStylePr w:type="firstCol">
       <w:rPr>
+        <w:rFonts w:eastAsia="黑体"/>
         <w:color w:themeColor="background1" w:val="FFFFFF"/>
       </w:rPr>
       <w:tblPr/>
@@ -14476,6 +15037,7 @@
     </w:tblStylePr>
     <w:tblStylePr w:type="lastCol">
       <w:rPr>
+        <w:rFonts w:eastAsia="黑体"/>
         <w:color w:themeColor="background1" w:val="FFFFFF"/>
       </w:rPr>
       <w:tblPr/>
@@ -14508,6 +15070,7 @@
     <w:name w:val="KeywordTok"/>
     <w:basedOn w:val="VerbatimChar"/>
     <w:rPr>
+      <w:rFonts w:eastAsia="黑体"/>
       <w:b/>
       <w:color w:val="007020"/>
     </w:rPr>
@@ -14516,6 +15079,7 @@
     <w:name w:val="DataTypeTok"/>
     <w:basedOn w:val="VerbatimChar"/>
     <w:rPr>
+      <w:rFonts w:eastAsia="黑体"/>
       <w:color w:val="902000"/>
     </w:rPr>
   </w:style>
@@ -14523,6 +15087,7 @@
     <w:name w:val="DecValTok"/>
     <w:basedOn w:val="VerbatimChar"/>
     <w:rPr>
+      <w:rFonts w:eastAsia="黑体"/>
       <w:color w:val="40a070"/>
     </w:rPr>
   </w:style>
@@ -14530,6 +15095,7 @@
     <w:name w:val="BaseNTok"/>
     <w:basedOn w:val="VerbatimChar"/>
     <w:rPr>
+      <w:rFonts w:eastAsia="黑体"/>
       <w:color w:val="40a070"/>
     </w:rPr>
   </w:style>
@@ -14537,6 +15103,7 @@
     <w:name w:val="FloatTok"/>
     <w:basedOn w:val="VerbatimChar"/>
     <w:rPr>
+      <w:rFonts w:eastAsia="黑体"/>
       <w:color w:val="40a070"/>
     </w:rPr>
   </w:style>
@@ -14544,6 +15111,7 @@
     <w:name w:val="ConstantTok"/>
     <w:basedOn w:val="VerbatimChar"/>
     <w:rPr>
+      <w:rFonts w:eastAsia="黑体"/>
       <w:color w:val="880000"/>
     </w:rPr>
   </w:style>
@@ -14551,6 +15119,7 @@
     <w:name w:val="CharTok"/>
     <w:basedOn w:val="VerbatimChar"/>
     <w:rPr>
+      <w:rFonts w:eastAsia="黑体"/>
       <w:color w:val="4070a0"/>
     </w:rPr>
   </w:style>
@@ -14558,6 +15127,7 @@
     <w:name w:val="SpecialCharTok"/>
     <w:basedOn w:val="VerbatimChar"/>
     <w:rPr>
+      <w:rFonts w:eastAsia="黑体"/>
       <w:color w:val="4070a0"/>
     </w:rPr>
   </w:style>
@@ -14565,6 +15135,7 @@
     <w:name w:val="StringTok"/>
     <w:basedOn w:val="VerbatimChar"/>
     <w:rPr>
+      <w:rFonts w:eastAsia="黑体"/>
       <w:color w:val="4070a0"/>
     </w:rPr>
   </w:style>
@@ -14572,6 +15143,7 @@
     <w:name w:val="VerbatimStringTok"/>
     <w:basedOn w:val="VerbatimChar"/>
     <w:rPr>
+      <w:rFonts w:eastAsia="黑体"/>
       <w:color w:val="4070a0"/>
     </w:rPr>
   </w:style>
@@ -14579,6 +15151,7 @@
     <w:name w:val="SpecialStringTok"/>
     <w:basedOn w:val="VerbatimChar"/>
     <w:rPr>
+      <w:rFonts w:eastAsia="黑体"/>
       <w:color w:val="bb6688"/>
     </w:rPr>
   </w:style>
@@ -14586,6 +15159,7 @@
     <w:name w:val="ImportTok"/>
     <w:basedOn w:val="VerbatimChar"/>
     <w:rPr>
+      <w:rFonts w:eastAsia="黑体"/>
       <w:b/>
       <w:color w:val="008000"/>
     </w:rPr>
@@ -14594,6 +15168,7 @@
     <w:name w:val="CommentTok"/>
     <w:basedOn w:val="VerbatimChar"/>
     <w:rPr>
+      <w:rFonts w:eastAsia="黑体"/>
       <w:i/>
       <w:color w:val="60a0b0"/>
     </w:rPr>
@@ -14602,6 +15177,7 @@
     <w:name w:val="DocumentationTok"/>
     <w:basedOn w:val="VerbatimChar"/>
     <w:rPr>
+      <w:rFonts w:eastAsia="黑体"/>
       <w:i/>
       <w:color w:val="ba2121"/>
     </w:rPr>
@@ -14610,6 +15186,7 @@
     <w:name w:val="AnnotationTok"/>
     <w:basedOn w:val="VerbatimChar"/>
     <w:rPr>
+      <w:rFonts w:eastAsia="黑体"/>
       <w:b/>
       <w:i/>
       <w:color w:val="60a0b0"/>
@@ -14619,6 +15196,7 @@
     <w:name w:val="CommentVarTok"/>
     <w:basedOn w:val="VerbatimChar"/>
     <w:rPr>
+      <w:rFonts w:eastAsia="黑体"/>
       <w:b/>
       <w:i/>
       <w:color w:val="60a0b0"/>
@@ -14628,6 +15206,7 @@
     <w:name w:val="OtherTok"/>
     <w:basedOn w:val="VerbatimChar"/>
     <w:rPr>
+      <w:rFonts w:eastAsia="黑体"/>
       <w:color w:val="007020"/>
     </w:rPr>
   </w:style>
@@ -14635,6 +15214,7 @@
     <w:name w:val="FunctionTok"/>
     <w:basedOn w:val="VerbatimChar"/>
     <w:rPr>
+      <w:rFonts w:eastAsia="黑体"/>
       <w:color w:val="06287e"/>
     </w:rPr>
   </w:style>
@@ -14642,6 +15222,7 @@
     <w:name w:val="VariableTok"/>
     <w:basedOn w:val="VerbatimChar"/>
     <w:rPr>
+      <w:rFonts w:eastAsia="黑体"/>
       <w:color w:val="19177c"/>
     </w:rPr>
   </w:style>
@@ -14649,6 +15230,7 @@
     <w:name w:val="ControlFlowTok"/>
     <w:basedOn w:val="VerbatimChar"/>
     <w:rPr>
+      <w:rFonts w:eastAsia="黑体"/>
       <w:b/>
       <w:color w:val="007020"/>
     </w:rPr>
@@ -14657,6 +15239,7 @@
     <w:name w:val="OperatorTok"/>
     <w:basedOn w:val="VerbatimChar"/>
     <w:rPr>
+      <w:rFonts w:eastAsia="黑体"/>
       <w:color w:val="666666"/>
     </w:rPr>
   </w:style>
@@ -14664,18 +15247,22 @@
     <w:name w:val="BuiltInTok"/>
     <w:basedOn w:val="VerbatimChar"/>
     <w:rPr>
+      <w:rFonts w:eastAsia="黑体"/>
       <w:color w:val="008000"/>
     </w:rPr>
   </w:style>
   <w:style w:type="character" w:customStyle="1" w:styleId="ExtensionTok">
     <w:name w:val="ExtensionTok"/>
     <w:basedOn w:val="VerbatimChar"/>
-    <w:rPr/>
+    <w:rPr>
+      <w:rFonts w:eastAsia="黑体"/>
+    </w:rPr>
   </w:style>
   <w:style w:type="character" w:customStyle="1" w:styleId="PreprocessorTok">
     <w:name w:val="PreprocessorTok"/>
     <w:basedOn w:val="VerbatimChar"/>
     <w:rPr>
+      <w:rFonts w:eastAsia="黑体"/>
       <w:color w:val="bc7a00"/>
     </w:rPr>
   </w:style>
@@ -14683,18 +15270,22 @@
     <w:name w:val="AttributeTok"/>
     <w:basedOn w:val="VerbatimChar"/>
     <w:rPr>
+      <w:rFonts w:eastAsia="黑体"/>
       <w:color w:val="7d9029"/>
     </w:rPr>
   </w:style>
   <w:style w:type="character" w:customStyle="1" w:styleId="RegionMarkerTok">
     <w:name w:val="RegionMarkerTok"/>
     <w:basedOn w:val="VerbatimChar"/>
-    <w:rPr/>
+    <w:rPr>
+      <w:rFonts w:eastAsia="黑体"/>
+    </w:rPr>
   </w:style>
   <w:style w:type="character" w:customStyle="1" w:styleId="InformationTok">
     <w:name w:val="InformationTok"/>
     <w:basedOn w:val="VerbatimChar"/>
     <w:rPr>
+      <w:rFonts w:eastAsia="黑体"/>
       <w:b/>
       <w:i/>
       <w:color w:val="60a0b0"/>
@@ -14704,6 +15295,7 @@
     <w:name w:val="WarningTok"/>
     <w:basedOn w:val="VerbatimChar"/>
     <w:rPr>
+      <w:rFonts w:eastAsia="黑体"/>
       <w:b/>
       <w:i/>
       <w:color w:val="60a0b0"/>
@@ -14713,6 +15305,7 @@
     <w:name w:val="AlertTok"/>
     <w:basedOn w:val="VerbatimChar"/>
     <w:rPr>
+      <w:rFonts w:eastAsia="黑体"/>
       <w:b/>
       <w:color w:val="ff0000"/>
     </w:rPr>
@@ -14721,6 +15314,7 @@
     <w:name w:val="ErrorTok"/>
     <w:basedOn w:val="VerbatimChar"/>
     <w:rPr>
+      <w:rFonts w:eastAsia="黑体"/>
       <w:b/>
       <w:color w:val="ff0000"/>
     </w:rPr>
@@ -14728,7 +15322,9 @@
   <w:style w:type="character" w:customStyle="1" w:styleId="NormalTok">
     <w:name w:val="NormalTok"/>
     <w:basedOn w:val="VerbatimChar"/>
-    <w:rPr/>
+    <w:rPr>
+      <w:rFonts w:eastAsia="黑体"/>
+    </w:rPr>
   </w:style>
 </w:styles>
 </file>
@@ -14777,12 +15373,12 @@
     <a:fontScheme name="Office">
       <a:majorFont>
         <a:latin typeface="Calibri"/>
-        <a:ea typeface=""/>
+        <a:ea typeface="黑体"/>
         <a:cs typeface=""/>
         <a:font script="Jpan" typeface="ＭＳ ゴシック"/>
         <a:font script="Hang" typeface="맑은 고딕"/>
-        <a:font script="Hans" typeface="宋体"/>
-        <a:font script="Hant" typeface="新細明體"/>
+        <a:font script="Hans" typeface="黑体"/>
+        <a:font script="Hant" typeface="黑体"/>
         <a:font script="Arab" typeface="Times New Roman"/>
         <a:font script="Hebr" typeface="Times New Roman"/>
         <a:font script="Thai" typeface="Angsana New"/>
@@ -14812,12 +15408,12 @@
       </a:majorFont>
       <a:minorFont>
         <a:latin typeface="Cambria"/>
-        <a:ea typeface=""/>
+        <a:ea typeface="黑体"/>
         <a:cs typeface=""/>
         <a:font script="Jpan" typeface="ＭＳ 明朝"/>
         <a:font script="Hang" typeface="맑은 고딕"/>
-        <a:font script="Hans" typeface="宋体"/>
-        <a:font script="Hant" typeface="新細明體"/>
+        <a:font script="Hans" typeface="黑体"/>
+        <a:font script="Hant" typeface="黑体"/>
         <a:font script="Arab" typeface="Arial"/>
         <a:font script="Hebr" typeface="Arial"/>
         <a:font script="Thai" typeface="Cordia New"/>

--- a/02-放大电路/01-运算放大电路/电流检测放大电路/电流检测放大电路.docx
+++ b/02-放大电路/01-运算放大电路/电流检测放大电路/电流检测放大电路.docx
@@ -2302,7 +2302,7 @@
           <w:color w:val="555555"/>
           <w:sz w:val="21"/>
         </w:rPr>
-        <w:t>材料收集者：杜文杰，WX手机：19519196569，QQ:3478827729</w:t>
+        <w:t>材料收集者：杜文杰，微信/手机：19519196569，QQ:3478827729</w:t>
       </w:r>
     </w:p>
     <w:sectPr>
